--- a/Documentacion/Modulo_5_Tipado_Estatico_y_Calidad.docx
+++ b/Documentacion/Modulo_5_Tipado_Estatico_y_Calidad.docx
@@ -1,164 +1,175 @@
 
 <file path=word/document.xml><?xml version="1.0" encoding="utf-8"?>
-<w:document xmlns:w="http://schemas.openxmlformats.org/wordprocessingml/2006/main" xmlns:m="http://schemas.openxmlformats.org/officeDocument/2006/math" xmlns:r="http://schemas.openxmlformats.org/officeDocument/2006/relationships" xmlns:o="urn:schemas-microsoft-com:office:office" xmlns:v="urn:schemas-microsoft-com:vml" xmlns:w10="urn:schemas-microsoft-com:office:word" xmlns:a="http://schemas.openxmlformats.org/drawingml/2006/main" xmlns:pic="http://schemas.openxmlformats.org/drawingml/2006/picture" xmlns:wp="http://schemas.openxmlformats.org/drawingml/2006/wordprocessingDrawing">
+<w:document xmlns:wpc="http://schemas.microsoft.com/office/word/2010/wordprocessingCanvas" xmlns:cx="http://schemas.microsoft.com/office/drawing/2014/chartex" xmlns:cx1="http://schemas.microsoft.com/office/drawing/2015/9/8/chartex" xmlns:cx2="http://schemas.microsoft.com/office/drawing/2015/10/21/chartex" xmlns:cx3="http://schemas.microsoft.com/office/drawing/2016/5/9/chartex" xmlns:cx4="http://schemas.microsoft.com/office/drawing/2016/5/10/chartex" xmlns:cx5="http://schemas.microsoft.com/office/drawing/2016/5/11/chartex" xmlns:cx6="http://schemas.microsoft.com/office/drawing/2016/5/12/chartex" xmlns:cx7="http://schemas.microsoft.com/office/drawing/2016/5/13/chartex" xmlns:cx8="http://schemas.microsoft.com/office/drawing/2016/5/14/chartex" xmlns:mc="http://schemas.openxmlformats.org/markup-compatibility/2006" xmlns:aink="http://schemas.microsoft.com/office/drawing/2016/ink" xmlns:am3d="http://schemas.microsoft.com/office/drawing/2017/model3d" xmlns:o="urn:schemas-microsoft-com:office:office" xmlns:r="http://schemas.openxmlformats.org/officeDocument/2006/relationships" xmlns:m="http://schemas.openxmlformats.org/officeDocument/2006/math" xmlns:v="urn:schemas-microsoft-com:vml" xmlns:wp14="http://schemas.microsoft.com/office/word/2010/wordprocessingDrawing" xmlns:wp="http://schemas.openxmlformats.org/drawingml/2006/wordprocessingDrawing" xmlns:w10="urn:schemas-microsoft-com:office:word" xmlns:w="http://schemas.openxmlformats.org/wordprocessingml/2006/main" xmlns:w14="http://schemas.microsoft.com/office/word/2010/wordml" xmlns:w15="http://schemas.microsoft.com/office/word/2012/wordml" xmlns:w16cex="http://schemas.microsoft.com/office/word/2018/wordml/cex" xmlns:w16cid="http://schemas.microsoft.com/office/word/2016/wordml/cid" xmlns:w16="http://schemas.microsoft.com/office/word/2018/wordml" xmlns:w16sdtdh="http://schemas.microsoft.com/office/word/2020/wordml/sdtdatahash" xmlns:w16se="http://schemas.microsoft.com/office/word/2015/wordml/symex" xmlns:wpg="http://schemas.microsoft.com/office/word/2010/wordprocessingGroup" xmlns:wpi="http://schemas.microsoft.com/office/word/2010/wordprocessingInk" xmlns:wne="http://schemas.microsoft.com/office/word/2006/wordml" xmlns:wps="http://schemas.microsoft.com/office/word/2010/wordprocessingShape" mc:Ignorable="w14 w15 w16se w16cid w16 w16cex w16sdtdh wp14">
   <w:body>
-    <w:bookmarkStart w:id="46" w:name="X9dae13cea2f212afcf543babafa832c02dca3c9"/>
     <w:p>
       <w:pPr>
-        <w:pStyle w:val="Heading1"/>
+        <w:pStyle w:val="Ttulo1"/>
       </w:pPr>
-      <w:r>
-        <w:t xml:space="preserve">Módulo 5 — Tipado Estático Opcional y Calidad</w:t>
+      <w:bookmarkStart w:id="0" w:name="X9dae13cea2f212afcf543babafa832c02dca3c9"/>
+      <w:r>
+        <w:t>Módulo 5 — Tipado Estático Opcional y Calidad</w:t>
       </w:r>
     </w:p>
-    <w:bookmarkStart w:id="20" w:name="información-general"/>
     <w:p>
       <w:pPr>
-        <w:pStyle w:val="Heading2"/>
+        <w:pStyle w:val="Ttulo2"/>
       </w:pPr>
-      <w:r>
-        <w:t xml:space="preserve">Información General</w:t>
+      <w:bookmarkStart w:id="1" w:name="información-general"/>
+      <w:r>
+        <w:t>Información General</w:t>
       </w:r>
     </w:p>
     <w:tbl>
       <w:tblPr>
         <w:tblStyle w:val="Table"/>
-        <w:tblW w:type="auto" w:w="0"/>
-        <w:tblLook w:firstRow="1" w:lastRow="0" w:firstColumn="0" w:lastColumn="0" w:noHBand="0" w:noVBand="0" w:val="0020"/>
+        <w:tblW w:w="0" w:type="auto"/>
+        <w:tblLook w:val="0020" w:firstRow="1" w:lastRow="0" w:firstColumn="0" w:lastColumn="0" w:noHBand="0" w:noVBand="0"/>
       </w:tblPr>
       <w:tblGrid>
-        <w:gridCol w:w="3960"/>
-        <w:gridCol w:w="3960"/>
+        <w:gridCol w:w="998"/>
+        <w:gridCol w:w="3764"/>
       </w:tblGrid>
       <w:tr>
         <w:trPr>
-          <w:tblHeader w:val="true"/>
+          <w:cnfStyle w:val="100000000000" w:firstRow="1" w:lastRow="0" w:firstColumn="0" w:lastColumn="0" w:oddVBand="0" w:evenVBand="0" w:oddHBand="0" w:evenHBand="0" w:firstRowFirstColumn="0" w:firstRowLastColumn="0" w:lastRowFirstColumn="0" w:lastRowLastColumn="0"/>
+          <w:tblHeader/>
         </w:trPr>
         <w:tc>
-          <w:tcPr/>
+          <w:tcPr>
+            <w:tcW w:w="0" w:type="auto"/>
+          </w:tcPr>
           <w:p>
             <w:pPr>
               <w:pStyle w:val="Compact"/>
-              <w:jc w:val="left"/>
             </w:pPr>
             <w:r>
-              <w:t xml:space="preserve">Campo</w:t>
+              <w:t>Campo</w:t>
             </w:r>
           </w:p>
         </w:tc>
         <w:tc>
-          <w:tcPr/>
+          <w:tcPr>
+            <w:tcW w:w="0" w:type="auto"/>
+          </w:tcPr>
           <w:p>
             <w:pPr>
               <w:pStyle w:val="Compact"/>
-              <w:jc w:val="left"/>
             </w:pPr>
             <w:r>
-              <w:t xml:space="preserve">Detalle</w:t>
+              <w:t>Detalle</w:t>
             </w:r>
           </w:p>
         </w:tc>
       </w:tr>
       <w:tr>
         <w:tc>
-          <w:tcPr/>
+          <w:tcPr>
+            <w:tcW w:w="0" w:type="auto"/>
+          </w:tcPr>
           <w:p>
             <w:pPr>
               <w:pStyle w:val="Compact"/>
-              <w:jc w:val="left"/>
             </w:pPr>
             <w:r>
-              <w:t xml:space="preserve">Módulo</w:t>
+              <w:t>Módulo</w:t>
             </w:r>
           </w:p>
         </w:tc>
         <w:tc>
-          <w:tcPr/>
+          <w:tcPr>
+            <w:tcW w:w="0" w:type="auto"/>
+          </w:tcPr>
           <w:p>
             <w:pPr>
               <w:pStyle w:val="Compact"/>
-              <w:jc w:val="left"/>
             </w:pPr>
             <w:r>
-              <w:t xml:space="preserve">5</w:t>
+              <w:t>5</w:t>
             </w:r>
           </w:p>
         </w:tc>
       </w:tr>
       <w:tr>
         <w:tc>
-          <w:tcPr/>
+          <w:tcPr>
+            <w:tcW w:w="0" w:type="auto"/>
+          </w:tcPr>
           <w:p>
             <w:pPr>
               <w:pStyle w:val="Compact"/>
-              <w:jc w:val="left"/>
             </w:pPr>
             <w:r>
-              <w:t xml:space="preserve">Tema</w:t>
+              <w:t>Tema</w:t>
             </w:r>
           </w:p>
         </w:tc>
         <w:tc>
-          <w:tcPr/>
+          <w:tcPr>
+            <w:tcW w:w="0" w:type="auto"/>
+          </w:tcPr>
           <w:p>
             <w:pPr>
               <w:pStyle w:val="Compact"/>
-              <w:jc w:val="left"/>
             </w:pPr>
             <w:r>
-              <w:t xml:space="preserve">Tipado Estático Opcional y Calidad</w:t>
+              <w:t>Tipado Estático Opcional y Calidad</w:t>
             </w:r>
           </w:p>
         </w:tc>
       </w:tr>
       <w:tr>
         <w:tc>
-          <w:tcPr/>
+          <w:tcPr>
+            <w:tcW w:w="0" w:type="auto"/>
+          </w:tcPr>
           <w:p>
             <w:pPr>
               <w:pStyle w:val="Compact"/>
-              <w:jc w:val="left"/>
             </w:pPr>
             <w:r>
-              <w:t xml:space="preserve">Autor</w:t>
+              <w:t>Autor</w:t>
             </w:r>
           </w:p>
         </w:tc>
         <w:tc>
-          <w:tcPr/>
+          <w:tcPr>
+            <w:tcW w:w="0" w:type="auto"/>
+          </w:tcPr>
           <w:p>
             <w:pPr>
               <w:pStyle w:val="Compact"/>
-              <w:jc w:val="left"/>
             </w:pPr>
             <w:r>
-              <w:t xml:space="preserve">Ilse Rueda — Axity</w:t>
+              <w:t>Ilse Rueda — Axity</w:t>
             </w:r>
           </w:p>
         </w:tc>
       </w:tr>
       <w:tr>
         <w:tc>
-          <w:tcPr/>
+          <w:tcPr>
+            <w:tcW w:w="0" w:type="auto"/>
+          </w:tcPr>
           <w:p>
             <w:pPr>
               <w:pStyle w:val="Compact"/>
-              <w:jc w:val="left"/>
             </w:pPr>
             <w:r>
-              <w:t xml:space="preserve">Python</w:t>
+              <w:t>Python</w:t>
             </w:r>
           </w:p>
         </w:tc>
         <w:tc>
-          <w:tcPr/>
+          <w:tcPr>
+            <w:tcW w:w="0" w:type="auto"/>
+          </w:tcPr>
           <w:p>
             <w:pPr>
               <w:pStyle w:val="Compact"/>
-              <w:jc w:val="left"/>
             </w:pPr>
             <w:r>
-              <w:t xml:space="preserve">3.14</w:t>
+              <w:t>3.14</w:t>
             </w:r>
           </w:p>
         </w:tc>
@@ -166,146 +177,149 @@
     </w:tbl>
     <w:p>
       <w:r>
-        <w:pict>
-          <v:rect style="width:0;height:1.5pt" o:hralign="center" o:hrstd="t" o:hr="t"/>
+        <w:pict w14:anchorId="61CD9922">
+          <v:rect id="_x0000_i1025" style="width:0;height:1.5pt" o:hralign="center" o:hrstd="t" o:hr="t"/>
         </w:pict>
-      </w:r>
-    </w:p>
-    <w:bookmarkEnd w:id="20"/>
-    <w:bookmarkStart w:id="21" w:name="contenidos-clave"/>
-    <w:p>
-      <w:pPr>
-        <w:pStyle w:val="Heading2"/>
-      </w:pPr>
-      <w:r>
-        <w:t xml:space="preserve">Contenidos Clave</w:t>
       </w:r>
     </w:p>
     <w:p>
       <w:pPr>
-        <w:numPr>
-          <w:ilvl w:val="0"/>
-          <w:numId w:val="1001"/>
-        </w:numPr>
-        <w:pStyle w:val="Compact"/>
+        <w:pStyle w:val="Ttulo2"/>
       </w:pPr>
-      <w:r>
-        <w:t xml:space="preserve">Type hints y typing avanzado (Union, Literal, TypedDict, Protocol)</w:t>
+      <w:bookmarkStart w:id="2" w:name="contenidos-clave"/>
+      <w:bookmarkEnd w:id="1"/>
+      <w:r>
+        <w:t>Contenidos Clave</w:t>
       </w:r>
     </w:p>
     <w:p>
       <w:pPr>
+        <w:pStyle w:val="Compact"/>
         <w:numPr>
           <w:ilvl w:val="0"/>
-          <w:numId w:val="1001"/>
+          <w:numId w:val="2"/>
         </w:numPr>
-        <w:pStyle w:val="Compact"/>
       </w:pPr>
       <w:r>
-        <w:t xml:space="preserve">mypy/pyright; límites del tipado dinámico</w:t>
+        <w:t>Type hints y typing avanzado (Union, Literal, TypedDict, Protocol)</w:t>
       </w:r>
     </w:p>
     <w:p>
       <w:pPr>
+        <w:pStyle w:val="Compact"/>
         <w:numPr>
           <w:ilvl w:val="0"/>
-          <w:numId w:val="1001"/>
+          <w:numId w:val="2"/>
         </w:numPr>
-        <w:pStyle w:val="Compact"/>
       </w:pPr>
       <w:r>
-        <w:t xml:space="preserve">PEP 8 aplicado con ruff/black/isort; PEP 20 como guía de diseño</w:t>
+        <w:t>mypy/pyright; límites del tipado dinámico</w:t>
       </w:r>
     </w:p>
     <w:p>
       <w:pPr>
+        <w:pStyle w:val="Compact"/>
         <w:numPr>
           <w:ilvl w:val="0"/>
-          <w:numId w:val="1001"/>
+          <w:numId w:val="2"/>
         </w:numPr>
-        <w:pStyle w:val="Compact"/>
       </w:pPr>
       <w:r>
-        <w:t xml:space="preserve">Pre-commit y checks en CI</w:t>
-      </w:r>
-    </w:p>
-    <w:p>
-      <w:r>
-        <w:pict>
-          <v:rect style="width:0;height:1.5pt" o:hralign="center" o:hrstd="t" o:hr="t"/>
-        </w:pict>
-      </w:r>
-    </w:p>
-    <w:bookmarkEnd w:id="21"/>
-    <w:bookmarkStart w:id="22" w:name="objetivos"/>
-    <w:p>
-      <w:pPr>
-        <w:pStyle w:val="Heading2"/>
-      </w:pPr>
-      <w:r>
-        <w:t xml:space="preserve">Objetivos</w:t>
+        <w:t>PEP 8 aplicado con ruff/black/isort; PEP 20 como guía de diseño</w:t>
       </w:r>
     </w:p>
     <w:p>
       <w:pPr>
+        <w:pStyle w:val="Compact"/>
         <w:numPr>
           <w:ilvl w:val="0"/>
-          <w:numId w:val="1002"/>
+          <w:numId w:val="2"/>
         </w:numPr>
-        <w:pStyle w:val="Compact"/>
       </w:pPr>
       <w:r>
-        <w:t xml:space="preserve">Anotar tipos y verificar estáticamente</w:t>
+        <w:t>Pre-commit y checks en CI</w:t>
+      </w:r>
+    </w:p>
+    <w:p>
+      <w:r>
+        <w:pict w14:anchorId="27789B20">
+          <v:rect id="_x0000_i1026" style="width:0;height:1.5pt" o:hralign="center" o:hrstd="t" o:hr="t"/>
+        </w:pict>
       </w:r>
     </w:p>
     <w:p>
       <w:pPr>
-        <w:numPr>
-          <w:ilvl w:val="0"/>
-          <w:numId w:val="1002"/>
-        </w:numPr>
-        <w:pStyle w:val="Compact"/>
+        <w:pStyle w:val="Ttulo2"/>
       </w:pPr>
-      <w:r>
-        <w:t xml:space="preserve">Hacer cumplir PEP 8 y documentar excepciones</w:t>
+      <w:bookmarkStart w:id="3" w:name="objetivos"/>
+      <w:bookmarkEnd w:id="2"/>
+      <w:r>
+        <w:t>Objetivos</w:t>
       </w:r>
     </w:p>
     <w:p>
       <w:pPr>
+        <w:pStyle w:val="Compact"/>
         <w:numPr>
           <w:ilvl w:val="0"/>
-          <w:numId w:val="1002"/>
+          <w:numId w:val="3"/>
         </w:numPr>
-        <w:pStyle w:val="Compact"/>
       </w:pPr>
       <w:r>
-        <w:t xml:space="preserve">Integrar linters/formatters en CI</w:t>
+        <w:t>Anotar tipos y verificar estáticamente</w:t>
       </w:r>
     </w:p>
     <w:p>
-      <w:r>
-        <w:pict>
-          <v:rect style="width:0;height:1.5pt" o:hralign="center" o:hrstd="t" o:hr="t"/>
-        </w:pict>
+      <w:pPr>
+        <w:pStyle w:val="Compact"/>
+        <w:numPr>
+          <w:ilvl w:val="0"/>
+          <w:numId w:val="3"/>
+        </w:numPr>
+      </w:pPr>
+      <w:r>
+        <w:t xml:space="preserve">Hacer </w:t>
+      </w:r>
+      <w:r>
+        <w:t>cumplir PEP 8 y documentar excepciones</w:t>
       </w:r>
     </w:p>
-    <w:bookmarkEnd w:id="22"/>
-    <w:bookmarkStart w:id="29" w:name="type-hints-y-typing-avanzado"/>
     <w:p>
       <w:pPr>
-        <w:pStyle w:val="Heading2"/>
+        <w:pStyle w:val="Compact"/>
+        <w:numPr>
+          <w:ilvl w:val="0"/>
+          <w:numId w:val="3"/>
+        </w:numPr>
       </w:pPr>
       <w:r>
-        <w:t xml:space="preserve">1. Type Hints y Typing Avanzado</w:t>
+        <w:t>Integrar linters/formatters en CI</w:t>
       </w:r>
     </w:p>
-    <w:bookmarkStart w:id="23" w:name="anotaciones-básicas"/>
+    <w:p>
+      <w:r>
+        <w:pict w14:anchorId="58E3D212">
+          <v:rect id="_x0000_i1027" style="width:0;height:1.5pt" o:hralign="center" o:hrstd="t" o:hr="t"/>
+        </w:pict>
+      </w:r>
+    </w:p>
     <w:p>
       <w:pPr>
-        <w:pStyle w:val="Heading3"/>
+        <w:pStyle w:val="Ttulo2"/>
       </w:pPr>
-      <w:r>
-        <w:t xml:space="preserve">Anotaciones Básicas</w:t>
+      <w:bookmarkStart w:id="4" w:name="type-hints-y-typing-avanzado"/>
+      <w:bookmarkEnd w:id="3"/>
+      <w:r>
+        <w:t>1. Type Hints y Typing Avanzado</w:t>
+      </w:r>
+    </w:p>
+    <w:p>
+      <w:pPr>
+        <w:pStyle w:val="Ttulo3"/>
+      </w:pPr>
+      <w:bookmarkStart w:id="5" w:name="anotaciones-básicas"/>
+      <w:r>
+        <w:t>Anotaciones Básicas</w:t>
       </w:r>
     </w:p>
     <w:p>
@@ -322,7 +336,7 @@
         <w:rPr>
           <w:rStyle w:val="BuiltInTok"/>
         </w:rPr>
-        <w:t xml:space="preserve">str</w:t>
+        <w:t>str</w:t>
       </w:r>
       <w:r>
         <w:rPr>
@@ -334,7 +348,7 @@
         <w:rPr>
           <w:rStyle w:val="OperatorTok"/>
         </w:rPr>
-        <w:t xml:space="preserve">=</w:t>
+        <w:t>=</w:t>
       </w:r>
       <w:r>
         <w:rPr>
@@ -346,7 +360,7 @@
         <w:rPr>
           <w:rStyle w:val="StringTok"/>
         </w:rPr>
-        <w:t xml:space="preserve">"Ana"</w:t>
+        <w:t>"Ana"</w:t>
       </w:r>
       <w:r>
         <w:br/>
@@ -361,7 +375,7 @@
         <w:rPr>
           <w:rStyle w:val="BuiltInTok"/>
         </w:rPr>
-        <w:t xml:space="preserve">int</w:t>
+        <w:t>int</w:t>
       </w:r>
       <w:r>
         <w:rPr>
@@ -373,7 +387,7 @@
         <w:rPr>
           <w:rStyle w:val="OperatorTok"/>
         </w:rPr>
-        <w:t xml:space="preserve">=</w:t>
+        <w:t>=</w:t>
       </w:r>
       <w:r>
         <w:rPr>
@@ -385,7 +399,7 @@
         <w:rPr>
           <w:rStyle w:val="DecValTok"/>
         </w:rPr>
-        <w:t xml:space="preserve">30</w:t>
+        <w:t>30</w:t>
       </w:r>
       <w:r>
         <w:br/>
@@ -400,7 +414,7 @@
         <w:rPr>
           <w:rStyle w:val="BuiltInTok"/>
         </w:rPr>
-        <w:t xml:space="preserve">bool</w:t>
+        <w:t>bool</w:t>
       </w:r>
       <w:r>
         <w:rPr>
@@ -412,7 +426,7 @@
         <w:rPr>
           <w:rStyle w:val="OperatorTok"/>
         </w:rPr>
-        <w:t xml:space="preserve">=</w:t>
+        <w:t>=</w:t>
       </w:r>
       <w:r>
         <w:rPr>
@@ -424,7 +438,7 @@
         <w:rPr>
           <w:rStyle w:val="VariableTok"/>
         </w:rPr>
-        <w:t xml:space="preserve">True</w:t>
+        <w:t>True</w:t>
       </w:r>
       <w:r>
         <w:br/>
@@ -439,7 +453,7 @@
         <w:rPr>
           <w:rStyle w:val="BuiltInTok"/>
         </w:rPr>
-        <w:t xml:space="preserve">float</w:t>
+        <w:t>float</w:t>
       </w:r>
       <w:r>
         <w:rPr>
@@ -451,7 +465,7 @@
         <w:rPr>
           <w:rStyle w:val="OperatorTok"/>
         </w:rPr>
-        <w:t xml:space="preserve">=</w:t>
+        <w:t>=</w:t>
       </w:r>
       <w:r>
         <w:rPr>
@@ -463,19 +477,19 @@
         <w:rPr>
           <w:rStyle w:val="FloatTok"/>
         </w:rPr>
-        <w:t xml:space="preserve">9.99</w:t>
-      </w:r>
-      <w:r>
-        <w:br/>
-      </w:r>
-      <w:r>
-        <w:br/>
-      </w:r>
-      <w:r>
-        <w:rPr>
-          <w:rStyle w:val="KeywordTok"/>
-        </w:rPr>
-        <w:t xml:space="preserve">def</w:t>
+        <w:t>9.99</w:t>
+      </w:r>
+      <w:r>
+        <w:br/>
+      </w:r>
+      <w:r>
+        <w:br/>
+      </w:r>
+      <w:r>
+        <w:rPr>
+          <w:rStyle w:val="KeywordTok"/>
+        </w:rPr>
+        <w:t>def</w:t>
       </w:r>
       <w:r>
         <w:rPr>
@@ -487,7 +501,7 @@
         <w:rPr>
           <w:rStyle w:val="BuiltInTok"/>
         </w:rPr>
-        <w:t xml:space="preserve">str</w:t>
+        <w:t>str</w:t>
       </w:r>
       <w:r>
         <w:rPr>
@@ -499,7 +513,7 @@
         <w:rPr>
           <w:rStyle w:val="BuiltInTok"/>
         </w:rPr>
-        <w:t xml:space="preserve">int</w:t>
+        <w:t>int</w:t>
       </w:r>
       <w:r>
         <w:rPr>
@@ -511,7 +525,7 @@
         <w:rPr>
           <w:rStyle w:val="OperatorTok"/>
         </w:rPr>
-        <w:t xml:space="preserve">=</w:t>
+        <w:t>=</w:t>
       </w:r>
       <w:r>
         <w:rPr>
@@ -523,7 +537,7 @@
         <w:rPr>
           <w:rStyle w:val="DecValTok"/>
         </w:rPr>
-        <w:t xml:space="preserve">1</w:t>
+        <w:t>1</w:t>
       </w:r>
       <w:r>
         <w:rPr>
@@ -535,7 +549,7 @@
         <w:rPr>
           <w:rStyle w:val="OperatorTok"/>
         </w:rPr>
-        <w:t xml:space="preserve">-&gt;</w:t>
+        <w:t>-&gt;</w:t>
       </w:r>
       <w:r>
         <w:rPr>
@@ -547,13 +561,13 @@
         <w:rPr>
           <w:rStyle w:val="BuiltInTok"/>
         </w:rPr>
-        <w:t xml:space="preserve">str</w:t>
-      </w:r>
-      <w:r>
-        <w:rPr>
-          <w:rStyle w:val="NormalTok"/>
-        </w:rPr>
-        <w:t xml:space="preserve">:</w:t>
+        <w:t>str</w:t>
+      </w:r>
+      <w:r>
+        <w:rPr>
+          <w:rStyle w:val="NormalTok"/>
+        </w:rPr>
+        <w:t>:</w:t>
       </w:r>
       <w:r>
         <w:br/>
@@ -568,7 +582,7 @@
         <w:rPr>
           <w:rStyle w:val="ControlFlowTok"/>
         </w:rPr>
-        <w:t xml:space="preserve">return</w:t>
+        <w:t>return</w:t>
       </w:r>
       <w:r>
         <w:rPr>
@@ -586,25 +600,25 @@
         <w:rPr>
           <w:rStyle w:val="SpecialCharTok"/>
         </w:rPr>
-        <w:t xml:space="preserve">{</w:t>
-      </w:r>
-      <w:r>
-        <w:rPr>
-          <w:rStyle w:val="NormalTok"/>
-        </w:rPr>
-        <w:t xml:space="preserve">nombre</w:t>
+        <w:t>{</w:t>
+      </w:r>
+      <w:r>
+        <w:rPr>
+          <w:rStyle w:val="NormalTok"/>
+        </w:rPr>
+        <w:t>nombre</w:t>
       </w:r>
       <w:r>
         <w:rPr>
           <w:rStyle w:val="SpecialCharTok"/>
         </w:rPr>
-        <w:t xml:space="preserve">}</w:t>
+        <w:t>}</w:t>
       </w:r>
       <w:r>
         <w:rPr>
           <w:rStyle w:val="SpecialStringTok"/>
         </w:rPr>
-        <w:t xml:space="preserve">"</w:t>
+        <w:t>"</w:t>
       </w:r>
       <w:r>
         <w:rPr>
@@ -616,7 +630,7 @@
         <w:rPr>
           <w:rStyle w:val="OperatorTok"/>
         </w:rPr>
-        <w:t xml:space="preserve">*</w:t>
+        <w:t>*</w:t>
       </w:r>
       <w:r>
         <w:rPr>
@@ -625,14 +639,14 @@
         <w:t xml:space="preserve"> veces</w:t>
       </w:r>
     </w:p>
-    <w:bookmarkEnd w:id="23"/>
-    <w:bookmarkStart w:id="24" w:name="union-acepta-más-de-un-tipo"/>
     <w:p>
       <w:pPr>
-        <w:pStyle w:val="Heading3"/>
+        <w:pStyle w:val="Ttulo3"/>
       </w:pPr>
-      <w:r>
-        <w:t xml:space="preserve">Union — acepta más de un tipo</w:t>
+      <w:bookmarkStart w:id="6" w:name="union-acepta-más-de-un-tipo"/>
+      <w:bookmarkEnd w:id="5"/>
+      <w:r>
+        <w:t>Union — acepta más de un tipo</w:t>
       </w:r>
     </w:p>
     <w:p>
@@ -643,7 +657,7 @@
         <w:rPr>
           <w:rStyle w:val="CommentTok"/>
         </w:rPr>
-        <w:t xml:space="preserve"># Python 3.9 o anterior</w:t>
+        <w:t># Python 3.9 o anterior</w:t>
       </w:r>
       <w:r>
         <w:br/>
@@ -652,7 +666,7 @@
         <w:rPr>
           <w:rStyle w:val="ImportTok"/>
         </w:rPr>
-        <w:t xml:space="preserve">from</w:t>
+        <w:t>from</w:t>
       </w:r>
       <w:r>
         <w:rPr>
@@ -664,7 +678,7 @@
         <w:rPr>
           <w:rStyle w:val="ImportTok"/>
         </w:rPr>
-        <w:t xml:space="preserve">import</w:t>
+        <w:t>import</w:t>
       </w:r>
       <w:r>
         <w:rPr>
@@ -682,7 +696,7 @@
         <w:rPr>
           <w:rStyle w:val="KeywordTok"/>
         </w:rPr>
-        <w:t xml:space="preserve">def</w:t>
+        <w:t>def</w:t>
       </w:r>
       <w:r>
         <w:rPr>
@@ -694,7 +708,7 @@
         <w:rPr>
           <w:rStyle w:val="BuiltInTok"/>
         </w:rPr>
-        <w:t xml:space="preserve">int</w:t>
+        <w:t>int</w:t>
       </w:r>
       <w:r>
         <w:rPr>
@@ -706,7 +720,7 @@
         <w:rPr>
           <w:rStyle w:val="BuiltInTok"/>
         </w:rPr>
-        <w:t xml:space="preserve">str</w:t>
+        <w:t>str</w:t>
       </w:r>
       <w:r>
         <w:rPr>
@@ -718,7 +732,7 @@
         <w:rPr>
           <w:rStyle w:val="OperatorTok"/>
         </w:rPr>
-        <w:t xml:space="preserve">-&gt;</w:t>
+        <w:t>-&gt;</w:t>
       </w:r>
       <w:r>
         <w:rPr>
@@ -730,13 +744,13 @@
         <w:rPr>
           <w:rStyle w:val="BuiltInTok"/>
         </w:rPr>
-        <w:t xml:space="preserve">str</w:t>
-      </w:r>
-      <w:r>
-        <w:rPr>
-          <w:rStyle w:val="NormalTok"/>
-        </w:rPr>
-        <w:t xml:space="preserve">:</w:t>
+        <w:t>str</w:t>
+      </w:r>
+      <w:r>
+        <w:rPr>
+          <w:rStyle w:val="NormalTok"/>
+        </w:rPr>
+        <w:t>:</w:t>
       </w:r>
       <w:r>
         <w:br/>
@@ -751,7 +765,7 @@
         <w:rPr>
           <w:rStyle w:val="ControlFlowTok"/>
         </w:rPr>
-        <w:t xml:space="preserve">return</w:t>
+        <w:t>return</w:t>
       </w:r>
       <w:r>
         <w:rPr>
@@ -763,13 +777,13 @@
         <w:rPr>
           <w:rStyle w:val="BuiltInTok"/>
         </w:rPr>
-        <w:t xml:space="preserve">str</w:t>
-      </w:r>
-      <w:r>
-        <w:rPr>
-          <w:rStyle w:val="NormalTok"/>
-        </w:rPr>
-        <w:t xml:space="preserve">(valor)</w:t>
+        <w:t>str</w:t>
+      </w:r>
+      <w:r>
+        <w:rPr>
+          <w:rStyle w:val="NormalTok"/>
+        </w:rPr>
+        <w:t>(valor)</w:t>
       </w:r>
       <w:r>
         <w:br/>
@@ -781,16 +795,17 @@
         <w:rPr>
           <w:rStyle w:val="CommentTok"/>
         </w:rPr>
-        <w:t xml:space="preserve"># Python 3.10+ (forma moderna con |)</w:t>
-      </w:r>
-      <w:r>
-        <w:br/>
-      </w:r>
-      <w:r>
-        <w:rPr>
-          <w:rStyle w:val="KeywordTok"/>
-        </w:rPr>
-        <w:t xml:space="preserve">def</w:t>
+        <w:t># Python 3.10+ (forma moderna con |)</w:t>
+      </w:r>
+      <w:r>
+        <w:br/>
+      </w:r>
+      <w:r>
+        <w:rPr>
+          <w:rStyle w:val="KeywordTok"/>
+        </w:rPr>
+        <w:lastRenderedPageBreak/>
+        <w:t>def</w:t>
       </w:r>
       <w:r>
         <w:rPr>
@@ -802,7 +817,13 @@
         <w:rPr>
           <w:rStyle w:val="BuiltInTok"/>
         </w:rPr>
-        <w:t xml:space="preserve">int</w:t>
+        <w:t>i</w:t>
+      </w:r>
+      <w:r>
+        <w:rPr>
+          <w:rStyle w:val="BuiltInTok"/>
+        </w:rPr>
+        <w:t>nt</w:t>
       </w:r>
       <w:r>
         <w:rPr>
@@ -814,7 +835,7 @@
         <w:rPr>
           <w:rStyle w:val="OperatorTok"/>
         </w:rPr>
-        <w:t xml:space="preserve">|</w:t>
+        <w:t>|</w:t>
       </w:r>
       <w:r>
         <w:rPr>
@@ -826,7 +847,7 @@
         <w:rPr>
           <w:rStyle w:val="BuiltInTok"/>
         </w:rPr>
-        <w:t xml:space="preserve">str</w:t>
+        <w:t>str</w:t>
       </w:r>
       <w:r>
         <w:rPr>
@@ -838,7 +859,7 @@
         <w:rPr>
           <w:rStyle w:val="OperatorTok"/>
         </w:rPr>
-        <w:t xml:space="preserve">-&gt;</w:t>
+        <w:t>-&gt;</w:t>
       </w:r>
       <w:r>
         <w:rPr>
@@ -850,13 +871,13 @@
         <w:rPr>
           <w:rStyle w:val="BuiltInTok"/>
         </w:rPr>
-        <w:t xml:space="preserve">str</w:t>
-      </w:r>
-      <w:r>
-        <w:rPr>
-          <w:rStyle w:val="NormalTok"/>
-        </w:rPr>
-        <w:t xml:space="preserve">:</w:t>
+        <w:t>str</w:t>
+      </w:r>
+      <w:r>
+        <w:rPr>
+          <w:rStyle w:val="NormalTok"/>
+        </w:rPr>
+        <w:t>:</w:t>
       </w:r>
       <w:r>
         <w:br/>
@@ -871,7 +892,7 @@
         <w:rPr>
           <w:rStyle w:val="ControlFlowTok"/>
         </w:rPr>
-        <w:t xml:space="preserve">return</w:t>
+        <w:t>return</w:t>
       </w:r>
       <w:r>
         <w:rPr>
@@ -883,23 +904,23 @@
         <w:rPr>
           <w:rStyle w:val="BuiltInTok"/>
         </w:rPr>
-        <w:t xml:space="preserve">str</w:t>
-      </w:r>
-      <w:r>
-        <w:rPr>
-          <w:rStyle w:val="NormalTok"/>
-        </w:rPr>
-        <w:t xml:space="preserve">(valor)</w:t>
+        <w:t>str</w:t>
+      </w:r>
+      <w:r>
+        <w:rPr>
+          <w:rStyle w:val="NormalTok"/>
+        </w:rPr>
+        <w:t>(valor)</w:t>
       </w:r>
     </w:p>
-    <w:bookmarkEnd w:id="24"/>
-    <w:bookmarkStart w:id="25" w:name="literal-valores-exactos-permitidos"/>
     <w:p>
       <w:pPr>
-        <w:pStyle w:val="Heading3"/>
+        <w:pStyle w:val="Ttulo3"/>
       </w:pPr>
-      <w:r>
-        <w:t xml:space="preserve">Literal — valores exactos permitidos</w:t>
+      <w:bookmarkStart w:id="7" w:name="literal-valores-exactos-permitidos"/>
+      <w:bookmarkEnd w:id="6"/>
+      <w:r>
+        <w:t>Literal — valores exactos permitidos</w:t>
       </w:r>
     </w:p>
     <w:p>
@@ -910,7 +931,7 @@
         <w:rPr>
           <w:rStyle w:val="ImportTok"/>
         </w:rPr>
-        <w:t xml:space="preserve">from</w:t>
+        <w:t>from</w:t>
       </w:r>
       <w:r>
         <w:rPr>
@@ -922,7 +943,7 @@
         <w:rPr>
           <w:rStyle w:val="ImportTok"/>
         </w:rPr>
-        <w:t xml:space="preserve">import</w:t>
+        <w:t>import</w:t>
       </w:r>
       <w:r>
         <w:rPr>
@@ -946,7 +967,7 @@
         <w:rPr>
           <w:rStyle w:val="OperatorTok"/>
         </w:rPr>
-        <w:t xml:space="preserve">=</w:t>
+        <w:t>=</w:t>
       </w:r>
       <w:r>
         <w:rPr>
@@ -958,7 +979,7 @@
         <w:rPr>
           <w:rStyle w:val="StringTok"/>
         </w:rPr>
-        <w:t xml:space="preserve">"admin"</w:t>
+        <w:t>"admin"</w:t>
       </w:r>
       <w:r>
         <w:rPr>
@@ -970,7 +991,7 @@
         <w:rPr>
           <w:rStyle w:val="StringTok"/>
         </w:rPr>
-        <w:t xml:space="preserve">"editor"</w:t>
+        <w:t>"editor"</w:t>
       </w:r>
       <w:r>
         <w:rPr>
@@ -982,25 +1003,25 @@
         <w:rPr>
           <w:rStyle w:val="StringTok"/>
         </w:rPr>
-        <w:t xml:space="preserve">"viewer"</w:t>
-      </w:r>
-      <w:r>
-        <w:rPr>
-          <w:rStyle w:val="NormalTok"/>
-        </w:rPr>
-        <w:t xml:space="preserve">]</w:t>
-      </w:r>
-      <w:r>
-        <w:br/>
-      </w:r>
-      <w:r>
-        <w:br/>
-      </w:r>
-      <w:r>
-        <w:rPr>
-          <w:rStyle w:val="KeywordTok"/>
-        </w:rPr>
-        <w:t xml:space="preserve">def</w:t>
+        <w:t>"viewer"</w:t>
+      </w:r>
+      <w:r>
+        <w:rPr>
+          <w:rStyle w:val="NormalTok"/>
+        </w:rPr>
+        <w:t>]</w:t>
+      </w:r>
+      <w:r>
+        <w:br/>
+      </w:r>
+      <w:r>
+        <w:br/>
+      </w:r>
+      <w:r>
+        <w:rPr>
+          <w:rStyle w:val="KeywordTok"/>
+        </w:rPr>
+        <w:t>def</w:t>
       </w:r>
       <w:r>
         <w:rPr>
@@ -1012,7 +1033,7 @@
         <w:rPr>
           <w:rStyle w:val="BuiltInTok"/>
         </w:rPr>
-        <w:t xml:space="preserve">str</w:t>
+        <w:t>str</w:t>
       </w:r>
       <w:r>
         <w:rPr>
@@ -1024,7 +1045,7 @@
         <w:rPr>
           <w:rStyle w:val="OperatorTok"/>
         </w:rPr>
-        <w:t xml:space="preserve">-&gt;</w:t>
+        <w:t>-&gt;</w:t>
       </w:r>
       <w:r>
         <w:rPr>
@@ -1036,13 +1057,13 @@
         <w:rPr>
           <w:rStyle w:val="VariableTok"/>
         </w:rPr>
-        <w:t xml:space="preserve">None</w:t>
-      </w:r>
-      <w:r>
-        <w:rPr>
-          <w:rStyle w:val="NormalTok"/>
-        </w:rPr>
-        <w:t xml:space="preserve">:</w:t>
+        <w:t>None</w:t>
+      </w:r>
+      <w:r>
+        <w:rPr>
+          <w:rStyle w:val="NormalTok"/>
+        </w:rPr>
+        <w:t>:</w:t>
       </w:r>
       <w:r>
         <w:br/>
@@ -1057,37 +1078,37 @@
         <w:rPr>
           <w:rStyle w:val="BuiltInTok"/>
         </w:rPr>
-        <w:t xml:space="preserve">print</w:t>
-      </w:r>
-      <w:r>
-        <w:rPr>
-          <w:rStyle w:val="NormalTok"/>
-        </w:rPr>
-        <w:t xml:space="preserve">(</w:t>
+        <w:t>print</w:t>
+      </w:r>
+      <w:r>
+        <w:rPr>
+          <w:rStyle w:val="NormalTok"/>
+        </w:rPr>
+        <w:t>(</w:t>
       </w:r>
       <w:r>
         <w:rPr>
           <w:rStyle w:val="SpecialStringTok"/>
         </w:rPr>
-        <w:t xml:space="preserve">f"</w:t>
+        <w:t>f"</w:t>
       </w:r>
       <w:r>
         <w:rPr>
           <w:rStyle w:val="SpecialCharTok"/>
         </w:rPr>
-        <w:t xml:space="preserve">{</w:t>
-      </w:r>
-      <w:r>
-        <w:rPr>
-          <w:rStyle w:val="NormalTok"/>
-        </w:rPr>
-        <w:t xml:space="preserve">usuario</w:t>
+        <w:t>{</w:t>
+      </w:r>
+      <w:r>
+        <w:rPr>
+          <w:rStyle w:val="NormalTok"/>
+        </w:rPr>
+        <w:t>usuario</w:t>
       </w:r>
       <w:r>
         <w:rPr>
           <w:rStyle w:val="SpecialCharTok"/>
         </w:rPr>
-        <w:t xml:space="preserve">}</w:t>
+        <w:t>}</w:t>
       </w:r>
       <w:r>
         <w:rPr>
@@ -1099,41 +1120,41 @@
         <w:rPr>
           <w:rStyle w:val="SpecialCharTok"/>
         </w:rPr>
-        <w:t xml:space="preserve">{</w:t>
-      </w:r>
-      <w:r>
-        <w:rPr>
-          <w:rStyle w:val="NormalTok"/>
-        </w:rPr>
-        <w:t xml:space="preserve">rol</w:t>
+        <w:t>{</w:t>
+      </w:r>
+      <w:r>
+        <w:rPr>
+          <w:rStyle w:val="NormalTok"/>
+        </w:rPr>
+        <w:t>rol</w:t>
       </w:r>
       <w:r>
         <w:rPr>
           <w:rStyle w:val="SpecialCharTok"/>
         </w:rPr>
-        <w:t xml:space="preserve">}</w:t>
+        <w:t>}</w:t>
       </w:r>
       <w:r>
         <w:rPr>
           <w:rStyle w:val="SpecialStringTok"/>
         </w:rPr>
-        <w:t xml:space="preserve">"</w:t>
-      </w:r>
-      <w:r>
-        <w:rPr>
-          <w:rStyle w:val="NormalTok"/>
-        </w:rPr>
-        <w:t xml:space="preserve">)</w:t>
+        <w:t>"</w:t>
+      </w:r>
+      <w:r>
+        <w:rPr>
+          <w:rStyle w:val="NormalTok"/>
+        </w:rPr>
+        <w:t>)</w:t>
       </w:r>
     </w:p>
-    <w:bookmarkEnd w:id="25"/>
-    <w:bookmarkStart w:id="26" w:name="Xaacc7f6ad32f3ec91f5db2366d8b714c0df9e54"/>
     <w:p>
       <w:pPr>
-        <w:pStyle w:val="Heading3"/>
+        <w:pStyle w:val="Ttulo3"/>
       </w:pPr>
-      <w:r>
-        <w:t xml:space="preserve">TypedDict — diccionarios con estructura fija</w:t>
+      <w:bookmarkStart w:id="8" w:name="Xaacc7f6ad32f3ec91f5db2366d8b714c0df9e54"/>
+      <w:bookmarkEnd w:id="7"/>
+      <w:r>
+        <w:t>TypedDict — diccionarios con estructura fija</w:t>
       </w:r>
     </w:p>
     <w:p>
@@ -1144,7 +1165,7 @@
         <w:rPr>
           <w:rStyle w:val="ImportTok"/>
         </w:rPr>
-        <w:t xml:space="preserve">from</w:t>
+        <w:t>from</w:t>
       </w:r>
       <w:r>
         <w:rPr>
@@ -1156,7 +1177,7 @@
         <w:rPr>
           <w:rStyle w:val="ImportTok"/>
         </w:rPr>
-        <w:t xml:space="preserve">import</w:t>
+        <w:t>import</w:t>
       </w:r>
       <w:r>
         <w:rPr>
@@ -1174,7 +1195,7 @@
         <w:rPr>
           <w:rStyle w:val="KeywordTok"/>
         </w:rPr>
-        <w:t xml:space="preserve">class</w:t>
+        <w:t>class</w:t>
       </w:r>
       <w:r>
         <w:rPr>
@@ -1195,7 +1216,7 @@
         <w:rPr>
           <w:rStyle w:val="BuiltInTok"/>
         </w:rPr>
-        <w:t xml:space="preserve">str</w:t>
+        <w:t>str</w:t>
       </w:r>
       <w:r>
         <w:br/>
@@ -1210,7 +1231,7 @@
         <w:rPr>
           <w:rStyle w:val="BuiltInTok"/>
         </w:rPr>
-        <w:t xml:space="preserve">float</w:t>
+        <w:t>float</w:t>
       </w:r>
       <w:r>
         <w:br/>
@@ -1225,19 +1246,19 @@
         <w:rPr>
           <w:rStyle w:val="BuiltInTok"/>
         </w:rPr>
-        <w:t xml:space="preserve">bool</w:t>
-      </w:r>
-      <w:r>
-        <w:br/>
-      </w:r>
-      <w:r>
-        <w:br/>
-      </w:r>
-      <w:r>
-        <w:rPr>
-          <w:rStyle w:val="KeywordTok"/>
-        </w:rPr>
-        <w:t xml:space="preserve">class</w:t>
+        <w:t>bool</w:t>
+      </w:r>
+      <w:r>
+        <w:br/>
+      </w:r>
+      <w:r>
+        <w:br/>
+      </w:r>
+      <w:r>
+        <w:rPr>
+          <w:rStyle w:val="KeywordTok"/>
+        </w:rPr>
+        <w:t>class</w:t>
       </w:r>
       <w:r>
         <w:rPr>
@@ -1258,7 +1279,7 @@
         <w:rPr>
           <w:rStyle w:val="BuiltInTok"/>
         </w:rPr>
-        <w:t xml:space="preserve">str</w:t>
+        <w:t>str</w:t>
       </w:r>
       <w:r>
         <w:br/>
@@ -1273,22 +1294,28 @@
         <w:rPr>
           <w:rStyle w:val="BuiltInTok"/>
         </w:rPr>
-        <w:t xml:space="preserve">float</w:t>
-      </w:r>
-      <w:r>
-        <w:br/>
-      </w:r>
-      <w:r>
-        <w:rPr>
-          <w:rStyle w:val="NormalTok"/>
-        </w:rPr>
-        <w:t xml:space="preserve">    descripcion: NotRequired[</w:t>
+        <w:t>float</w:t>
+      </w:r>
+      <w:r>
+        <w:br/>
+      </w:r>
+      <w:r>
+        <w:rPr>
+          <w:rStyle w:val="NormalTok"/>
+        </w:rPr>
+        <w:t xml:space="preserve">    descripcion:</w:t>
+      </w:r>
+      <w:r>
+        <w:rPr>
+          <w:rStyle w:val="NormalTok"/>
+        </w:rPr>
+        <w:t xml:space="preserve"> NotRequired[</w:t>
       </w:r>
       <w:r>
         <w:rPr>
           <w:rStyle w:val="BuiltInTok"/>
         </w:rPr>
-        <w:t xml:space="preserve">str</w:t>
+        <w:t>str</w:t>
       </w:r>
       <w:r>
         <w:rPr>
@@ -1300,17 +1327,17 @@
         <w:rPr>
           <w:rStyle w:val="CommentTok"/>
         </w:rPr>
-        <w:t xml:space="preserve"># campo opcional</w:t>
+        <w:t># campo opcional</w:t>
       </w:r>
     </w:p>
-    <w:bookmarkEnd w:id="26"/>
-    <w:bookmarkStart w:id="27" w:name="protocol-duck-typing-con-tipos"/>
     <w:p>
       <w:pPr>
-        <w:pStyle w:val="Heading3"/>
+        <w:pStyle w:val="Ttulo3"/>
       </w:pPr>
-      <w:r>
-        <w:t xml:space="preserve">Protocol — duck typing con tipos</w:t>
+      <w:bookmarkStart w:id="9" w:name="protocol-duck-typing-con-tipos"/>
+      <w:bookmarkEnd w:id="8"/>
+      <w:r>
+        <w:t>Protocol — duck typing con tipos</w:t>
       </w:r>
     </w:p>
     <w:p>
@@ -1321,7 +1348,7 @@
         <w:rPr>
           <w:rStyle w:val="ImportTok"/>
         </w:rPr>
-        <w:t xml:space="preserve">from</w:t>
+        <w:t>from</w:t>
       </w:r>
       <w:r>
         <w:rPr>
@@ -1333,7 +1360,7 @@
         <w:rPr>
           <w:rStyle w:val="ImportTok"/>
         </w:rPr>
-        <w:t xml:space="preserve">import</w:t>
+        <w:t>import</w:t>
       </w:r>
       <w:r>
         <w:rPr>
@@ -1351,7 +1378,7 @@
         <w:rPr>
           <w:rStyle w:val="KeywordTok"/>
         </w:rPr>
-        <w:t xml:space="preserve">class</w:t>
+        <w:t>class</w:t>
       </w:r>
       <w:r>
         <w:rPr>
@@ -1372,7 +1399,7 @@
         <w:rPr>
           <w:rStyle w:val="KeywordTok"/>
         </w:rPr>
-        <w:t xml:space="preserve">def</w:t>
+        <w:t>def</w:t>
       </w:r>
       <w:r>
         <w:rPr>
@@ -1384,7 +1411,7 @@
         <w:rPr>
           <w:rStyle w:val="VariableTok"/>
         </w:rPr>
-        <w:t xml:space="preserve">self</w:t>
+        <w:t>self</w:t>
       </w:r>
       <w:r>
         <w:rPr>
@@ -1396,7 +1423,7 @@
         <w:rPr>
           <w:rStyle w:val="OperatorTok"/>
         </w:rPr>
-        <w:t xml:space="preserve">-&gt;</w:t>
+        <w:t>-&gt;</w:t>
       </w:r>
       <w:r>
         <w:rPr>
@@ -1408,13 +1435,13 @@
         <w:rPr>
           <w:rStyle w:val="BuiltInTok"/>
         </w:rPr>
-        <w:t xml:space="preserve">bool</w:t>
-      </w:r>
-      <w:r>
-        <w:rPr>
-          <w:rStyle w:val="NormalTok"/>
-        </w:rPr>
-        <w:t xml:space="preserve">: ...</w:t>
+        <w:t>bool</w:t>
+      </w:r>
+      <w:r>
+        <w:rPr>
+          <w:rStyle w:val="NormalTok"/>
+        </w:rPr>
+        <w:t>: ...</w:t>
       </w:r>
       <w:r>
         <w:br/>
@@ -1429,7 +1456,7 @@
         <w:rPr>
           <w:rStyle w:val="KeywordTok"/>
         </w:rPr>
-        <w:t xml:space="preserve">def</w:t>
+        <w:t>def</w:t>
       </w:r>
       <w:r>
         <w:rPr>
@@ -1441,7 +1468,7 @@
         <w:rPr>
           <w:rStyle w:val="VariableTok"/>
         </w:rPr>
-        <w:t xml:space="preserve">self</w:t>
+        <w:t>self</w:t>
       </w:r>
       <w:r>
         <w:rPr>
@@ -1453,7 +1480,7 @@
         <w:rPr>
           <w:rStyle w:val="BuiltInTok"/>
         </w:rPr>
-        <w:t xml:space="preserve">id</w:t>
+        <w:t>id</w:t>
       </w:r>
       <w:r>
         <w:rPr>
@@ -1465,7 +1492,7 @@
         <w:rPr>
           <w:rStyle w:val="BuiltInTok"/>
         </w:rPr>
-        <w:t xml:space="preserve">int</w:t>
+        <w:t>int</w:t>
       </w:r>
       <w:r>
         <w:rPr>
@@ -1477,7 +1504,7 @@
         <w:rPr>
           <w:rStyle w:val="OperatorTok"/>
         </w:rPr>
-        <w:t xml:space="preserve">-&gt;</w:t>
+        <w:t>-&gt;</w:t>
       </w:r>
       <w:r>
         <w:rPr>
@@ -1489,25 +1516,25 @@
         <w:rPr>
           <w:rStyle w:val="VariableTok"/>
         </w:rPr>
-        <w:t xml:space="preserve">None</w:t>
-      </w:r>
-      <w:r>
-        <w:rPr>
-          <w:rStyle w:val="NormalTok"/>
-        </w:rPr>
-        <w:t xml:space="preserve">: ...</w:t>
-      </w:r>
-      <w:r>
-        <w:br/>
-      </w:r>
-      <w:r>
-        <w:br/>
-      </w:r>
-      <w:r>
-        <w:rPr>
-          <w:rStyle w:val="KeywordTok"/>
-        </w:rPr>
-        <w:t xml:space="preserve">class</w:t>
+        <w:t>None</w:t>
+      </w:r>
+      <w:r>
+        <w:rPr>
+          <w:rStyle w:val="NormalTok"/>
+        </w:rPr>
+        <w:t>: ...</w:t>
+      </w:r>
+      <w:r>
+        <w:br/>
+      </w:r>
+      <w:r>
+        <w:br/>
+      </w:r>
+      <w:r>
+        <w:rPr>
+          <w:rStyle w:val="KeywordTok"/>
+        </w:rPr>
+        <w:t>class</w:t>
       </w:r>
       <w:r>
         <w:rPr>
@@ -1528,7 +1555,7 @@
         <w:rPr>
           <w:rStyle w:val="KeywordTok"/>
         </w:rPr>
-        <w:t xml:space="preserve">def</w:t>
+        <w:t>def</w:t>
       </w:r>
       <w:r>
         <w:rPr>
@@ -1540,7 +1567,7 @@
         <w:rPr>
           <w:rStyle w:val="VariableTok"/>
         </w:rPr>
-        <w:t xml:space="preserve">self</w:t>
+        <w:t>self</w:t>
       </w:r>
       <w:r>
         <w:rPr>
@@ -1552,7 +1579,7 @@
         <w:rPr>
           <w:rStyle w:val="OperatorTok"/>
         </w:rPr>
-        <w:t xml:space="preserve">-&gt;</w:t>
+        <w:t>-&gt;</w:t>
       </w:r>
       <w:r>
         <w:rPr>
@@ -1564,13 +1591,13 @@
         <w:rPr>
           <w:rStyle w:val="BuiltInTok"/>
         </w:rPr>
-        <w:t xml:space="preserve">bool</w:t>
-      </w:r>
-      <w:r>
-        <w:rPr>
-          <w:rStyle w:val="NormalTok"/>
-        </w:rPr>
-        <w:t xml:space="preserve">:</w:t>
+        <w:t>bool</w:t>
+      </w:r>
+      <w:r>
+        <w:rPr>
+          <w:rStyle w:val="NormalTok"/>
+        </w:rPr>
+        <w:t>:</w:t>
       </w:r>
       <w:r>
         <w:br/>
@@ -1585,7 +1612,7 @@
         <w:rPr>
           <w:rStyle w:val="ControlFlowTok"/>
         </w:rPr>
-        <w:t xml:space="preserve">return</w:t>
+        <w:t>return</w:t>
       </w:r>
       <w:r>
         <w:rPr>
@@ -1597,7 +1624,7 @@
         <w:rPr>
           <w:rStyle w:val="VariableTok"/>
         </w:rPr>
-        <w:t xml:space="preserve">True</w:t>
+        <w:t>True</w:t>
       </w:r>
       <w:r>
         <w:br/>
@@ -1612,7 +1639,7 @@
         <w:rPr>
           <w:rStyle w:val="KeywordTok"/>
         </w:rPr>
-        <w:t xml:space="preserve">def</w:t>
+        <w:t>def</w:t>
       </w:r>
       <w:r>
         <w:rPr>
@@ -1624,7 +1651,7 @@
         <w:rPr>
           <w:rStyle w:val="VariableTok"/>
         </w:rPr>
-        <w:t xml:space="preserve">self</w:t>
+        <w:t>self</w:t>
       </w:r>
       <w:r>
         <w:rPr>
@@ -1636,7 +1663,7 @@
         <w:rPr>
           <w:rStyle w:val="BuiltInTok"/>
         </w:rPr>
-        <w:t xml:space="preserve">id</w:t>
+        <w:t>id</w:t>
       </w:r>
       <w:r>
         <w:rPr>
@@ -1648,7 +1675,7 @@
         <w:rPr>
           <w:rStyle w:val="BuiltInTok"/>
         </w:rPr>
-        <w:t xml:space="preserve">int</w:t>
+        <w:t>int</w:t>
       </w:r>
       <w:r>
         <w:rPr>
@@ -1660,7 +1687,7 @@
         <w:rPr>
           <w:rStyle w:val="OperatorTok"/>
         </w:rPr>
-        <w:t xml:space="preserve">-&gt;</w:t>
+        <w:t>-&gt;</w:t>
       </w:r>
       <w:r>
         <w:rPr>
@@ -1672,13 +1699,13 @@
         <w:rPr>
           <w:rStyle w:val="VariableTok"/>
         </w:rPr>
-        <w:t xml:space="preserve">None</w:t>
-      </w:r>
-      <w:r>
-        <w:rPr>
-          <w:rStyle w:val="NormalTok"/>
-        </w:rPr>
-        <w:t xml:space="preserve">:</w:t>
+        <w:t>None</w:t>
+      </w:r>
+      <w:r>
+        <w:rPr>
+          <w:rStyle w:val="NormalTok"/>
+        </w:rPr>
+        <w:t>:</w:t>
       </w:r>
       <w:r>
         <w:br/>
@@ -1693,13 +1720,13 @@
         <w:rPr>
           <w:rStyle w:val="BuiltInTok"/>
         </w:rPr>
-        <w:t xml:space="preserve">print</w:t>
-      </w:r>
-      <w:r>
-        <w:rPr>
-          <w:rStyle w:val="NormalTok"/>
-        </w:rPr>
-        <w:t xml:space="preserve">(</w:t>
+        <w:t>print</w:t>
+      </w:r>
+      <w:r>
+        <w:rPr>
+          <w:rStyle w:val="NormalTok"/>
+        </w:rPr>
+        <w:t>(</w:t>
       </w:r>
       <w:r>
         <w:rPr>
@@ -1711,43 +1738,43 @@
         <w:rPr>
           <w:rStyle w:val="SpecialCharTok"/>
         </w:rPr>
-        <w:t xml:space="preserve">{</w:t>
+        <w:t>{</w:t>
       </w:r>
       <w:r>
         <w:rPr>
           <w:rStyle w:val="BuiltInTok"/>
         </w:rPr>
-        <w:t xml:space="preserve">id</w:t>
+        <w:t>id</w:t>
       </w:r>
       <w:r>
         <w:rPr>
           <w:rStyle w:val="SpecialCharTok"/>
         </w:rPr>
-        <w:t xml:space="preserve">}</w:t>
+        <w:t>}</w:t>
       </w:r>
       <w:r>
         <w:rPr>
           <w:rStyle w:val="SpecialStringTok"/>
         </w:rPr>
-        <w:t xml:space="preserve">"</w:t>
-      </w:r>
-      <w:r>
-        <w:rPr>
-          <w:rStyle w:val="NormalTok"/>
-        </w:rPr>
-        <w:t xml:space="preserve">)</w:t>
-      </w:r>
-      <w:r>
-        <w:br/>
-      </w:r>
-      <w:r>
-        <w:br/>
-      </w:r>
-      <w:r>
-        <w:rPr>
-          <w:rStyle w:val="KeywordTok"/>
-        </w:rPr>
-        <w:t xml:space="preserve">def</w:t>
+        <w:t>"</w:t>
+      </w:r>
+      <w:r>
+        <w:rPr>
+          <w:rStyle w:val="NormalTok"/>
+        </w:rPr>
+        <w:t>)</w:t>
+      </w:r>
+      <w:r>
+        <w:br/>
+      </w:r>
+      <w:r>
+        <w:br/>
+      </w:r>
+      <w:r>
+        <w:rPr>
+          <w:rStyle w:val="KeywordTok"/>
+        </w:rPr>
+        <w:t>def</w:t>
       </w:r>
       <w:r>
         <w:rPr>
@@ -1759,7 +1786,7 @@
         <w:rPr>
           <w:rStyle w:val="OperatorTok"/>
         </w:rPr>
-        <w:t xml:space="preserve">-&gt;</w:t>
+        <w:t>-&gt;</w:t>
       </w:r>
       <w:r>
         <w:rPr>
@@ -1771,13 +1798,13 @@
         <w:rPr>
           <w:rStyle w:val="VariableTok"/>
         </w:rPr>
-        <w:t xml:space="preserve">None</w:t>
-      </w:r>
-      <w:r>
-        <w:rPr>
-          <w:rStyle w:val="NormalTok"/>
-        </w:rPr>
-        <w:t xml:space="preserve">:</w:t>
+        <w:t>None</w:t>
+      </w:r>
+      <w:r>
+        <w:rPr>
+          <w:rStyle w:val="NormalTok"/>
+        </w:rPr>
+        <w:t>:</w:t>
       </w:r>
       <w:r>
         <w:br/>
@@ -1789,14 +1816,14 @@
         <w:t xml:space="preserve">    repo.guardar()</w:t>
       </w:r>
     </w:p>
-    <w:bookmarkEnd w:id="27"/>
-    <w:bookmarkStart w:id="28" w:name="tipos-avanzados-adicionales"/>
     <w:p>
       <w:pPr>
-        <w:pStyle w:val="Heading3"/>
+        <w:pStyle w:val="Ttulo3"/>
       </w:pPr>
-      <w:r>
-        <w:t xml:space="preserve">Tipos Avanzados Adicionales</w:t>
+      <w:bookmarkStart w:id="10" w:name="tipos-avanzados-adicionales"/>
+      <w:bookmarkEnd w:id="9"/>
+      <w:r>
+        <w:t>Tipos Avanzados Adicionales</w:t>
       </w:r>
     </w:p>
     <w:p>
@@ -1807,7 +1834,7 @@
         <w:rPr>
           <w:rStyle w:val="ImportTok"/>
         </w:rPr>
-        <w:t xml:space="preserve">from</w:t>
+        <w:t>from</w:t>
       </w:r>
       <w:r>
         <w:rPr>
@@ -1819,7 +1846,7 @@
         <w:rPr>
           <w:rStyle w:val="ImportTok"/>
         </w:rPr>
-        <w:t xml:space="preserve">import</w:t>
+        <w:t>import</w:t>
       </w:r>
       <w:r>
         <w:rPr>
@@ -1837,16 +1864,16 @@
         <w:rPr>
           <w:rStyle w:val="CommentTok"/>
         </w:rPr>
-        <w:t xml:space="preserve"># Optional moderno</w:t>
-      </w:r>
-      <w:r>
-        <w:br/>
-      </w:r>
-      <w:r>
-        <w:rPr>
-          <w:rStyle w:val="KeywordTok"/>
-        </w:rPr>
-        <w:t xml:space="preserve">def</w:t>
+        <w:t># Optional moderno</w:t>
+      </w:r>
+      <w:r>
+        <w:br/>
+      </w:r>
+      <w:r>
+        <w:rPr>
+          <w:rStyle w:val="KeywordTok"/>
+        </w:rPr>
+        <w:t>def</w:t>
       </w:r>
       <w:r>
         <w:rPr>
@@ -1858,7 +1885,7 @@
         <w:rPr>
           <w:rStyle w:val="BuiltInTok"/>
         </w:rPr>
-        <w:t xml:space="preserve">id</w:t>
+        <w:t>id</w:t>
       </w:r>
       <w:r>
         <w:rPr>
@@ -1870,7 +1897,7 @@
         <w:rPr>
           <w:rStyle w:val="BuiltInTok"/>
         </w:rPr>
-        <w:t xml:space="preserve">int</w:t>
+        <w:t>int</w:t>
       </w:r>
       <w:r>
         <w:rPr>
@@ -1882,7 +1909,7 @@
         <w:rPr>
           <w:rStyle w:val="OperatorTok"/>
         </w:rPr>
-        <w:t xml:space="preserve">-&gt;</w:t>
+        <w:t>-&gt;</w:t>
       </w:r>
       <w:r>
         <w:rPr>
@@ -1894,7 +1921,7 @@
         <w:rPr>
           <w:rStyle w:val="BuiltInTok"/>
         </w:rPr>
-        <w:t xml:space="preserve">str</w:t>
+        <w:t>str</w:t>
       </w:r>
       <w:r>
         <w:rPr>
@@ -1906,7 +1933,7 @@
         <w:rPr>
           <w:rStyle w:val="OperatorTok"/>
         </w:rPr>
-        <w:t xml:space="preserve">|</w:t>
+        <w:t>|</w:t>
       </w:r>
       <w:r>
         <w:rPr>
@@ -1918,13 +1945,13 @@
         <w:rPr>
           <w:rStyle w:val="VariableTok"/>
         </w:rPr>
-        <w:t xml:space="preserve">None</w:t>
-      </w:r>
-      <w:r>
-        <w:rPr>
-          <w:rStyle w:val="NormalTok"/>
-        </w:rPr>
-        <w:t xml:space="preserve">:</w:t>
+        <w:t>None</w:t>
+      </w:r>
+      <w:r>
+        <w:rPr>
+          <w:rStyle w:val="NormalTok"/>
+        </w:rPr>
+        <w:t>:</w:t>
       </w:r>
       <w:r>
         <w:br/>
@@ -1939,7 +1966,7 @@
         <w:rPr>
           <w:rStyle w:val="ControlFlowTok"/>
         </w:rPr>
-        <w:t xml:space="preserve">return</w:t>
+        <w:t>return</w:t>
       </w:r>
       <w:r>
         <w:rPr>
@@ -1951,7 +1978,7 @@
         <w:rPr>
           <w:rStyle w:val="VariableTok"/>
         </w:rPr>
-        <w:t xml:space="preserve">None</w:t>
+        <w:t>None</w:t>
       </w:r>
       <w:r>
         <w:br/>
@@ -1963,16 +1990,16 @@
         <w:rPr>
           <w:rStyle w:val="CommentTok"/>
         </w:rPr>
-        <w:t xml:space="preserve"># Callable — funciones como parámetros</w:t>
-      </w:r>
-      <w:r>
-        <w:br/>
-      </w:r>
-      <w:r>
-        <w:rPr>
-          <w:rStyle w:val="KeywordTok"/>
-        </w:rPr>
-        <w:t xml:space="preserve">def</w:t>
+        <w:t># Callable — funciones como parámetros</w:t>
+      </w:r>
+      <w:r>
+        <w:br/>
+      </w:r>
+      <w:r>
+        <w:rPr>
+          <w:rStyle w:val="KeywordTok"/>
+        </w:rPr>
+        <w:t>def</w:t>
       </w:r>
       <w:r>
         <w:rPr>
@@ -1984,7 +2011,7 @@
         <w:rPr>
           <w:rStyle w:val="BuiltInTok"/>
         </w:rPr>
-        <w:t xml:space="preserve">int</w:t>
+        <w:t>int</w:t>
       </w:r>
       <w:r>
         <w:rPr>
@@ -1996,7 +2023,7 @@
         <w:rPr>
           <w:rStyle w:val="BuiltInTok"/>
         </w:rPr>
-        <w:t xml:space="preserve">str</w:t>
+        <w:t>str</w:t>
       </w:r>
       <w:r>
         <w:rPr>
@@ -2008,7 +2035,7 @@
         <w:rPr>
           <w:rStyle w:val="BuiltInTok"/>
         </w:rPr>
-        <w:t xml:space="preserve">bool</w:t>
+        <w:t>bool</w:t>
       </w:r>
       <w:r>
         <w:rPr>
@@ -2020,7 +2047,7 @@
         <w:rPr>
           <w:rStyle w:val="OperatorTok"/>
         </w:rPr>
-        <w:t xml:space="preserve">-&gt;</w:t>
+        <w:t>-&gt;</w:t>
       </w:r>
       <w:r>
         <w:rPr>
@@ -2032,13 +2059,13 @@
         <w:rPr>
           <w:rStyle w:val="BuiltInTok"/>
         </w:rPr>
-        <w:t xml:space="preserve">bool</w:t>
-      </w:r>
-      <w:r>
-        <w:rPr>
-          <w:rStyle w:val="NormalTok"/>
-        </w:rPr>
-        <w:t xml:space="preserve">:</w:t>
+        <w:t>bool</w:t>
+      </w:r>
+      <w:r>
+        <w:rPr>
+          <w:rStyle w:val="NormalTok"/>
+        </w:rPr>
+        <w:t>:</w:t>
       </w:r>
       <w:r>
         <w:br/>
@@ -2053,7 +2080,7 @@
         <w:rPr>
           <w:rStyle w:val="ControlFlowTok"/>
         </w:rPr>
-        <w:t xml:space="preserve">return</w:t>
+        <w:t>return</w:t>
       </w:r>
       <w:r>
         <w:rPr>
@@ -2065,7 +2092,7 @@
         <w:rPr>
           <w:rStyle w:val="DecValTok"/>
         </w:rPr>
-        <w:t xml:space="preserve">1</w:t>
+        <w:t>1</w:t>
       </w:r>
       <w:r>
         <w:rPr>
@@ -2077,34 +2104,35 @@
         <w:rPr>
           <w:rStyle w:val="StringTok"/>
         </w:rPr>
-        <w:t xml:space="preserve">"test"</w:t>
-      </w:r>
-      <w:r>
-        <w:rPr>
-          <w:rStyle w:val="NormalTok"/>
-        </w:rPr>
-        <w:t xml:space="preserve">)</w:t>
-      </w:r>
-      <w:r>
-        <w:br/>
-      </w:r>
-      <w:r>
+        <w:t>"test"</w:t>
+      </w:r>
+      <w:r>
+        <w:rPr>
+          <w:rStyle w:val="NormalTok"/>
+        </w:rPr>
+        <w:t>)</w:t>
+      </w:r>
+      <w:r>
+        <w:br/>
+      </w:r>
+      <w:r>
+        <w:lastRenderedPageBreak/>
         <w:br/>
       </w:r>
       <w:r>
         <w:rPr>
           <w:rStyle w:val="CommentTok"/>
         </w:rPr>
-        <w:t xml:space="preserve"># Genéricos — sintaxis moderna Python 3.12+</w:t>
-      </w:r>
-      <w:r>
-        <w:br/>
-      </w:r>
-      <w:r>
-        <w:rPr>
-          <w:rStyle w:val="KeywordTok"/>
-        </w:rPr>
-        <w:t xml:space="preserve">def</w:t>
+        <w:t># Genéricos — sintaxis moderna Python 3.12+</w:t>
+      </w:r>
+      <w:r>
+        <w:br/>
+      </w:r>
+      <w:r>
+        <w:rPr>
+          <w:rStyle w:val="KeywordTok"/>
+        </w:rPr>
+        <w:t>def</w:t>
       </w:r>
       <w:r>
         <w:rPr>
@@ -2116,7 +2144,7 @@
         <w:rPr>
           <w:rStyle w:val="BuiltInTok"/>
         </w:rPr>
-        <w:t xml:space="preserve">list</w:t>
+        <w:t>list</w:t>
       </w:r>
       <w:r>
         <w:rPr>
@@ -2128,7 +2156,7 @@
         <w:rPr>
           <w:rStyle w:val="OperatorTok"/>
         </w:rPr>
-        <w:t xml:space="preserve">-&gt;</w:t>
+        <w:t>-&gt;</w:t>
       </w:r>
       <w:r>
         <w:rPr>
@@ -2149,7 +2177,7 @@
         <w:rPr>
           <w:rStyle w:val="ControlFlowTok"/>
         </w:rPr>
-        <w:t xml:space="preserve">return</w:t>
+        <w:t>return</w:t>
       </w:r>
       <w:r>
         <w:rPr>
@@ -2161,25 +2189,25 @@
         <w:rPr>
           <w:rStyle w:val="DecValTok"/>
         </w:rPr>
-        <w:t xml:space="preserve">0</w:t>
-      </w:r>
-      <w:r>
-        <w:rPr>
-          <w:rStyle w:val="NormalTok"/>
-        </w:rPr>
-        <w:t xml:space="preserve">]</w:t>
-      </w:r>
-      <w:r>
-        <w:br/>
-      </w:r>
-      <w:r>
-        <w:br/>
-      </w:r>
-      <w:r>
-        <w:rPr>
-          <w:rStyle w:val="KeywordTok"/>
-        </w:rPr>
-        <w:t xml:space="preserve">class</w:t>
+        <w:t>0</w:t>
+      </w:r>
+      <w:r>
+        <w:rPr>
+          <w:rStyle w:val="NormalTok"/>
+        </w:rPr>
+        <w:t>]</w:t>
+      </w:r>
+      <w:r>
+        <w:br/>
+      </w:r>
+      <w:r>
+        <w:br/>
+      </w:r>
+      <w:r>
+        <w:rPr>
+          <w:rStyle w:val="KeywordTok"/>
+        </w:rPr>
+        <w:t>class</w:t>
       </w:r>
       <w:r>
         <w:rPr>
@@ -2200,7 +2228,7 @@
         <w:rPr>
           <w:rStyle w:val="KeywordTok"/>
         </w:rPr>
-        <w:t xml:space="preserve">def</w:t>
+        <w:t>def</w:t>
       </w:r>
       <w:r>
         <w:rPr>
@@ -2212,19 +2240,19 @@
         <w:rPr>
           <w:rStyle w:val="FunctionTok"/>
         </w:rPr>
-        <w:t xml:space="preserve">__init__</w:t>
-      </w:r>
-      <w:r>
-        <w:rPr>
-          <w:rStyle w:val="NormalTok"/>
-        </w:rPr>
-        <w:t xml:space="preserve">(</w:t>
+        <w:t>__init__</w:t>
+      </w:r>
+      <w:r>
+        <w:rPr>
+          <w:rStyle w:val="NormalTok"/>
+        </w:rPr>
+        <w:t>(</w:t>
       </w:r>
       <w:r>
         <w:rPr>
           <w:rStyle w:val="VariableTok"/>
         </w:rPr>
-        <w:t xml:space="preserve">self</w:t>
+        <w:t>self</w:t>
       </w:r>
       <w:r>
         <w:rPr>
@@ -2236,7 +2264,7 @@
         <w:rPr>
           <w:rStyle w:val="OperatorTok"/>
         </w:rPr>
-        <w:t xml:space="preserve">-&gt;</w:t>
+        <w:t>-&gt;</w:t>
       </w:r>
       <w:r>
         <w:rPr>
@@ -2248,13 +2276,13 @@
         <w:rPr>
           <w:rStyle w:val="VariableTok"/>
         </w:rPr>
-        <w:t xml:space="preserve">None</w:t>
-      </w:r>
-      <w:r>
-        <w:rPr>
-          <w:rStyle w:val="NormalTok"/>
-        </w:rPr>
-        <w:t xml:space="preserve">:</w:t>
+        <w:t>None</w:t>
+      </w:r>
+      <w:r>
+        <w:rPr>
+          <w:rStyle w:val="NormalTok"/>
+        </w:rPr>
+        <w:t>:</w:t>
       </w:r>
       <w:r>
         <w:br/>
@@ -2269,7 +2297,7 @@
         <w:rPr>
           <w:rStyle w:val="VariableTok"/>
         </w:rPr>
-        <w:t xml:space="preserve">self</w:t>
+        <w:t>self</w:t>
       </w:r>
       <w:r>
         <w:rPr>
@@ -2281,7 +2309,7 @@
         <w:rPr>
           <w:rStyle w:val="OperatorTok"/>
         </w:rPr>
-        <w:t xml:space="preserve">=</w:t>
+        <w:t>=</w:t>
       </w:r>
       <w:r>
         <w:rPr>
@@ -2302,7 +2330,7 @@
         <w:rPr>
           <w:rStyle w:val="KeywordTok"/>
         </w:rPr>
-        <w:t xml:space="preserve">def</w:t>
+        <w:t>def</w:t>
       </w:r>
       <w:r>
         <w:rPr>
@@ -2314,7 +2342,7 @@
         <w:rPr>
           <w:rStyle w:val="VariableTok"/>
         </w:rPr>
-        <w:t xml:space="preserve">self</w:t>
+        <w:t>self</w:t>
       </w:r>
       <w:r>
         <w:rPr>
@@ -2326,7 +2354,7 @@
         <w:rPr>
           <w:rStyle w:val="OperatorTok"/>
         </w:rPr>
-        <w:t xml:space="preserve">-&gt;</w:t>
+        <w:t>-&gt;</w:t>
       </w:r>
       <w:r>
         <w:rPr>
@@ -2347,7 +2375,7 @@
         <w:rPr>
           <w:rStyle w:val="ControlFlowTok"/>
         </w:rPr>
-        <w:t xml:space="preserve">return</w:t>
+        <w:t>return</w:t>
       </w:r>
       <w:r>
         <w:rPr>
@@ -2359,40 +2387,40 @@
         <w:rPr>
           <w:rStyle w:val="VariableTok"/>
         </w:rPr>
-        <w:t xml:space="preserve">self</w:t>
-      </w:r>
-      <w:r>
-        <w:rPr>
-          <w:rStyle w:val="NormalTok"/>
-        </w:rPr>
-        <w:t xml:space="preserve">.contenido</w:t>
+        <w:t>self</w:t>
+      </w:r>
+      <w:r>
+        <w:rPr>
+          <w:rStyle w:val="NormalTok"/>
+        </w:rPr>
+        <w:t>.contenido</w:t>
       </w:r>
     </w:p>
     <w:p>
       <w:r>
-        <w:pict>
-          <v:rect style="width:0;height:1.5pt" o:hralign="center" o:hrstd="t" o:hr="t"/>
+        <w:pict w14:anchorId="36FEE644">
+          <v:rect id="_x0000_i1028" style="width:0;height:1.5pt" o:hralign="center" o:hrstd="t" o:hr="t"/>
         </w:pict>
       </w:r>
     </w:p>
-    <w:bookmarkEnd w:id="28"/>
-    <w:bookmarkEnd w:id="29"/>
-    <w:bookmarkStart w:id="33" w:name="configuración-de-mypy"/>
     <w:p>
       <w:pPr>
-        <w:pStyle w:val="Heading2"/>
+        <w:pStyle w:val="Ttulo2"/>
       </w:pPr>
-      <w:r>
-        <w:t xml:space="preserve">2. Configuración de mypy</w:t>
+      <w:bookmarkStart w:id="11" w:name="configuración-de-mypy"/>
+      <w:bookmarkEnd w:id="4"/>
+      <w:bookmarkEnd w:id="10"/>
+      <w:r>
+        <w:t>2. Configuración de mypy</w:t>
       </w:r>
     </w:p>
-    <w:bookmarkStart w:id="30" w:name="mypy.ini"/>
     <w:p>
       <w:pPr>
-        <w:pStyle w:val="Heading3"/>
+        <w:pStyle w:val="Ttulo3"/>
       </w:pPr>
-      <w:r>
-        <w:t xml:space="preserve">mypy.ini</w:t>
+      <w:bookmarkStart w:id="12" w:name="mypy.ini"/>
+      <w:r>
+        <w:t>mypy.ini</w:t>
       </w:r>
     </w:p>
     <w:p>
@@ -2403,7 +2431,7 @@
         <w:rPr>
           <w:rStyle w:val="KeywordTok"/>
         </w:rPr>
-        <w:t xml:space="preserve">[mypy]</w:t>
+        <w:t>[mypy]</w:t>
       </w:r>
       <w:r>
         <w:br/>
@@ -2418,7 +2446,7 @@
         <w:rPr>
           <w:rStyle w:val="OtherTok"/>
         </w:rPr>
-        <w:t xml:space="preserve">=</w:t>
+        <w:t>=</w:t>
       </w:r>
       <w:r>
         <w:rPr>
@@ -2430,7 +2458,7 @@
         <w:rPr>
           <w:rStyle w:val="FloatTok"/>
         </w:rPr>
-        <w:t xml:space="preserve">3.12</w:t>
+        <w:t>3.12</w:t>
       </w:r>
       <w:r>
         <w:br/>
@@ -2445,7 +2473,7 @@
         <w:rPr>
           <w:rStyle w:val="OtherTok"/>
         </w:rPr>
-        <w:t xml:space="preserve">=</w:t>
+        <w:t>=</w:t>
       </w:r>
       <w:r>
         <w:rPr>
@@ -2457,7 +2485,7 @@
         <w:rPr>
           <w:rStyle w:val="KeywordTok"/>
         </w:rPr>
-        <w:t xml:space="preserve">true</w:t>
+        <w:t>true</w:t>
       </w:r>
       <w:r>
         <w:br/>
@@ -2472,7 +2500,7 @@
         <w:rPr>
           <w:rStyle w:val="OtherTok"/>
         </w:rPr>
-        <w:t xml:space="preserve">=</w:t>
+        <w:t>=</w:t>
       </w:r>
       <w:r>
         <w:rPr>
@@ -2484,7 +2512,7 @@
         <w:rPr>
           <w:rStyle w:val="KeywordTok"/>
         </w:rPr>
-        <w:t xml:space="preserve">true</w:t>
+        <w:t>true</w:t>
       </w:r>
       <w:r>
         <w:br/>
@@ -2499,7 +2527,7 @@
         <w:rPr>
           <w:rStyle w:val="OtherTok"/>
         </w:rPr>
-        <w:t xml:space="preserve">=</w:t>
+        <w:t>=</w:t>
       </w:r>
       <w:r>
         <w:rPr>
@@ -2511,7 +2539,7 @@
         <w:rPr>
           <w:rStyle w:val="KeywordTok"/>
         </w:rPr>
-        <w:t xml:space="preserve">true</w:t>
+        <w:t>true</w:t>
       </w:r>
       <w:r>
         <w:br/>
@@ -2526,7 +2554,7 @@
         <w:rPr>
           <w:rStyle w:val="OtherTok"/>
         </w:rPr>
-        <w:t xml:space="preserve">=</w:t>
+        <w:t>=</w:t>
       </w:r>
       <w:r>
         <w:rPr>
@@ -2538,7 +2566,7 @@
         <w:rPr>
           <w:rStyle w:val="KeywordTok"/>
         </w:rPr>
-        <w:t xml:space="preserve">true</w:t>
+        <w:t>true</w:t>
       </w:r>
       <w:r>
         <w:br/>
@@ -2553,7 +2581,7 @@
         <w:rPr>
           <w:rStyle w:val="OtherTok"/>
         </w:rPr>
-        <w:t xml:space="preserve">=</w:t>
+        <w:t>=</w:t>
       </w:r>
       <w:r>
         <w:rPr>
@@ -2565,17 +2593,17 @@
         <w:rPr>
           <w:rStyle w:val="KeywordTok"/>
         </w:rPr>
-        <w:t xml:space="preserve">true</w:t>
+        <w:t>true</w:t>
       </w:r>
     </w:p>
-    <w:bookmarkEnd w:id="30"/>
-    <w:bookmarkStart w:id="31" w:name="ejecución"/>
     <w:p>
       <w:pPr>
-        <w:pStyle w:val="Heading3"/>
+        <w:pStyle w:val="Ttulo3"/>
       </w:pPr>
-      <w:r>
-        <w:t xml:space="preserve">Ejecución</w:t>
+      <w:bookmarkStart w:id="13" w:name="ejecución"/>
+      <w:bookmarkEnd w:id="12"/>
+      <w:r>
+        <w:t>Ejecución</w:t>
       </w:r>
     </w:p>
     <w:p>
@@ -2586,7 +2614,7 @@
         <w:rPr>
           <w:rStyle w:val="ExtensionTok"/>
         </w:rPr>
-        <w:t xml:space="preserve">mypy</w:t>
+        <w:t>mypy</w:t>
       </w:r>
       <w:r>
         <w:rPr>
@@ -2595,14 +2623,14 @@
         <w:t xml:space="preserve"> modulo_5/type_hints.py</w:t>
       </w:r>
     </w:p>
-    <w:bookmarkEnd w:id="31"/>
-    <w:bookmarkStart w:id="32" w:name="resultado-obtenido"/>
     <w:p>
       <w:pPr>
-        <w:pStyle w:val="Heading3"/>
+        <w:pStyle w:val="Ttulo3"/>
       </w:pPr>
-      <w:r>
-        <w:t xml:space="preserve">Resultado obtenido</w:t>
+      <w:bookmarkStart w:id="14" w:name="resultado-obtenido"/>
+      <w:bookmarkEnd w:id="13"/>
+      <w:r>
+        <w:t>Resultado obtenido</w:t>
       </w:r>
     </w:p>
     <w:p>
@@ -2613,34 +2641,34 @@
         <w:rPr>
           <w:rStyle w:val="VerbatimChar"/>
         </w:rPr>
-        <w:t xml:space="preserve">Success: no issues found in 1 source file</w:t>
+        <w:t>Success: no issues found in 1 source file</w:t>
       </w:r>
     </w:p>
     <w:p>
       <w:r>
-        <w:pict>
-          <v:rect style="width:0;height:1.5pt" o:hralign="center" o:hrstd="t" o:hr="t"/>
+        <w:pict w14:anchorId="6BD47D7E">
+          <v:rect id="_x0000_i1029" style="width:0;height:1.5pt" o:hralign="center" o:hrstd="t" o:hr="t"/>
         </w:pict>
       </w:r>
     </w:p>
-    <w:bookmarkEnd w:id="32"/>
-    <w:bookmarkEnd w:id="33"/>
-    <w:bookmarkStart w:id="38" w:name="configuración-de-ruff-black-e-isort"/>
     <w:p>
       <w:pPr>
-        <w:pStyle w:val="Heading2"/>
+        <w:pStyle w:val="Ttulo2"/>
       </w:pPr>
-      <w:r>
-        <w:t xml:space="preserve">3. Configuración de ruff, black e isort</w:t>
+      <w:bookmarkStart w:id="15" w:name="configuración-de-ruff-black-e-isort"/>
+      <w:bookmarkEnd w:id="11"/>
+      <w:bookmarkEnd w:id="14"/>
+      <w:r>
+        <w:t>3. Configuración de ruff, black e isort</w:t>
       </w:r>
     </w:p>
-    <w:bookmarkStart w:id="34" w:name="pyproject.toml"/>
     <w:p>
       <w:pPr>
-        <w:pStyle w:val="Heading3"/>
+        <w:pStyle w:val="Ttulo3"/>
       </w:pPr>
-      <w:r>
-        <w:t xml:space="preserve">pyproject.toml</w:t>
+      <w:bookmarkStart w:id="16" w:name="pyproject.toml"/>
+      <w:r>
+        <w:t>pyproject.toml</w:t>
       </w:r>
     </w:p>
     <w:p>
@@ -2651,31 +2679,31 @@
         <w:rPr>
           <w:rStyle w:val="KeywordTok"/>
         </w:rPr>
-        <w:t xml:space="preserve">[</w:t>
+        <w:t>[</w:t>
       </w:r>
       <w:r>
         <w:rPr>
           <w:rStyle w:val="DataTypeTok"/>
         </w:rPr>
-        <w:t xml:space="preserve">tool</w:t>
-      </w:r>
-      <w:r>
-        <w:rPr>
-          <w:rStyle w:val="KeywordTok"/>
-        </w:rPr>
-        <w:t xml:space="preserve">.</w:t>
+        <w:t>tool</w:t>
+      </w:r>
+      <w:r>
+        <w:rPr>
+          <w:rStyle w:val="KeywordTok"/>
+        </w:rPr>
+        <w:t>.</w:t>
       </w:r>
       <w:r>
         <w:rPr>
           <w:rStyle w:val="DataTypeTok"/>
         </w:rPr>
-        <w:t xml:space="preserve">black</w:t>
-      </w:r>
-      <w:r>
-        <w:rPr>
-          <w:rStyle w:val="KeywordTok"/>
-        </w:rPr>
-        <w:t xml:space="preserve">]</w:t>
+        <w:t>black</w:t>
+      </w:r>
+      <w:r>
+        <w:rPr>
+          <w:rStyle w:val="KeywordTok"/>
+        </w:rPr>
+        <w:t>]</w:t>
       </w:r>
       <w:r>
         <w:br/>
@@ -2684,7 +2712,7 @@
         <w:rPr>
           <w:rStyle w:val="DataTypeTok"/>
         </w:rPr>
-        <w:t xml:space="preserve">target-version</w:t>
+        <w:t>target-version</w:t>
       </w:r>
       <w:r>
         <w:rPr>
@@ -2696,7 +2724,7 @@
         <w:rPr>
           <w:rStyle w:val="OperatorTok"/>
         </w:rPr>
-        <w:t xml:space="preserve">=</w:t>
+        <w:t>=</w:t>
       </w:r>
       <w:r>
         <w:rPr>
@@ -2708,31 +2736,31 @@
         <w:rPr>
           <w:rStyle w:val="OperatorTok"/>
         </w:rPr>
-        <w:t xml:space="preserve">[</w:t>
+        <w:t>[</w:t>
       </w:r>
       <w:r>
         <w:rPr>
           <w:rStyle w:val="StringTok"/>
         </w:rPr>
-        <w:t xml:space="preserve">'</w:t>
+        <w:t>'</w:t>
       </w:r>
       <w:r>
         <w:rPr>
           <w:rStyle w:val="VerbatimStringTok"/>
         </w:rPr>
-        <w:t xml:space="preserve">py312</w:t>
+        <w:t>py312</w:t>
       </w:r>
       <w:r>
         <w:rPr>
           <w:rStyle w:val="StringTok"/>
         </w:rPr>
-        <w:t xml:space="preserve">'</w:t>
+        <w:t>'</w:t>
       </w:r>
       <w:r>
         <w:rPr>
           <w:rStyle w:val="OperatorTok"/>
         </w:rPr>
-        <w:t xml:space="preserve">]</w:t>
+        <w:t>]</w:t>
       </w:r>
       <w:r>
         <w:br/>
@@ -2741,7 +2769,7 @@
         <w:rPr>
           <w:rStyle w:val="DataTypeTok"/>
         </w:rPr>
-        <w:t xml:space="preserve">line-length</w:t>
+        <w:t>line-length</w:t>
       </w:r>
       <w:r>
         <w:rPr>
@@ -2753,7 +2781,7 @@
         <w:rPr>
           <w:rStyle w:val="OperatorTok"/>
         </w:rPr>
-        <w:t xml:space="preserve">=</w:t>
+        <w:t>=</w:t>
       </w:r>
       <w:r>
         <w:rPr>
@@ -2765,43 +2793,43 @@
         <w:rPr>
           <w:rStyle w:val="DecValTok"/>
         </w:rPr>
-        <w:t xml:space="preserve">88</w:t>
-      </w:r>
-      <w:r>
-        <w:br/>
-      </w:r>
-      <w:r>
-        <w:br/>
-      </w:r>
-      <w:r>
-        <w:rPr>
-          <w:rStyle w:val="KeywordTok"/>
-        </w:rPr>
-        <w:t xml:space="preserve">[</w:t>
+        <w:t>88</w:t>
+      </w:r>
+      <w:r>
+        <w:br/>
+      </w:r>
+      <w:r>
+        <w:br/>
+      </w:r>
+      <w:r>
+        <w:rPr>
+          <w:rStyle w:val="KeywordTok"/>
+        </w:rPr>
+        <w:t>[</w:t>
       </w:r>
       <w:r>
         <w:rPr>
           <w:rStyle w:val="DataTypeTok"/>
         </w:rPr>
-        <w:t xml:space="preserve">tool</w:t>
-      </w:r>
-      <w:r>
-        <w:rPr>
-          <w:rStyle w:val="KeywordTok"/>
-        </w:rPr>
-        <w:t xml:space="preserve">.</w:t>
+        <w:t>tool</w:t>
+      </w:r>
+      <w:r>
+        <w:rPr>
+          <w:rStyle w:val="KeywordTok"/>
+        </w:rPr>
+        <w:t>.</w:t>
       </w:r>
       <w:r>
         <w:rPr>
           <w:rStyle w:val="DataTypeTok"/>
         </w:rPr>
-        <w:t xml:space="preserve">isort</w:t>
-      </w:r>
-      <w:r>
-        <w:rPr>
-          <w:rStyle w:val="KeywordTok"/>
-        </w:rPr>
-        <w:t xml:space="preserve">]</w:t>
+        <w:t>isort</w:t>
+      </w:r>
+      <w:r>
+        <w:rPr>
+          <w:rStyle w:val="KeywordTok"/>
+        </w:rPr>
+        <w:t>]</w:t>
       </w:r>
       <w:r>
         <w:br/>
@@ -2810,7 +2838,7 @@
         <w:rPr>
           <w:rStyle w:val="DataTypeTok"/>
         </w:rPr>
-        <w:t xml:space="preserve">profile</w:t>
+        <w:t>profile</w:t>
       </w:r>
       <w:r>
         <w:rPr>
@@ -2822,7 +2850,7 @@
         <w:rPr>
           <w:rStyle w:val="OperatorTok"/>
         </w:rPr>
-        <w:t xml:space="preserve">=</w:t>
+        <w:t>=</w:t>
       </w:r>
       <w:r>
         <w:rPr>
@@ -2834,7 +2862,7 @@
         <w:rPr>
           <w:rStyle w:val="StringTok"/>
         </w:rPr>
-        <w:t xml:space="preserve">"black"</w:t>
+        <w:t>"black"</w:t>
       </w:r>
       <w:r>
         <w:br/>
@@ -2843,7 +2871,7 @@
         <w:rPr>
           <w:rStyle w:val="DataTypeTok"/>
         </w:rPr>
-        <w:t xml:space="preserve">line_length</w:t>
+        <w:t>line_length</w:t>
       </w:r>
       <w:r>
         <w:rPr>
@@ -2855,7 +2883,7 @@
         <w:rPr>
           <w:rStyle w:val="OperatorTok"/>
         </w:rPr>
-        <w:t xml:space="preserve">=</w:t>
+        <w:t>=</w:t>
       </w:r>
       <w:r>
         <w:rPr>
@@ -2867,43 +2895,43 @@
         <w:rPr>
           <w:rStyle w:val="DecValTok"/>
         </w:rPr>
-        <w:t xml:space="preserve">88</w:t>
-      </w:r>
-      <w:r>
-        <w:br/>
-      </w:r>
-      <w:r>
-        <w:br/>
-      </w:r>
-      <w:r>
-        <w:rPr>
-          <w:rStyle w:val="KeywordTok"/>
-        </w:rPr>
-        <w:t xml:space="preserve">[</w:t>
+        <w:t>88</w:t>
+      </w:r>
+      <w:r>
+        <w:br/>
+      </w:r>
+      <w:r>
+        <w:br/>
+      </w:r>
+      <w:r>
+        <w:rPr>
+          <w:rStyle w:val="KeywordTok"/>
+        </w:rPr>
+        <w:t>[</w:t>
       </w:r>
       <w:r>
         <w:rPr>
           <w:rStyle w:val="DataTypeTok"/>
         </w:rPr>
-        <w:t xml:space="preserve">tool</w:t>
-      </w:r>
-      <w:r>
-        <w:rPr>
-          <w:rStyle w:val="KeywordTok"/>
-        </w:rPr>
-        <w:t xml:space="preserve">.</w:t>
+        <w:t>tool</w:t>
+      </w:r>
+      <w:r>
+        <w:rPr>
+          <w:rStyle w:val="KeywordTok"/>
+        </w:rPr>
+        <w:t>.</w:t>
       </w:r>
       <w:r>
         <w:rPr>
           <w:rStyle w:val="DataTypeTok"/>
         </w:rPr>
-        <w:t xml:space="preserve">ruff</w:t>
-      </w:r>
-      <w:r>
-        <w:rPr>
-          <w:rStyle w:val="KeywordTok"/>
-        </w:rPr>
-        <w:t xml:space="preserve">]</w:t>
+        <w:t>ruff</w:t>
+      </w:r>
+      <w:r>
+        <w:rPr>
+          <w:rStyle w:val="KeywordTok"/>
+        </w:rPr>
+        <w:t>]</w:t>
       </w:r>
       <w:r>
         <w:br/>
@@ -2912,7 +2940,7 @@
         <w:rPr>
           <w:rStyle w:val="DataTypeTok"/>
         </w:rPr>
-        <w:t xml:space="preserve">line-length</w:t>
+        <w:t>line-length</w:t>
       </w:r>
       <w:r>
         <w:rPr>
@@ -2924,7 +2952,7 @@
         <w:rPr>
           <w:rStyle w:val="OperatorTok"/>
         </w:rPr>
-        <w:t xml:space="preserve">=</w:t>
+        <w:t>=</w:t>
       </w:r>
       <w:r>
         <w:rPr>
@@ -2936,7 +2964,7 @@
         <w:rPr>
           <w:rStyle w:val="DecValTok"/>
         </w:rPr>
-        <w:t xml:space="preserve">88</w:t>
+        <w:t>88</w:t>
       </w:r>
       <w:r>
         <w:br/>
@@ -2945,7 +2973,7 @@
         <w:rPr>
           <w:rStyle w:val="DataTypeTok"/>
         </w:rPr>
-        <w:t xml:space="preserve">target-version</w:t>
+        <w:t>target-version</w:t>
       </w:r>
       <w:r>
         <w:rPr>
@@ -2957,7 +2985,7 @@
         <w:rPr>
           <w:rStyle w:val="OperatorTok"/>
         </w:rPr>
-        <w:t xml:space="preserve">=</w:t>
+        <w:t>=</w:t>
       </w:r>
       <w:r>
         <w:rPr>
@@ -2969,55 +2997,55 @@
         <w:rPr>
           <w:rStyle w:val="StringTok"/>
         </w:rPr>
-        <w:t xml:space="preserve">"py312"</w:t>
-      </w:r>
-      <w:r>
-        <w:br/>
-      </w:r>
-      <w:r>
-        <w:br/>
-      </w:r>
-      <w:r>
-        <w:rPr>
-          <w:rStyle w:val="KeywordTok"/>
-        </w:rPr>
-        <w:t xml:space="preserve">[</w:t>
+        <w:t>"py312"</w:t>
+      </w:r>
+      <w:r>
+        <w:br/>
+      </w:r>
+      <w:r>
+        <w:br/>
+      </w:r>
+      <w:r>
+        <w:rPr>
+          <w:rStyle w:val="KeywordTok"/>
+        </w:rPr>
+        <w:t>[</w:t>
       </w:r>
       <w:r>
         <w:rPr>
           <w:rStyle w:val="DataTypeTok"/>
         </w:rPr>
-        <w:t xml:space="preserve">tool</w:t>
-      </w:r>
-      <w:r>
-        <w:rPr>
-          <w:rStyle w:val="KeywordTok"/>
-        </w:rPr>
-        <w:t xml:space="preserve">.</w:t>
+        <w:t>tool</w:t>
+      </w:r>
+      <w:r>
+        <w:rPr>
+          <w:rStyle w:val="KeywordTok"/>
+        </w:rPr>
+        <w:t>.</w:t>
       </w:r>
       <w:r>
         <w:rPr>
           <w:rStyle w:val="DataTypeTok"/>
         </w:rPr>
-        <w:t xml:space="preserve">ruff</w:t>
-      </w:r>
-      <w:r>
-        <w:rPr>
-          <w:rStyle w:val="KeywordTok"/>
-        </w:rPr>
-        <w:t xml:space="preserve">.</w:t>
+        <w:t>ruff</w:t>
+      </w:r>
+      <w:r>
+        <w:rPr>
+          <w:rStyle w:val="KeywordTok"/>
+        </w:rPr>
+        <w:t>.</w:t>
       </w:r>
       <w:r>
         <w:rPr>
           <w:rStyle w:val="DataTypeTok"/>
         </w:rPr>
-        <w:t xml:space="preserve">lint</w:t>
-      </w:r>
-      <w:r>
-        <w:rPr>
-          <w:rStyle w:val="KeywordTok"/>
-        </w:rPr>
-        <w:t xml:space="preserve">]</w:t>
+        <w:t>lint</w:t>
+      </w:r>
+      <w:r>
+        <w:rPr>
+          <w:rStyle w:val="KeywordTok"/>
+        </w:rPr>
+        <w:t>]</w:t>
       </w:r>
       <w:r>
         <w:br/>
@@ -3026,7 +3054,7 @@
         <w:rPr>
           <w:rStyle w:val="DataTypeTok"/>
         </w:rPr>
-        <w:t xml:space="preserve">select</w:t>
+        <w:t>select</w:t>
       </w:r>
       <w:r>
         <w:rPr>
@@ -3038,7 +3066,7 @@
         <w:rPr>
           <w:rStyle w:val="OperatorTok"/>
         </w:rPr>
-        <w:t xml:space="preserve">=</w:t>
+        <w:t>=</w:t>
       </w:r>
       <w:r>
         <w:rPr>
@@ -3050,19 +3078,19 @@
         <w:rPr>
           <w:rStyle w:val="OperatorTok"/>
         </w:rPr>
-        <w:t xml:space="preserve">[</w:t>
+        <w:t>[</w:t>
       </w:r>
       <w:r>
         <w:rPr>
           <w:rStyle w:val="StringTok"/>
         </w:rPr>
-        <w:t xml:space="preserve">"E"</w:t>
+        <w:t>"E"</w:t>
       </w:r>
       <w:r>
         <w:rPr>
           <w:rStyle w:val="OperatorTok"/>
         </w:rPr>
-        <w:t xml:space="preserve">,</w:t>
+        <w:t>,</w:t>
       </w:r>
       <w:r>
         <w:rPr>
@@ -3074,13 +3102,13 @@
         <w:rPr>
           <w:rStyle w:val="StringTok"/>
         </w:rPr>
-        <w:t xml:space="preserve">"W"</w:t>
+        <w:t>"W"</w:t>
       </w:r>
       <w:r>
         <w:rPr>
           <w:rStyle w:val="OperatorTok"/>
         </w:rPr>
-        <w:t xml:space="preserve">,</w:t>
+        <w:t>,</w:t>
       </w:r>
       <w:r>
         <w:rPr>
@@ -3092,13 +3120,13 @@
         <w:rPr>
           <w:rStyle w:val="StringTok"/>
         </w:rPr>
-        <w:t xml:space="preserve">"F"</w:t>
+        <w:t>"F"</w:t>
       </w:r>
       <w:r>
         <w:rPr>
           <w:rStyle w:val="OperatorTok"/>
         </w:rPr>
-        <w:t xml:space="preserve">,</w:t>
+        <w:t>,</w:t>
       </w:r>
       <w:r>
         <w:rPr>
@@ -3110,13 +3138,13 @@
         <w:rPr>
           <w:rStyle w:val="StringTok"/>
         </w:rPr>
-        <w:t xml:space="preserve">"I"</w:t>
+        <w:t>"I"</w:t>
       </w:r>
       <w:r>
         <w:rPr>
           <w:rStyle w:val="OperatorTok"/>
         </w:rPr>
-        <w:t xml:space="preserve">,</w:t>
+        <w:t>,</w:t>
       </w:r>
       <w:r>
         <w:rPr>
@@ -3128,13 +3156,13 @@
         <w:rPr>
           <w:rStyle w:val="StringTok"/>
         </w:rPr>
-        <w:t xml:space="preserve">"B"</w:t>
+        <w:t>"B"</w:t>
       </w:r>
       <w:r>
         <w:rPr>
           <w:rStyle w:val="OperatorTok"/>
         </w:rPr>
-        <w:t xml:space="preserve">,</w:t>
+        <w:t>,</w:t>
       </w:r>
       <w:r>
         <w:rPr>
@@ -3146,13 +3174,13 @@
         <w:rPr>
           <w:rStyle w:val="StringTok"/>
         </w:rPr>
-        <w:t xml:space="preserve">"UP"</w:t>
+        <w:t>"UP"</w:t>
       </w:r>
       <w:r>
         <w:rPr>
           <w:rStyle w:val="OperatorTok"/>
         </w:rPr>
-        <w:t xml:space="preserve">]</w:t>
+        <w:t>]</w:t>
       </w:r>
       <w:r>
         <w:br/>
@@ -3161,7 +3189,7 @@
         <w:rPr>
           <w:rStyle w:val="DataTypeTok"/>
         </w:rPr>
-        <w:t xml:space="preserve">ignore</w:t>
+        <w:t>ignore</w:t>
       </w:r>
       <w:r>
         <w:rPr>
@@ -3173,7 +3201,7 @@
         <w:rPr>
           <w:rStyle w:val="OperatorTok"/>
         </w:rPr>
-        <w:t xml:space="preserve">=</w:t>
+        <w:t>=</w:t>
       </w:r>
       <w:r>
         <w:rPr>
@@ -3185,79 +3213,80 @@
         <w:rPr>
           <w:rStyle w:val="OperatorTok"/>
         </w:rPr>
-        <w:t xml:space="preserve">[</w:t>
+        <w:t>[</w:t>
       </w:r>
       <w:r>
         <w:rPr>
           <w:rStyle w:val="StringTok"/>
         </w:rPr>
-        <w:t xml:space="preserve">"E501"</w:t>
+        <w:t>"E501"</w:t>
       </w:r>
       <w:r>
         <w:rPr>
           <w:rStyle w:val="OperatorTok"/>
         </w:rPr>
-        <w:t xml:space="preserve">]</w:t>
-      </w:r>
-      <w:r>
-        <w:br/>
-      </w:r>
-      <w:r>
-        <w:br/>
-      </w:r>
-      <w:r>
-        <w:rPr>
-          <w:rStyle w:val="KeywordTok"/>
-        </w:rPr>
-        <w:t xml:space="preserve">[</w:t>
+        <w:t>]</w:t>
+      </w:r>
+      <w:r>
+        <w:br/>
+      </w:r>
+      <w:r>
+        <w:lastRenderedPageBreak/>
+        <w:br/>
+      </w:r>
+      <w:r>
+        <w:rPr>
+          <w:rStyle w:val="KeywordTok"/>
+        </w:rPr>
+        <w:t>[</w:t>
       </w:r>
       <w:r>
         <w:rPr>
           <w:rStyle w:val="DataTypeTok"/>
         </w:rPr>
-        <w:t xml:space="preserve">tool</w:t>
-      </w:r>
-      <w:r>
-        <w:rPr>
-          <w:rStyle w:val="KeywordTok"/>
-        </w:rPr>
-        <w:t xml:space="preserve">.</w:t>
+        <w:t>tool</w:t>
+      </w:r>
+      <w:r>
+        <w:rPr>
+          <w:rStyle w:val="KeywordTok"/>
+        </w:rPr>
+        <w:t>.</w:t>
       </w:r>
       <w:r>
         <w:rPr>
           <w:rStyle w:val="DataTypeTok"/>
         </w:rPr>
-        <w:t xml:space="preserve">ruff</w:t>
-      </w:r>
-      <w:r>
-        <w:rPr>
-          <w:rStyle w:val="KeywordTok"/>
-        </w:rPr>
-        <w:t xml:space="preserve">.</w:t>
+        <w:t>ruff</w:t>
+      </w:r>
+      <w:r>
+        <w:rPr>
+          <w:rStyle w:val="KeywordTok"/>
+        </w:rPr>
+        <w:t>.</w:t>
       </w:r>
       <w:r>
         <w:rPr>
           <w:rStyle w:val="DataTypeTok"/>
         </w:rPr>
-        <w:t xml:space="preserve">lint</w:t>
-      </w:r>
-      <w:r>
-        <w:rPr>
-          <w:rStyle w:val="KeywordTok"/>
-        </w:rPr>
-        <w:t xml:space="preserve">.</w:t>
+        <w:t>lint</w:t>
+      </w:r>
+      <w:r>
+        <w:rPr>
+          <w:rStyle w:val="KeywordTok"/>
+        </w:rPr>
+        <w:t>.</w:t>
       </w:r>
       <w:r>
         <w:rPr>
           <w:rStyle w:val="DataTypeTok"/>
         </w:rPr>
-        <w:t xml:space="preserve">per-file-ignores</w:t>
-      </w:r>
-      <w:r>
-        <w:rPr>
-          <w:rStyle w:val="KeywordTok"/>
-        </w:rPr>
-        <w:t xml:space="preserve">]</w:t>
+        <w:t>per-file-ignores</w:t>
+      </w:r>
+      <w:r>
+        <w:rPr>
+          <w:rStyle w:val="KeywordTok"/>
+        </w:rPr>
+        <w:t>]</w:t>
       </w:r>
       <w:r>
         <w:br/>
@@ -3266,7 +3295,7 @@
         <w:rPr>
           <w:rStyle w:val="DataTypeTok"/>
         </w:rPr>
-        <w:t xml:space="preserve">"tests/*"</w:t>
+        <w:t>"tests/*"</w:t>
       </w:r>
       <w:r>
         <w:rPr>
@@ -3278,7 +3307,7 @@
         <w:rPr>
           <w:rStyle w:val="OperatorTok"/>
         </w:rPr>
-        <w:t xml:space="preserve">=</w:t>
+        <w:t>=</w:t>
       </w:r>
       <w:r>
         <w:rPr>
@@ -3290,29 +3319,29 @@
         <w:rPr>
           <w:rStyle w:val="OperatorTok"/>
         </w:rPr>
-        <w:t xml:space="preserve">[</w:t>
+        <w:t>[</w:t>
       </w:r>
       <w:r>
         <w:rPr>
           <w:rStyle w:val="StringTok"/>
         </w:rPr>
-        <w:t xml:space="preserve">"S101"</w:t>
+        <w:t>"S101"</w:t>
       </w:r>
       <w:r>
         <w:rPr>
           <w:rStyle w:val="OperatorTok"/>
         </w:rPr>
-        <w:t xml:space="preserve">]</w:t>
+        <w:t>]</w:t>
       </w:r>
     </w:p>
-    <w:bookmarkEnd w:id="34"/>
-    <w:bookmarkStart w:id="35" w:name="ejecución-de-ruff"/>
     <w:p>
       <w:pPr>
-        <w:pStyle w:val="Heading3"/>
+        <w:pStyle w:val="Ttulo3"/>
       </w:pPr>
-      <w:r>
-        <w:t xml:space="preserve">Ejecución de ruff</w:t>
+      <w:bookmarkStart w:id="17" w:name="ejecución-de-ruff"/>
+      <w:bookmarkEnd w:id="16"/>
+      <w:r>
+        <w:t>Ejecución de ruff</w:t>
       </w:r>
     </w:p>
     <w:p>
@@ -3323,7 +3352,7 @@
         <w:rPr>
           <w:rStyle w:val="ExtensionTok"/>
         </w:rPr>
-        <w:t xml:space="preserve">ruff</w:t>
+        <w:t>ruff</w:t>
       </w:r>
       <w:r>
         <w:rPr>
@@ -3338,7 +3367,7 @@
         <w:rPr>
           <w:rStyle w:val="ExtensionTok"/>
         </w:rPr>
-        <w:t xml:space="preserve">ruff</w:t>
+        <w:t>ruff</w:t>
       </w:r>
       <w:r>
         <w:rPr>
@@ -3350,7 +3379,7 @@
         <w:rPr>
           <w:rStyle w:val="AttributeTok"/>
         </w:rPr>
-        <w:t xml:space="preserve">--fix</w:t>
+        <w:t>--fix</w:t>
       </w:r>
       <w:r>
         <w:rPr>
@@ -3359,261 +3388,280 @@
         <w:t xml:space="preserve"> modulo_5/type_hints.py</w:t>
       </w:r>
     </w:p>
-    <w:bookmarkEnd w:id="35"/>
-    <w:bookmarkStart w:id="37" w:name="errores-encontrados-y-corregidos"/>
     <w:p>
       <w:pPr>
-        <w:pStyle w:val="Heading3"/>
+        <w:pStyle w:val="Ttulo3"/>
       </w:pPr>
-      <w:r>
-        <w:t xml:space="preserve">Errores encontrados y corregidos</w:t>
+      <w:bookmarkStart w:id="18" w:name="errores-encontrados-y-corregidos"/>
+      <w:bookmarkEnd w:id="17"/>
+      <w:r>
+        <w:t>Errores encontrados y corregidos</w:t>
       </w:r>
     </w:p>
     <w:tbl>
       <w:tblPr>
         <w:tblStyle w:val="Table"/>
-        <w:tblW w:type="auto" w:w="0"/>
-        <w:tblLook w:firstRow="1" w:lastRow="0" w:firstColumn="0" w:lastColumn="0" w:noHBand="0" w:noVBand="0" w:val="0020"/>
+        <w:tblW w:w="0" w:type="auto"/>
+        <w:tblLook w:val="0020" w:firstRow="1" w:lastRow="0" w:firstColumn="0" w:lastColumn="0" w:noHBand="0" w:noVBand="0"/>
       </w:tblPr>
       <w:tblGrid>
-        <w:gridCol w:w="2640"/>
-        <w:gridCol w:w="2640"/>
-        <w:gridCol w:w="2640"/>
+        <w:gridCol w:w="925"/>
+        <w:gridCol w:w="4637"/>
+        <w:gridCol w:w="2422"/>
       </w:tblGrid>
       <w:tr>
         <w:trPr>
-          <w:tblHeader w:val="true"/>
+          <w:cnfStyle w:val="100000000000" w:firstRow="1" w:lastRow="0" w:firstColumn="0" w:lastColumn="0" w:oddVBand="0" w:evenVBand="0" w:oddHBand="0" w:evenHBand="0" w:firstRowFirstColumn="0" w:firstRowLastColumn="0" w:lastRowFirstColumn="0" w:lastRowLastColumn="0"/>
+          <w:tblHeader/>
         </w:trPr>
         <w:tc>
-          <w:tcPr/>
+          <w:tcPr>
+            <w:tcW w:w="0" w:type="auto"/>
+          </w:tcPr>
           <w:p>
             <w:pPr>
               <w:pStyle w:val="Compact"/>
-              <w:jc w:val="left"/>
             </w:pPr>
             <w:r>
-              <w:t xml:space="preserve">Código</w:t>
+              <w:t>Código</w:t>
             </w:r>
           </w:p>
         </w:tc>
         <w:tc>
-          <w:tcPr/>
+          <w:tcPr>
+            <w:tcW w:w="0" w:type="auto"/>
+          </w:tcPr>
           <w:p>
             <w:pPr>
               <w:pStyle w:val="Compact"/>
-              <w:jc w:val="left"/>
             </w:pPr>
             <w:r>
-              <w:t xml:space="preserve">Descripción</w:t>
+              <w:t>Descripción</w:t>
             </w:r>
           </w:p>
         </w:tc>
         <w:tc>
-          <w:tcPr/>
+          <w:tcPr>
+            <w:tcW w:w="0" w:type="auto"/>
+          </w:tcPr>
           <w:p>
             <w:pPr>
               <w:pStyle w:val="Compact"/>
-              <w:jc w:val="left"/>
             </w:pPr>
             <w:r>
-              <w:t xml:space="preserve">Solución</w:t>
+              <w:t>Solución</w:t>
             </w:r>
           </w:p>
         </w:tc>
       </w:tr>
       <w:tr>
         <w:tc>
-          <w:tcPr/>
+          <w:tcPr>
+            <w:tcW w:w="0" w:type="auto"/>
+          </w:tcPr>
           <w:p>
             <w:pPr>
               <w:pStyle w:val="Compact"/>
-              <w:jc w:val="left"/>
             </w:pPr>
             <w:r>
-              <w:t xml:space="preserve">UP035</w:t>
+              <w:t>UP035</w:t>
             </w:r>
           </w:p>
         </w:tc>
         <w:tc>
-          <w:tcPr/>
+          <w:tcPr>
+            <w:tcW w:w="0" w:type="auto"/>
+          </w:tcPr>
           <w:p>
             <w:pPr>
               <w:pStyle w:val="Compact"/>
-              <w:jc w:val="left"/>
             </w:pPr>
             <w:r>
-              <w:t xml:space="preserve">Callable debe importarse de collections.abc</w:t>
+              <w:t>Callable debe importarse de collections.abc</w:t>
             </w:r>
           </w:p>
         </w:tc>
         <w:tc>
-          <w:tcPr/>
+          <w:tcPr>
+            <w:tcW w:w="0" w:type="auto"/>
+          </w:tcPr>
           <w:p>
             <w:pPr>
               <w:pStyle w:val="Compact"/>
-              <w:jc w:val="left"/>
             </w:pPr>
             <w:r>
-              <w:t xml:space="preserve">Cambiar import</w:t>
+              <w:t>Cambiar import</w:t>
             </w:r>
           </w:p>
         </w:tc>
       </w:tr>
       <w:tr>
         <w:tc>
-          <w:tcPr/>
+          <w:tcPr>
+            <w:tcW w:w="0" w:type="auto"/>
+          </w:tcPr>
           <w:p>
             <w:pPr>
               <w:pStyle w:val="Compact"/>
-              <w:jc w:val="left"/>
             </w:pPr>
             <w:r>
-              <w:t xml:space="preserve">I001</w:t>
+              <w:t>I001</w:t>
             </w:r>
           </w:p>
         </w:tc>
         <w:tc>
-          <w:tcPr/>
+          <w:tcPr>
+            <w:tcW w:w="0" w:type="auto"/>
+          </w:tcPr>
           <w:p>
             <w:pPr>
               <w:pStyle w:val="Compact"/>
-              <w:jc w:val="left"/>
             </w:pPr>
             <w:r>
-              <w:t xml:space="preserve">Imports desordenados</w:t>
+              <w:t>Imports desordenados</w:t>
             </w:r>
           </w:p>
         </w:tc>
         <w:tc>
-          <w:tcPr/>
+          <w:tcPr>
+            <w:tcW w:w="0" w:type="auto"/>
+          </w:tcPr>
           <w:p>
             <w:pPr>
               <w:pStyle w:val="Compact"/>
-              <w:jc w:val="left"/>
             </w:pPr>
             <w:r>
-              <w:t xml:space="preserve">Reorganizar con isort</w:t>
+              <w:t>Reorganizar con isort</w:t>
             </w:r>
           </w:p>
         </w:tc>
       </w:tr>
       <w:tr>
         <w:tc>
-          <w:tcPr/>
+          <w:tcPr>
+            <w:tcW w:w="0" w:type="auto"/>
+          </w:tcPr>
           <w:p>
             <w:pPr>
               <w:pStyle w:val="Compact"/>
-              <w:jc w:val="left"/>
             </w:pPr>
             <w:r>
-              <w:t xml:space="preserve">UP007</w:t>
+              <w:t>UP007</w:t>
             </w:r>
           </w:p>
         </w:tc>
         <w:tc>
-          <w:tcPr/>
+          <w:tcPr>
+            <w:tcW w:w="0" w:type="auto"/>
+          </w:tcPr>
           <w:p>
             <w:pPr>
               <w:pStyle w:val="Compact"/>
-              <w:jc w:val="left"/>
             </w:pPr>
             <w:r>
-              <w:t xml:space="preserve">Usar X | Y en lugar de Union[X, Y]</w:t>
+              <w:t>Usar X | Y en lugar de Union[X, Y]</w:t>
             </w:r>
           </w:p>
         </w:tc>
         <w:tc>
-          <w:tcPr/>
+          <w:tcPr>
+            <w:tcW w:w="0" w:type="auto"/>
+          </w:tcPr>
           <w:p>
             <w:pPr>
               <w:pStyle w:val="Compact"/>
-              <w:jc w:val="left"/>
             </w:pPr>
             <w:r>
-              <w:t xml:space="preserve">Actualizar sintaxis</w:t>
+              <w:t>Actualizar sintaxis</w:t>
             </w:r>
           </w:p>
         </w:tc>
       </w:tr>
       <w:tr>
         <w:tc>
-          <w:tcPr/>
+          <w:tcPr>
+            <w:tcW w:w="0" w:type="auto"/>
+          </w:tcPr>
           <w:p>
             <w:pPr>
               <w:pStyle w:val="Compact"/>
-              <w:jc w:val="left"/>
             </w:pPr>
             <w:r>
-              <w:t xml:space="preserve">UP045</w:t>
+              <w:t>UP045</w:t>
             </w:r>
           </w:p>
         </w:tc>
         <w:tc>
-          <w:tcPr/>
+          <w:tcPr>
+            <w:tcW w:w="0" w:type="auto"/>
+          </w:tcPr>
           <w:p>
             <w:pPr>
               <w:pStyle w:val="Compact"/>
-              <w:jc w:val="left"/>
             </w:pPr>
             <w:r>
-              <w:t xml:space="preserve">Usar X | None en lugar de Optional[X]</w:t>
+              <w:t>Usar X | None en lugar de Optional[X]</w:t>
             </w:r>
           </w:p>
         </w:tc>
         <w:tc>
-          <w:tcPr/>
+          <w:tcPr>
+            <w:tcW w:w="0" w:type="auto"/>
+          </w:tcPr>
           <w:p>
             <w:pPr>
               <w:pStyle w:val="Compact"/>
-              <w:jc w:val="left"/>
             </w:pPr>
             <w:r>
-              <w:t xml:space="preserve">Actualizar sintaxis</w:t>
+              <w:t>Actualizar sintaxis</w:t>
             </w:r>
           </w:p>
         </w:tc>
       </w:tr>
       <w:tr>
         <w:tc>
-          <w:tcPr/>
+          <w:tcPr>
+            <w:tcW w:w="0" w:type="auto"/>
+          </w:tcPr>
           <w:p>
             <w:pPr>
               <w:pStyle w:val="Compact"/>
-              <w:jc w:val="left"/>
             </w:pPr>
             <w:r>
-              <w:t xml:space="preserve">UP047</w:t>
+              <w:t>UP047</w:t>
             </w:r>
           </w:p>
         </w:tc>
         <w:tc>
-          <w:tcPr/>
+          <w:tcPr>
+            <w:tcW w:w="0" w:type="auto"/>
+          </w:tcPr>
           <w:p>
             <w:pPr>
               <w:pStyle w:val="Compact"/>
-              <w:jc w:val="left"/>
             </w:pPr>
             <w:r>
-              <w:t xml:space="preserve">Función genérica con sintaxis antigua</w:t>
+              <w:t>Función genérica con sintaxis antigua</w:t>
             </w:r>
           </w:p>
         </w:tc>
         <w:tc>
-          <w:tcPr/>
+          <w:tcPr>
+            <w:tcW w:w="0" w:type="auto"/>
+          </w:tcPr>
           <w:p>
             <w:pPr>
               <w:pStyle w:val="Compact"/>
-              <w:jc w:val="left"/>
             </w:pPr>
             <w:r>
-              <w:t xml:space="preserve">Usar def fn</w:t>
+              <w:t>Usar def fn</w:t>
             </w:r>
-            <w:hyperlink r:id="rId36">
+            <w:hyperlink>
               <w:r>
                 <w:rPr>
-                  <w:rStyle w:val="Hyperlink"/>
+                  <w:rStyle w:val="Hipervnculo"/>
                 </w:rPr>
-                <w:t xml:space="preserve">T</w:t>
+                <w:t>T</w:t>
               </w:r>
             </w:hyperlink>
           </w:p>
@@ -3621,76 +3669,82 @@
       </w:tr>
       <w:tr>
         <w:tc>
-          <w:tcPr/>
+          <w:tcPr>
+            <w:tcW w:w="0" w:type="auto"/>
+          </w:tcPr>
           <w:p>
             <w:pPr>
               <w:pStyle w:val="Compact"/>
-              <w:jc w:val="left"/>
             </w:pPr>
             <w:r>
-              <w:t xml:space="preserve">UP046</w:t>
+              <w:t>UP046</w:t>
             </w:r>
           </w:p>
         </w:tc>
         <w:tc>
-          <w:tcPr/>
+          <w:tcPr>
+            <w:tcW w:w="0" w:type="auto"/>
+          </w:tcPr>
           <w:p>
             <w:pPr>
               <w:pStyle w:val="Compact"/>
-              <w:jc w:val="left"/>
             </w:pPr>
             <w:r>
-              <w:t xml:space="preserve">Clase genérica con Generic[T] antigua</w:t>
+              <w:t>Clase genérica con Generic[T] antigua</w:t>
             </w:r>
           </w:p>
         </w:tc>
         <w:tc>
-          <w:tcPr/>
+          <w:tcPr>
+            <w:tcW w:w="0" w:type="auto"/>
+          </w:tcPr>
           <w:p>
             <w:pPr>
               <w:pStyle w:val="Compact"/>
-              <w:jc w:val="left"/>
             </w:pPr>
             <w:r>
-              <w:t xml:space="preserve">Usar class Cls[T]</w:t>
+              <w:t>Usar class Cls[T]</w:t>
             </w:r>
           </w:p>
         </w:tc>
       </w:tr>
       <w:tr>
         <w:tc>
-          <w:tcPr/>
+          <w:tcPr>
+            <w:tcW w:w="0" w:type="auto"/>
+          </w:tcPr>
           <w:p>
             <w:pPr>
               <w:pStyle w:val="Compact"/>
-              <w:jc w:val="left"/>
             </w:pPr>
             <w:r>
-              <w:t xml:space="preserve">W292</w:t>
+              <w:t>W292</w:t>
             </w:r>
           </w:p>
         </w:tc>
         <w:tc>
-          <w:tcPr/>
+          <w:tcPr>
+            <w:tcW w:w="0" w:type="auto"/>
+          </w:tcPr>
           <w:p>
             <w:pPr>
               <w:pStyle w:val="Compact"/>
-              <w:jc w:val="left"/>
             </w:pPr>
             <w:r>
-              <w:t xml:space="preserve">Sin salto de línea al final del archivo</w:t>
+              <w:t>Sin salto de línea al final del archivo</w:t>
             </w:r>
           </w:p>
         </w:tc>
         <w:tc>
-          <w:tcPr/>
+          <w:tcPr>
+            <w:tcW w:w="0" w:type="auto"/>
+          </w:tcPr>
           <w:p>
             <w:pPr>
               <w:pStyle w:val="Compact"/>
-              <w:jc w:val="left"/>
             </w:pPr>
             <w:r>
-              <w:t xml:space="preserve">Agregar newline</w:t>
+              <w:t>Agregar newline</w:t>
             </w:r>
           </w:p>
         </w:tc>
@@ -3698,29 +3752,29 @@
     </w:tbl>
     <w:p>
       <w:r>
-        <w:pict>
-          <v:rect style="width:0;height:1.5pt" o:hralign="center" o:hrstd="t" o:hr="t"/>
+        <w:pict w14:anchorId="51DF2CDB">
+          <v:rect id="_x0000_i1030" style="width:0;height:1.5pt" o:hralign="center" o:hrstd="t" o:hr="t"/>
         </w:pict>
       </w:r>
     </w:p>
-    <w:bookmarkEnd w:id="37"/>
-    <w:bookmarkEnd w:id="38"/>
-    <w:bookmarkStart w:id="42" w:name="configuración-de-pre-commit"/>
     <w:p>
       <w:pPr>
-        <w:pStyle w:val="Heading2"/>
+        <w:pStyle w:val="Ttulo2"/>
       </w:pPr>
-      <w:r>
-        <w:t xml:space="preserve">4. Configuración de Pre-commit</w:t>
+      <w:bookmarkStart w:id="19" w:name="configuración-de-pre-commit"/>
+      <w:bookmarkEnd w:id="15"/>
+      <w:bookmarkEnd w:id="18"/>
+      <w:r>
+        <w:t>4. Configuración de Pre-commit</w:t>
       </w:r>
     </w:p>
-    <w:bookmarkStart w:id="39" w:name="pre-commit-config.yaml"/>
     <w:p>
       <w:pPr>
-        <w:pStyle w:val="Heading3"/>
+        <w:pStyle w:val="Ttulo3"/>
       </w:pPr>
-      <w:r>
-        <w:t xml:space="preserve">.pre-commit-config.yaml</w:t>
+      <w:bookmarkStart w:id="20" w:name="pre-commit-config.yaml"/>
+      <w:r>
+        <w:t>.pre-commit-config.yaml</w:t>
       </w:r>
     </w:p>
     <w:p>
@@ -3731,13 +3785,13 @@
         <w:rPr>
           <w:rStyle w:val="FunctionTok"/>
         </w:rPr>
-        <w:t xml:space="preserve">repos</w:t>
-      </w:r>
-      <w:r>
-        <w:rPr>
-          <w:rStyle w:val="KeywordTok"/>
-        </w:rPr>
-        <w:t xml:space="preserve">:</w:t>
+        <w:t>repos</w:t>
+      </w:r>
+      <w:r>
+        <w:rPr>
+          <w:rStyle w:val="KeywordTok"/>
+        </w:rPr>
+        <w:t>:</w:t>
       </w:r>
       <w:r>
         <w:br/>
@@ -3752,7 +3806,7 @@
         <w:rPr>
           <w:rStyle w:val="KeywordTok"/>
         </w:rPr>
-        <w:t xml:space="preserve">-</w:t>
+        <w:t>-</w:t>
       </w:r>
       <w:r>
         <w:rPr>
@@ -3764,13 +3818,13 @@
         <w:rPr>
           <w:rStyle w:val="FunctionTok"/>
         </w:rPr>
-        <w:t xml:space="preserve">repo</w:t>
-      </w:r>
-      <w:r>
-        <w:rPr>
-          <w:rStyle w:val="KeywordTok"/>
-        </w:rPr>
-        <w:t xml:space="preserve">:</w:t>
+        <w:t>repo</w:t>
+      </w:r>
+      <w:r>
+        <w:rPr>
+          <w:rStyle w:val="KeywordTok"/>
+        </w:rPr>
+        <w:t>:</w:t>
       </w:r>
       <w:r>
         <w:rPr>
@@ -3791,13 +3845,13 @@
         <w:rPr>
           <w:rStyle w:val="FunctionTok"/>
         </w:rPr>
-        <w:t xml:space="preserve">rev</w:t>
-      </w:r>
-      <w:r>
-        <w:rPr>
-          <w:rStyle w:val="KeywordTok"/>
-        </w:rPr>
-        <w:t xml:space="preserve">:</w:t>
+        <w:t>rev</w:t>
+      </w:r>
+      <w:r>
+        <w:rPr>
+          <w:rStyle w:val="KeywordTok"/>
+        </w:rPr>
+        <w:t>:</w:t>
       </w:r>
       <w:r>
         <w:rPr>
@@ -3818,13 +3872,13 @@
         <w:rPr>
           <w:rStyle w:val="FunctionTok"/>
         </w:rPr>
-        <w:t xml:space="preserve">hooks</w:t>
-      </w:r>
-      <w:r>
-        <w:rPr>
-          <w:rStyle w:val="KeywordTok"/>
-        </w:rPr>
-        <w:t xml:space="preserve">:</w:t>
+        <w:t>hooks</w:t>
+      </w:r>
+      <w:r>
+        <w:rPr>
+          <w:rStyle w:val="KeywordTok"/>
+        </w:rPr>
+        <w:t>:</w:t>
       </w:r>
       <w:r>
         <w:br/>
@@ -3839,7 +3893,7 @@
         <w:rPr>
           <w:rStyle w:val="KeywordTok"/>
         </w:rPr>
-        <w:t xml:space="preserve">-</w:t>
+        <w:t>-</w:t>
       </w:r>
       <w:r>
         <w:rPr>
@@ -3851,13 +3905,13 @@
         <w:rPr>
           <w:rStyle w:val="FunctionTok"/>
         </w:rPr>
-        <w:t xml:space="preserve">id</w:t>
-      </w:r>
-      <w:r>
-        <w:rPr>
-          <w:rStyle w:val="KeywordTok"/>
-        </w:rPr>
-        <w:t xml:space="preserve">:</w:t>
+        <w:t>id</w:t>
+      </w:r>
+      <w:r>
+        <w:rPr>
+          <w:rStyle w:val="KeywordTok"/>
+        </w:rPr>
+        <w:t>:</w:t>
       </w:r>
       <w:r>
         <w:rPr>
@@ -3878,7 +3932,7 @@
         <w:rPr>
           <w:rStyle w:val="KeywordTok"/>
         </w:rPr>
-        <w:t xml:space="preserve">-</w:t>
+        <w:t>-</w:t>
       </w:r>
       <w:r>
         <w:rPr>
@@ -3890,13 +3944,13 @@
         <w:rPr>
           <w:rStyle w:val="FunctionTok"/>
         </w:rPr>
-        <w:t xml:space="preserve">id</w:t>
-      </w:r>
-      <w:r>
-        <w:rPr>
-          <w:rStyle w:val="KeywordTok"/>
-        </w:rPr>
-        <w:t xml:space="preserve">:</w:t>
+        <w:t>id</w:t>
+      </w:r>
+      <w:r>
+        <w:rPr>
+          <w:rStyle w:val="KeywordTok"/>
+        </w:rPr>
+        <w:t>:</w:t>
       </w:r>
       <w:r>
         <w:rPr>
@@ -3917,7 +3971,7 @@
         <w:rPr>
           <w:rStyle w:val="KeywordTok"/>
         </w:rPr>
-        <w:t xml:space="preserve">-</w:t>
+        <w:t>-</w:t>
       </w:r>
       <w:r>
         <w:rPr>
@@ -3929,13 +3983,13 @@
         <w:rPr>
           <w:rStyle w:val="FunctionTok"/>
         </w:rPr>
-        <w:t xml:space="preserve">id</w:t>
-      </w:r>
-      <w:r>
-        <w:rPr>
-          <w:rStyle w:val="KeywordTok"/>
-        </w:rPr>
-        <w:t xml:space="preserve">:</w:t>
+        <w:t>id</w:t>
+      </w:r>
+      <w:r>
+        <w:rPr>
+          <w:rStyle w:val="KeywordTok"/>
+        </w:rPr>
+        <w:t>:</w:t>
       </w:r>
       <w:r>
         <w:rPr>
@@ -3956,7 +4010,7 @@
         <w:rPr>
           <w:rStyle w:val="KeywordTok"/>
         </w:rPr>
-        <w:t xml:space="preserve">-</w:t>
+        <w:t>-</w:t>
       </w:r>
       <w:r>
         <w:rPr>
@@ -3968,13 +4022,13 @@
         <w:rPr>
           <w:rStyle w:val="FunctionTok"/>
         </w:rPr>
-        <w:t xml:space="preserve">id</w:t>
-      </w:r>
-      <w:r>
-        <w:rPr>
-          <w:rStyle w:val="KeywordTok"/>
-        </w:rPr>
-        <w:t xml:space="preserve">:</w:t>
+        <w:t>id</w:t>
+      </w:r>
+      <w:r>
+        <w:rPr>
+          <w:rStyle w:val="KeywordTok"/>
+        </w:rPr>
+        <w:t>:</w:t>
       </w:r>
       <w:r>
         <w:rPr>
@@ -3998,7 +4052,7 @@
         <w:rPr>
           <w:rStyle w:val="KeywordTok"/>
         </w:rPr>
-        <w:t xml:space="preserve">-</w:t>
+        <w:t>-</w:t>
       </w:r>
       <w:r>
         <w:rPr>
@@ -4010,13 +4064,13 @@
         <w:rPr>
           <w:rStyle w:val="FunctionTok"/>
         </w:rPr>
-        <w:t xml:space="preserve">repo</w:t>
-      </w:r>
-      <w:r>
-        <w:rPr>
-          <w:rStyle w:val="KeywordTok"/>
-        </w:rPr>
-        <w:t xml:space="preserve">:</w:t>
+        <w:t>repo</w:t>
+      </w:r>
+      <w:r>
+        <w:rPr>
+          <w:rStyle w:val="KeywordTok"/>
+        </w:rPr>
+        <w:t>:</w:t>
       </w:r>
       <w:r>
         <w:rPr>
@@ -4037,13 +4091,13 @@
         <w:rPr>
           <w:rStyle w:val="FunctionTok"/>
         </w:rPr>
-        <w:t xml:space="preserve">rev</w:t>
-      </w:r>
-      <w:r>
-        <w:rPr>
-          <w:rStyle w:val="KeywordTok"/>
-        </w:rPr>
-        <w:t xml:space="preserve">:</w:t>
+        <w:t>rev</w:t>
+      </w:r>
+      <w:r>
+        <w:rPr>
+          <w:rStyle w:val="KeywordTok"/>
+        </w:rPr>
+        <w:t>:</w:t>
       </w:r>
       <w:r>
         <w:rPr>
@@ -4055,7 +4109,7 @@
         <w:rPr>
           <w:rStyle w:val="FloatTok"/>
         </w:rPr>
-        <w:t xml:space="preserve">24.3.0</w:t>
+        <w:t>24.3.0</w:t>
       </w:r>
       <w:r>
         <w:br/>
@@ -4070,13 +4124,13 @@
         <w:rPr>
           <w:rStyle w:val="FunctionTok"/>
         </w:rPr>
-        <w:t xml:space="preserve">hooks</w:t>
-      </w:r>
-      <w:r>
-        <w:rPr>
-          <w:rStyle w:val="KeywordTok"/>
-        </w:rPr>
-        <w:t xml:space="preserve">:</w:t>
+        <w:t>hooks</w:t>
+      </w:r>
+      <w:r>
+        <w:rPr>
+          <w:rStyle w:val="KeywordTok"/>
+        </w:rPr>
+        <w:t>:</w:t>
       </w:r>
       <w:r>
         <w:br/>
@@ -4091,7 +4145,7 @@
         <w:rPr>
           <w:rStyle w:val="KeywordTok"/>
         </w:rPr>
-        <w:t xml:space="preserve">-</w:t>
+        <w:t>-</w:t>
       </w:r>
       <w:r>
         <w:rPr>
@@ -4103,13 +4157,13 @@
         <w:rPr>
           <w:rStyle w:val="FunctionTok"/>
         </w:rPr>
-        <w:t xml:space="preserve">id</w:t>
-      </w:r>
-      <w:r>
-        <w:rPr>
-          <w:rStyle w:val="KeywordTok"/>
-        </w:rPr>
-        <w:t xml:space="preserve">:</w:t>
+        <w:t>id</w:t>
+      </w:r>
+      <w:r>
+        <w:rPr>
+          <w:rStyle w:val="KeywordTok"/>
+        </w:rPr>
+        <w:t>:</w:t>
       </w:r>
       <w:r>
         <w:rPr>
@@ -4133,7 +4187,7 @@
         <w:rPr>
           <w:rStyle w:val="KeywordTok"/>
         </w:rPr>
-        <w:t xml:space="preserve">-</w:t>
+        <w:t>-</w:t>
       </w:r>
       <w:r>
         <w:rPr>
@@ -4145,13 +4199,13 @@
         <w:rPr>
           <w:rStyle w:val="FunctionTok"/>
         </w:rPr>
-        <w:t xml:space="preserve">repo</w:t>
-      </w:r>
-      <w:r>
-        <w:rPr>
-          <w:rStyle w:val="KeywordTok"/>
-        </w:rPr>
-        <w:t xml:space="preserve">:</w:t>
+        <w:t>repo</w:t>
+      </w:r>
+      <w:r>
+        <w:rPr>
+          <w:rStyle w:val="KeywordTok"/>
+        </w:rPr>
+        <w:t>:</w:t>
       </w:r>
       <w:r>
         <w:rPr>
@@ -4172,13 +4226,13 @@
         <w:rPr>
           <w:rStyle w:val="FunctionTok"/>
         </w:rPr>
-        <w:t xml:space="preserve">rev</w:t>
-      </w:r>
-      <w:r>
-        <w:rPr>
-          <w:rStyle w:val="KeywordTok"/>
-        </w:rPr>
-        <w:t xml:space="preserve">:</w:t>
+        <w:t>rev</w:t>
+      </w:r>
+      <w:r>
+        <w:rPr>
+          <w:rStyle w:val="KeywordTok"/>
+        </w:rPr>
+        <w:t>:</w:t>
       </w:r>
       <w:r>
         <w:rPr>
@@ -4190,7 +4244,7 @@
         <w:rPr>
           <w:rStyle w:val="FloatTok"/>
         </w:rPr>
-        <w:t xml:space="preserve">5.13.2</w:t>
+        <w:t>5.13.2</w:t>
       </w:r>
       <w:r>
         <w:br/>
@@ -4205,13 +4259,13 @@
         <w:rPr>
           <w:rStyle w:val="FunctionTok"/>
         </w:rPr>
-        <w:t xml:space="preserve">hooks</w:t>
-      </w:r>
-      <w:r>
-        <w:rPr>
-          <w:rStyle w:val="KeywordTok"/>
-        </w:rPr>
-        <w:t xml:space="preserve">:</w:t>
+        <w:t>hooks</w:t>
+      </w:r>
+      <w:r>
+        <w:rPr>
+          <w:rStyle w:val="KeywordTok"/>
+        </w:rPr>
+        <w:t>:</w:t>
       </w:r>
       <w:r>
         <w:br/>
@@ -4226,7 +4280,7 @@
         <w:rPr>
           <w:rStyle w:val="KeywordTok"/>
         </w:rPr>
-        <w:t xml:space="preserve">-</w:t>
+        <w:t>-</w:t>
       </w:r>
       <w:r>
         <w:rPr>
@@ -4238,13 +4292,13 @@
         <w:rPr>
           <w:rStyle w:val="FunctionTok"/>
         </w:rPr>
-        <w:t xml:space="preserve">id</w:t>
-      </w:r>
-      <w:r>
-        <w:rPr>
-          <w:rStyle w:val="KeywordTok"/>
-        </w:rPr>
-        <w:t xml:space="preserve">:</w:t>
+        <w:t>id</w:t>
+      </w:r>
+      <w:r>
+        <w:rPr>
+          <w:rStyle w:val="KeywordTok"/>
+        </w:rPr>
+        <w:t>:</w:t>
       </w:r>
       <w:r>
         <w:rPr>
@@ -4268,7 +4322,7 @@
         <w:rPr>
           <w:rStyle w:val="KeywordTok"/>
         </w:rPr>
-        <w:t xml:space="preserve">-</w:t>
+        <w:t>-</w:t>
       </w:r>
       <w:r>
         <w:rPr>
@@ -4280,13 +4334,13 @@
         <w:rPr>
           <w:rStyle w:val="FunctionTok"/>
         </w:rPr>
-        <w:t xml:space="preserve">repo</w:t>
-      </w:r>
-      <w:r>
-        <w:rPr>
-          <w:rStyle w:val="KeywordTok"/>
-        </w:rPr>
-        <w:t xml:space="preserve">:</w:t>
+        <w:t>repo</w:t>
+      </w:r>
+      <w:r>
+        <w:rPr>
+          <w:rStyle w:val="KeywordTok"/>
+        </w:rPr>
+        <w:t>:</w:t>
       </w:r>
       <w:r>
         <w:rPr>
@@ -4307,13 +4361,13 @@
         <w:rPr>
           <w:rStyle w:val="FunctionTok"/>
         </w:rPr>
-        <w:t xml:space="preserve">rev</w:t>
-      </w:r>
-      <w:r>
-        <w:rPr>
-          <w:rStyle w:val="KeywordTok"/>
-        </w:rPr>
-        <w:t xml:space="preserve">:</w:t>
+        <w:t>rev</w:t>
+      </w:r>
+      <w:r>
+        <w:rPr>
+          <w:rStyle w:val="KeywordTok"/>
+        </w:rPr>
+        <w:t>:</w:t>
       </w:r>
       <w:r>
         <w:rPr>
@@ -4334,13 +4388,13 @@
         <w:rPr>
           <w:rStyle w:val="FunctionTok"/>
         </w:rPr>
-        <w:t xml:space="preserve">hooks</w:t>
-      </w:r>
-      <w:r>
-        <w:rPr>
-          <w:rStyle w:val="KeywordTok"/>
-        </w:rPr>
-        <w:t xml:space="preserve">:</w:t>
+        <w:t>hooks</w:t>
+      </w:r>
+      <w:r>
+        <w:rPr>
+          <w:rStyle w:val="KeywordTok"/>
+        </w:rPr>
+        <w:t>:</w:t>
       </w:r>
       <w:r>
         <w:br/>
@@ -4355,7 +4409,7 @@
         <w:rPr>
           <w:rStyle w:val="KeywordTok"/>
         </w:rPr>
-        <w:t xml:space="preserve">-</w:t>
+        <w:t>-</w:t>
       </w:r>
       <w:r>
         <w:rPr>
@@ -4367,13 +4421,13 @@
         <w:rPr>
           <w:rStyle w:val="FunctionTok"/>
         </w:rPr>
-        <w:t xml:space="preserve">id</w:t>
-      </w:r>
-      <w:r>
-        <w:rPr>
-          <w:rStyle w:val="KeywordTok"/>
-        </w:rPr>
-        <w:t xml:space="preserve">:</w:t>
+        <w:t>id</w:t>
+      </w:r>
+      <w:r>
+        <w:rPr>
+          <w:rStyle w:val="KeywordTok"/>
+        </w:rPr>
+        <w:t>:</w:t>
       </w:r>
       <w:r>
         <w:rPr>
@@ -4394,13 +4448,13 @@
         <w:rPr>
           <w:rStyle w:val="FunctionTok"/>
         </w:rPr>
-        <w:t xml:space="preserve">args</w:t>
-      </w:r>
-      <w:r>
-        <w:rPr>
-          <w:rStyle w:val="KeywordTok"/>
-        </w:rPr>
-        <w:t xml:space="preserve">:</w:t>
+        <w:t>args</w:t>
+      </w:r>
+      <w:r>
+        <w:rPr>
+          <w:rStyle w:val="KeywordTok"/>
+        </w:rPr>
+        <w:t>:</w:t>
       </w:r>
       <w:r>
         <w:rPr>
@@ -4412,19 +4466,19 @@
         <w:rPr>
           <w:rStyle w:val="KeywordTok"/>
         </w:rPr>
-        <w:t xml:space="preserve">[</w:t>
+        <w:t>[</w:t>
       </w:r>
       <w:r>
         <w:rPr>
           <w:rStyle w:val="AttributeTok"/>
         </w:rPr>
-        <w:t xml:space="preserve">--fix</w:t>
-      </w:r>
-      <w:r>
-        <w:rPr>
-          <w:rStyle w:val="KeywordTok"/>
-        </w:rPr>
-        <w:t xml:space="preserve">]</w:t>
+        <w:t>--fix</w:t>
+      </w:r>
+      <w:r>
+        <w:rPr>
+          <w:rStyle w:val="KeywordTok"/>
+        </w:rPr>
+        <w:t>]</w:t>
       </w:r>
       <w:r>
         <w:br/>
@@ -4436,13 +4490,14 @@
         <w:rPr>
           <w:rStyle w:val="AttributeTok"/>
         </w:rPr>
+        <w:lastRenderedPageBreak/>
         <w:t xml:space="preserve">  </w:t>
       </w:r>
       <w:r>
         <w:rPr>
           <w:rStyle w:val="KeywordTok"/>
         </w:rPr>
-        <w:t xml:space="preserve">-</w:t>
+        <w:t>-</w:t>
       </w:r>
       <w:r>
         <w:rPr>
@@ -4454,13 +4509,13 @@
         <w:rPr>
           <w:rStyle w:val="FunctionTok"/>
         </w:rPr>
-        <w:t xml:space="preserve">repo</w:t>
-      </w:r>
-      <w:r>
-        <w:rPr>
-          <w:rStyle w:val="KeywordTok"/>
-        </w:rPr>
-        <w:t xml:space="preserve">:</w:t>
+        <w:t>repo</w:t>
+      </w:r>
+      <w:r>
+        <w:rPr>
+          <w:rStyle w:val="KeywordTok"/>
+        </w:rPr>
+        <w:t>:</w:t>
       </w:r>
       <w:r>
         <w:rPr>
@@ -4481,13 +4536,13 @@
         <w:rPr>
           <w:rStyle w:val="FunctionTok"/>
         </w:rPr>
-        <w:t xml:space="preserve">rev</w:t>
-      </w:r>
-      <w:r>
-        <w:rPr>
-          <w:rStyle w:val="KeywordTok"/>
-        </w:rPr>
-        <w:t xml:space="preserve">:</w:t>
+        <w:t>rev</w:t>
+      </w:r>
+      <w:r>
+        <w:rPr>
+          <w:rStyle w:val="KeywordTok"/>
+        </w:rPr>
+        <w:t>:</w:t>
       </w:r>
       <w:r>
         <w:rPr>
@@ -4508,13 +4563,13 @@
         <w:rPr>
           <w:rStyle w:val="FunctionTok"/>
         </w:rPr>
-        <w:t xml:space="preserve">hooks</w:t>
-      </w:r>
-      <w:r>
-        <w:rPr>
-          <w:rStyle w:val="KeywordTok"/>
-        </w:rPr>
-        <w:t xml:space="preserve">:</w:t>
+        <w:t>hooks</w:t>
+      </w:r>
+      <w:r>
+        <w:rPr>
+          <w:rStyle w:val="KeywordTok"/>
+        </w:rPr>
+        <w:t>:</w:t>
       </w:r>
       <w:r>
         <w:br/>
@@ -4529,7 +4584,7 @@
         <w:rPr>
           <w:rStyle w:val="KeywordTok"/>
         </w:rPr>
-        <w:t xml:space="preserve">-</w:t>
+        <w:t>-</w:t>
       </w:r>
       <w:r>
         <w:rPr>
@@ -4541,13 +4596,13 @@
         <w:rPr>
           <w:rStyle w:val="FunctionTok"/>
         </w:rPr>
-        <w:t xml:space="preserve">id</w:t>
-      </w:r>
-      <w:r>
-        <w:rPr>
-          <w:rStyle w:val="KeywordTok"/>
-        </w:rPr>
-        <w:t xml:space="preserve">:</w:t>
+        <w:t>id</w:t>
+      </w:r>
+      <w:r>
+        <w:rPr>
+          <w:rStyle w:val="KeywordTok"/>
+        </w:rPr>
+        <w:t>:</w:t>
       </w:r>
       <w:r>
         <w:rPr>
@@ -4556,14 +4611,14 @@
         <w:t xml:space="preserve"> mypy</w:t>
       </w:r>
     </w:p>
-    <w:bookmarkEnd w:id="39"/>
-    <w:bookmarkStart w:id="40" w:name="instalación-y-ejecución"/>
     <w:p>
       <w:pPr>
-        <w:pStyle w:val="Heading3"/>
+        <w:pStyle w:val="Ttulo3"/>
       </w:pPr>
-      <w:r>
-        <w:t xml:space="preserve">Instalación y ejecución</w:t>
+      <w:bookmarkStart w:id="21" w:name="instalación-y-ejecución"/>
+      <w:bookmarkEnd w:id="20"/>
+      <w:r>
+        <w:t>Instalación y ejecución</w:t>
       </w:r>
     </w:p>
     <w:p>
@@ -4574,7 +4629,7 @@
         <w:rPr>
           <w:rStyle w:val="ExtensionTok"/>
         </w:rPr>
-        <w:t xml:space="preserve">pre-commit</w:t>
+        <w:t>pre-commit</w:t>
       </w:r>
       <w:r>
         <w:rPr>
@@ -4589,7 +4644,7 @@
         <w:rPr>
           <w:rStyle w:val="ExtensionTok"/>
         </w:rPr>
-        <w:t xml:space="preserve">pre-commit</w:t>
+        <w:t>pre-commit</w:t>
       </w:r>
       <w:r>
         <w:rPr>
@@ -4601,17 +4656,17 @@
         <w:rPr>
           <w:rStyle w:val="AttributeTok"/>
         </w:rPr>
-        <w:t xml:space="preserve">--all-files</w:t>
+        <w:t>--all-files</w:t>
       </w:r>
     </w:p>
-    <w:bookmarkEnd w:id="40"/>
-    <w:bookmarkStart w:id="41" w:name="resultado-final-obtenido"/>
     <w:p>
       <w:pPr>
-        <w:pStyle w:val="Heading3"/>
+        <w:pStyle w:val="Ttulo3"/>
       </w:pPr>
-      <w:r>
-        <w:t xml:space="preserve">Resultado final obtenido</w:t>
+      <w:bookmarkStart w:id="22" w:name="resultado-final-obtenido"/>
+      <w:bookmarkEnd w:id="21"/>
+      <w:r>
+        <w:t>Resultado final obtenido</w:t>
       </w:r>
     </w:p>
     <w:p>
@@ -4622,7 +4677,7 @@
         <w:rPr>
           <w:rStyle w:val="VerbatimChar"/>
         </w:rPr>
-        <w:t xml:space="preserve">trim trailing whitespace.................................................Passed</w:t>
+        <w:t>trim trailing whitespace.................................................Passed</w:t>
       </w:r>
       <w:r>
         <w:br/>
@@ -4631,7 +4686,7 @@
         <w:rPr>
           <w:rStyle w:val="VerbatimChar"/>
         </w:rPr>
-        <w:t xml:space="preserve">fix end of files.........................................................Passed</w:t>
+        <w:t>fix end of files.........................................................Passed</w:t>
       </w:r>
       <w:r>
         <w:br/>
@@ -4640,7 +4695,7 @@
         <w:rPr>
           <w:rStyle w:val="VerbatimChar"/>
         </w:rPr>
-        <w:t xml:space="preserve">check yaml...........................................(no files to check)Skipped</w:t>
+        <w:t>check yaml...........................................(no files to check)Skipped</w:t>
       </w:r>
       <w:r>
         <w:br/>
@@ -4649,16 +4704,13 @@
         <w:rPr>
           <w:rStyle w:val="VerbatimChar"/>
         </w:rPr>
-        <w:t xml:space="preserve">check for merge conflicts................................................Passed</w:t>
-      </w:r>
-      <w:r>
-        <w:br/>
+        <w:t xml:space="preserve">check for merge </w:t>
       </w:r>
       <w:r>
         <w:rPr>
           <w:rStyle w:val="VerbatimChar"/>
         </w:rPr>
-        <w:t xml:space="preserve">black....................................................................Passed</w:t>
+        <w:t>conflicts................................................Passed</w:t>
       </w:r>
       <w:r>
         <w:br/>
@@ -4667,7 +4719,7 @@
         <w:rPr>
           <w:rStyle w:val="VerbatimChar"/>
         </w:rPr>
-        <w:t xml:space="preserve">isort....................................................................Passed</w:t>
+        <w:t>black....................................................................Passed</w:t>
       </w:r>
       <w:r>
         <w:br/>
@@ -4676,7 +4728,7 @@
         <w:rPr>
           <w:rStyle w:val="VerbatimChar"/>
         </w:rPr>
-        <w:t xml:space="preserve">ruff.....................................................................Passed</w:t>
+        <w:t>isort....................................................................Passed</w:t>
       </w:r>
       <w:r>
         <w:br/>
@@ -4685,34 +4737,49 @@
         <w:rPr>
           <w:rStyle w:val="VerbatimChar"/>
         </w:rPr>
-        <w:t xml:space="preserve">mypy.....................................................................Passed</w:t>
+        <w:t>ruff............................</w:t>
+      </w:r>
+      <w:r>
+        <w:rPr>
+          <w:rStyle w:val="VerbatimChar"/>
+        </w:rPr>
+        <w:t>.........................................Passed</w:t>
+      </w:r>
+      <w:r>
+        <w:br/>
+      </w:r>
+      <w:r>
+        <w:rPr>
+          <w:rStyle w:val="VerbatimChar"/>
+        </w:rPr>
+        <w:t>mypy.....................................................................Passed</w:t>
       </w:r>
     </w:p>
     <w:p>
       <w:r>
-        <w:pict>
-          <v:rect style="width:0;height:1.5pt" o:hralign="center" o:hrstd="t" o:hr="t"/>
+        <w:pict w14:anchorId="79C89E8E">
+          <v:rect id="_x0000_i1031" style="width:0;height:1.5pt" o:hralign="center" o:hrstd="t" o:hr="t"/>
         </w:pict>
       </w:r>
     </w:p>
-    <w:bookmarkEnd w:id="41"/>
-    <w:bookmarkEnd w:id="42"/>
-    <w:bookmarkStart w:id="44" w:name="laboratorio-código-final"/>
     <w:p>
       <w:pPr>
-        <w:pStyle w:val="Heading2"/>
+        <w:pStyle w:val="Ttulo2"/>
       </w:pPr>
-      <w:r>
-        <w:t xml:space="preserve">5. Laboratorio — Código Final</w:t>
+      <w:bookmarkStart w:id="23" w:name="laboratorio-código-final"/>
+      <w:bookmarkEnd w:id="19"/>
+      <w:bookmarkEnd w:id="22"/>
+      <w:r>
+        <w:t>5. Laboratorio — Código Final</w:t>
       </w:r>
     </w:p>
-    <w:bookmarkStart w:id="43" w:name="type_hints.py"/>
     <w:p>
       <w:pPr>
-        <w:pStyle w:val="Heading3"/>
+        <w:pStyle w:val="Ttulo3"/>
       </w:pPr>
-      <w:r>
-        <w:t xml:space="preserve">type_hints.py</w:t>
+      <w:bookmarkStart w:id="24" w:name="type_hints.py"/>
+      <w:r>
+        <w:t>type_hints.py</w:t>
       </w:r>
     </w:p>
     <w:p>
@@ -4723,7 +4790,7 @@
         <w:rPr>
           <w:rStyle w:val="CommentTok"/>
         </w:rPr>
-        <w:t xml:space="preserve"># modulo_5/type_hints.py</w:t>
+        <w:t># modulo_5/type_hints.py</w:t>
       </w:r>
       <w:r>
         <w:br/>
@@ -4735,7 +4802,7 @@
         <w:rPr>
           <w:rStyle w:val="ImportTok"/>
         </w:rPr>
-        <w:t xml:space="preserve">from</w:t>
+        <w:t>from</w:t>
       </w:r>
       <w:r>
         <w:rPr>
@@ -4747,7 +4814,7 @@
         <w:rPr>
           <w:rStyle w:val="ImportTok"/>
         </w:rPr>
-        <w:t xml:space="preserve">import</w:t>
+        <w:t>import</w:t>
       </w:r>
       <w:r>
         <w:rPr>
@@ -4762,7 +4829,7 @@
         <w:rPr>
           <w:rStyle w:val="ImportTok"/>
         </w:rPr>
-        <w:t xml:space="preserve">from</w:t>
+        <w:t>from</w:t>
       </w:r>
       <w:r>
         <w:rPr>
@@ -4774,13 +4841,19 @@
         <w:rPr>
           <w:rStyle w:val="ImportTok"/>
         </w:rPr>
-        <w:t xml:space="preserve">import</w:t>
-      </w:r>
-      <w:r>
-        <w:rPr>
-          <w:rStyle w:val="NormalTok"/>
-        </w:rPr>
-        <w:t xml:space="preserve"> Literal, NotRequired, Protocol, TypedDict</w:t>
+        <w:t>import</w:t>
+      </w:r>
+      <w:r>
+        <w:rPr>
+          <w:rStyle w:val="NormalTok"/>
+        </w:rPr>
+        <w:t xml:space="preserve"> </w:t>
+      </w:r>
+      <w:r>
+        <w:rPr>
+          <w:rStyle w:val="NormalTok"/>
+        </w:rPr>
+        <w:t>Literal, NotRequired, Protocol, TypedDict</w:t>
       </w:r>
       <w:r>
         <w:br/>
@@ -4795,7 +4868,7 @@
         <w:rPr>
           <w:rStyle w:val="CommentTok"/>
         </w:rPr>
-        <w:t xml:space="preserve"># BÁSICO — anotaciones simples</w:t>
+        <w:t># BÁSICO — anotaciones simples</w:t>
       </w:r>
       <w:r>
         <w:br/>
@@ -4810,7 +4883,7 @@
         <w:rPr>
           <w:rStyle w:val="BuiltInTok"/>
         </w:rPr>
-        <w:t xml:space="preserve">str</w:t>
+        <w:t>str</w:t>
       </w:r>
       <w:r>
         <w:rPr>
@@ -4822,7 +4895,7 @@
         <w:rPr>
           <w:rStyle w:val="OperatorTok"/>
         </w:rPr>
-        <w:t xml:space="preserve">=</w:t>
+        <w:t>=</w:t>
       </w:r>
       <w:r>
         <w:rPr>
@@ -4834,7 +4907,7 @@
         <w:rPr>
           <w:rStyle w:val="StringTok"/>
         </w:rPr>
-        <w:t xml:space="preserve">"Ana"</w:t>
+        <w:t>"Ana"</w:t>
       </w:r>
       <w:r>
         <w:br/>
@@ -4849,7 +4922,7 @@
         <w:rPr>
           <w:rStyle w:val="BuiltInTok"/>
         </w:rPr>
-        <w:t xml:space="preserve">int</w:t>
+        <w:t>int</w:t>
       </w:r>
       <w:r>
         <w:rPr>
@@ -4861,7 +4934,7 @@
         <w:rPr>
           <w:rStyle w:val="OperatorTok"/>
         </w:rPr>
-        <w:t xml:space="preserve">=</w:t>
+        <w:t>=</w:t>
       </w:r>
       <w:r>
         <w:rPr>
@@ -4873,7 +4946,7 @@
         <w:rPr>
           <w:rStyle w:val="DecValTok"/>
         </w:rPr>
-        <w:t xml:space="preserve">30</w:t>
+        <w:t>30</w:t>
       </w:r>
       <w:r>
         <w:br/>
@@ -4888,7 +4961,7 @@
         <w:rPr>
           <w:rStyle w:val="BuiltInTok"/>
         </w:rPr>
-        <w:t xml:space="preserve">bool</w:t>
+        <w:t>bool</w:t>
       </w:r>
       <w:r>
         <w:rPr>
@@ -4900,7 +4973,7 @@
         <w:rPr>
           <w:rStyle w:val="OperatorTok"/>
         </w:rPr>
-        <w:t xml:space="preserve">=</w:t>
+        <w:t>=</w:t>
       </w:r>
       <w:r>
         <w:rPr>
@@ -4912,7 +4985,7 @@
         <w:rPr>
           <w:rStyle w:val="VariableTok"/>
         </w:rPr>
-        <w:t xml:space="preserve">True</w:t>
+        <w:t>True</w:t>
       </w:r>
       <w:r>
         <w:br/>
@@ -4927,7 +5000,7 @@
         <w:rPr>
           <w:rStyle w:val="BuiltInTok"/>
         </w:rPr>
-        <w:t xml:space="preserve">float</w:t>
+        <w:t>float</w:t>
       </w:r>
       <w:r>
         <w:rPr>
@@ -4939,7 +5012,7 @@
         <w:rPr>
           <w:rStyle w:val="OperatorTok"/>
         </w:rPr>
-        <w:t xml:space="preserve">=</w:t>
+        <w:t>=</w:t>
       </w:r>
       <w:r>
         <w:rPr>
@@ -4951,22 +5024,22 @@
         <w:rPr>
           <w:rStyle w:val="FloatTok"/>
         </w:rPr>
-        <w:t xml:space="preserve">9.99</w:t>
-      </w:r>
-      <w:r>
-        <w:br/>
-      </w:r>
-      <w:r>
-        <w:br/>
-      </w:r>
-      <w:r>
-        <w:br/>
-      </w:r>
-      <w:r>
-        <w:rPr>
-          <w:rStyle w:val="KeywordTok"/>
-        </w:rPr>
-        <w:t xml:space="preserve">def</w:t>
+        <w:t>9.99</w:t>
+      </w:r>
+      <w:r>
+        <w:br/>
+      </w:r>
+      <w:r>
+        <w:br/>
+      </w:r>
+      <w:r>
+        <w:br/>
+      </w:r>
+      <w:r>
+        <w:rPr>
+          <w:rStyle w:val="KeywordTok"/>
+        </w:rPr>
+        <w:t>def</w:t>
       </w:r>
       <w:r>
         <w:rPr>
@@ -4978,7 +5051,7 @@
         <w:rPr>
           <w:rStyle w:val="BuiltInTok"/>
         </w:rPr>
-        <w:t xml:space="preserve">str</w:t>
+        <w:t>str</w:t>
       </w:r>
       <w:r>
         <w:rPr>
@@ -4990,7 +5063,7 @@
         <w:rPr>
           <w:rStyle w:val="BuiltInTok"/>
         </w:rPr>
-        <w:t xml:space="preserve">int</w:t>
+        <w:t>int</w:t>
       </w:r>
       <w:r>
         <w:rPr>
@@ -5002,7 +5075,7 @@
         <w:rPr>
           <w:rStyle w:val="OperatorTok"/>
         </w:rPr>
-        <w:t xml:space="preserve">=</w:t>
+        <w:t>=</w:t>
       </w:r>
       <w:r>
         <w:rPr>
@@ -5014,7 +5087,7 @@
         <w:rPr>
           <w:rStyle w:val="DecValTok"/>
         </w:rPr>
-        <w:t xml:space="preserve">1</w:t>
+        <w:t>1</w:t>
       </w:r>
       <w:r>
         <w:rPr>
@@ -5026,7 +5099,7 @@
         <w:rPr>
           <w:rStyle w:val="OperatorTok"/>
         </w:rPr>
-        <w:t xml:space="preserve">-&gt;</w:t>
+        <w:t>-&gt;</w:t>
       </w:r>
       <w:r>
         <w:rPr>
@@ -5038,13 +5111,13 @@
         <w:rPr>
           <w:rStyle w:val="BuiltInTok"/>
         </w:rPr>
-        <w:t xml:space="preserve">str</w:t>
-      </w:r>
-      <w:r>
-        <w:rPr>
-          <w:rStyle w:val="NormalTok"/>
-        </w:rPr>
-        <w:t xml:space="preserve">:</w:t>
+        <w:t>str</w:t>
+      </w:r>
+      <w:r>
+        <w:rPr>
+          <w:rStyle w:val="NormalTok"/>
+        </w:rPr>
+        <w:t>:</w:t>
       </w:r>
       <w:r>
         <w:br/>
@@ -5059,7 +5132,7 @@
         <w:rPr>
           <w:rStyle w:val="ControlFlowTok"/>
         </w:rPr>
-        <w:t xml:space="preserve">return</w:t>
+        <w:t>return</w:t>
       </w:r>
       <w:r>
         <w:rPr>
@@ -5077,25 +5150,25 @@
         <w:rPr>
           <w:rStyle w:val="SpecialCharTok"/>
         </w:rPr>
-        <w:t xml:space="preserve">{</w:t>
-      </w:r>
-      <w:r>
-        <w:rPr>
-          <w:rStyle w:val="NormalTok"/>
-        </w:rPr>
-        <w:t xml:space="preserve">nombre</w:t>
+        <w:t>{</w:t>
+      </w:r>
+      <w:r>
+        <w:rPr>
+          <w:rStyle w:val="NormalTok"/>
+        </w:rPr>
+        <w:t>nombre</w:t>
       </w:r>
       <w:r>
         <w:rPr>
           <w:rStyle w:val="SpecialCharTok"/>
         </w:rPr>
-        <w:t xml:space="preserve">}</w:t>
+        <w:t>}</w:t>
       </w:r>
       <w:r>
         <w:rPr>
           <w:rStyle w:val="SpecialStringTok"/>
         </w:rPr>
-        <w:t xml:space="preserve">"</w:t>
+        <w:t>"</w:t>
       </w:r>
       <w:r>
         <w:rPr>
@@ -5107,7 +5180,7 @@
         <w:rPr>
           <w:rStyle w:val="OperatorTok"/>
         </w:rPr>
-        <w:t xml:space="preserve">*</w:t>
+        <w:t>*</w:t>
       </w:r>
       <w:r>
         <w:rPr>
@@ -5128,16 +5201,17 @@
         <w:rPr>
           <w:rStyle w:val="CommentTok"/>
         </w:rPr>
-        <w:t xml:space="preserve"># Union — acepta más de un tipo</w:t>
-      </w:r>
-      <w:r>
-        <w:br/>
-      </w:r>
-      <w:r>
-        <w:rPr>
-          <w:rStyle w:val="KeywordTok"/>
-        </w:rPr>
-        <w:t xml:space="preserve">def</w:t>
+        <w:t># Union — acepta más de un tipo</w:t>
+      </w:r>
+      <w:r>
+        <w:br/>
+      </w:r>
+      <w:r>
+        <w:rPr>
+          <w:rStyle w:val="KeywordTok"/>
+        </w:rPr>
+        <w:lastRenderedPageBreak/>
+        <w:t>def</w:t>
       </w:r>
       <w:r>
         <w:rPr>
@@ -5149,7 +5223,7 @@
         <w:rPr>
           <w:rStyle w:val="BuiltInTok"/>
         </w:rPr>
-        <w:t xml:space="preserve">int</w:t>
+        <w:t>int</w:t>
       </w:r>
       <w:r>
         <w:rPr>
@@ -5161,7 +5235,7 @@
         <w:rPr>
           <w:rStyle w:val="OperatorTok"/>
         </w:rPr>
-        <w:t xml:space="preserve">|</w:t>
+        <w:t>|</w:t>
       </w:r>
       <w:r>
         <w:rPr>
@@ -5173,7 +5247,7 @@
         <w:rPr>
           <w:rStyle w:val="BuiltInTok"/>
         </w:rPr>
-        <w:t xml:space="preserve">str</w:t>
+        <w:t>str</w:t>
       </w:r>
       <w:r>
         <w:rPr>
@@ -5185,7 +5259,7 @@
         <w:rPr>
           <w:rStyle w:val="OperatorTok"/>
         </w:rPr>
-        <w:t xml:space="preserve">-&gt;</w:t>
+        <w:t>-&gt;</w:t>
       </w:r>
       <w:r>
         <w:rPr>
@@ -5197,13 +5271,13 @@
         <w:rPr>
           <w:rStyle w:val="BuiltInTok"/>
         </w:rPr>
-        <w:t xml:space="preserve">str</w:t>
-      </w:r>
-      <w:r>
-        <w:rPr>
-          <w:rStyle w:val="NormalTok"/>
-        </w:rPr>
-        <w:t xml:space="preserve">:</w:t>
+        <w:t>str</w:t>
+      </w:r>
+      <w:r>
+        <w:rPr>
+          <w:rStyle w:val="NormalTok"/>
+        </w:rPr>
+        <w:t>:</w:t>
       </w:r>
       <w:r>
         <w:br/>
@@ -5218,7 +5292,7 @@
         <w:rPr>
           <w:rStyle w:val="ControlFlowTok"/>
         </w:rPr>
-        <w:t xml:space="preserve">return</w:t>
+        <w:t>return</w:t>
       </w:r>
       <w:r>
         <w:rPr>
@@ -5230,28 +5304,28 @@
         <w:rPr>
           <w:rStyle w:val="BuiltInTok"/>
         </w:rPr>
-        <w:t xml:space="preserve">str</w:t>
-      </w:r>
-      <w:r>
-        <w:rPr>
-          <w:rStyle w:val="NormalTok"/>
-        </w:rPr>
-        <w:t xml:space="preserve">(valor)</w:t>
-      </w:r>
-      <w:r>
-        <w:br/>
-      </w:r>
-      <w:r>
-        <w:br/>
-      </w:r>
-      <w:r>
-        <w:br/>
-      </w:r>
-      <w:r>
-        <w:rPr>
-          <w:rStyle w:val="KeywordTok"/>
-        </w:rPr>
-        <w:t xml:space="preserve">def</w:t>
+        <w:t>str</w:t>
+      </w:r>
+      <w:r>
+        <w:rPr>
+          <w:rStyle w:val="NormalTok"/>
+        </w:rPr>
+        <w:t>(valor)</w:t>
+      </w:r>
+      <w:r>
+        <w:br/>
+      </w:r>
+      <w:r>
+        <w:br/>
+      </w:r>
+      <w:r>
+        <w:br/>
+      </w:r>
+      <w:r>
+        <w:rPr>
+          <w:rStyle w:val="KeywordTok"/>
+        </w:rPr>
+        <w:t>def</w:t>
       </w:r>
       <w:r>
         <w:rPr>
@@ -5263,7 +5337,7 @@
         <w:rPr>
           <w:rStyle w:val="BuiltInTok"/>
         </w:rPr>
-        <w:t xml:space="preserve">int</w:t>
+        <w:t>int</w:t>
       </w:r>
       <w:r>
         <w:rPr>
@@ -5275,7 +5349,7 @@
         <w:rPr>
           <w:rStyle w:val="OperatorTok"/>
         </w:rPr>
-        <w:t xml:space="preserve">|</w:t>
+        <w:t>|</w:t>
       </w:r>
       <w:r>
         <w:rPr>
@@ -5287,7 +5361,7 @@
         <w:rPr>
           <w:rStyle w:val="BuiltInTok"/>
         </w:rPr>
-        <w:t xml:space="preserve">str</w:t>
+        <w:t>str</w:t>
       </w:r>
       <w:r>
         <w:rPr>
@@ -5299,7 +5373,7 @@
         <w:rPr>
           <w:rStyle w:val="OperatorTok"/>
         </w:rPr>
-        <w:t xml:space="preserve">-&gt;</w:t>
+        <w:t>-&gt;</w:t>
       </w:r>
       <w:r>
         <w:rPr>
@@ -5311,13 +5385,13 @@
         <w:rPr>
           <w:rStyle w:val="BuiltInTok"/>
         </w:rPr>
-        <w:t xml:space="preserve">str</w:t>
-      </w:r>
-      <w:r>
-        <w:rPr>
-          <w:rStyle w:val="NormalTok"/>
-        </w:rPr>
-        <w:t xml:space="preserve">:</w:t>
+        <w:t>str</w:t>
+      </w:r>
+      <w:r>
+        <w:rPr>
+          <w:rStyle w:val="NormalTok"/>
+        </w:rPr>
+        <w:t>:</w:t>
       </w:r>
       <w:r>
         <w:br/>
@@ -5332,7 +5406,7 @@
         <w:rPr>
           <w:rStyle w:val="ControlFlowTok"/>
         </w:rPr>
-        <w:t xml:space="preserve">return</w:t>
+        <w:t>return</w:t>
       </w:r>
       <w:r>
         <w:rPr>
@@ -5344,13 +5418,13 @@
         <w:rPr>
           <w:rStyle w:val="BuiltInTok"/>
         </w:rPr>
-        <w:t xml:space="preserve">str</w:t>
-      </w:r>
-      <w:r>
-        <w:rPr>
-          <w:rStyle w:val="NormalTok"/>
-        </w:rPr>
-        <w:t xml:space="preserve">(valor)</w:t>
+        <w:t>str</w:t>
+      </w:r>
+      <w:r>
+        <w:rPr>
+          <w:rStyle w:val="NormalTok"/>
+        </w:rPr>
+        <w:t>(valor)</w:t>
       </w:r>
       <w:r>
         <w:br/>
@@ -5365,7 +5439,7 @@
         <w:rPr>
           <w:rStyle w:val="CommentTok"/>
         </w:rPr>
-        <w:t xml:space="preserve"># Literal — valores exactos permitidos</w:t>
+        <w:t># Literal — valores exactos permitidos</w:t>
       </w:r>
       <w:r>
         <w:br/>
@@ -5380,7 +5454,7 @@
         <w:rPr>
           <w:rStyle w:val="OperatorTok"/>
         </w:rPr>
-        <w:t xml:space="preserve">=</w:t>
+        <w:t>=</w:t>
       </w:r>
       <w:r>
         <w:rPr>
@@ -5392,7 +5466,7 @@
         <w:rPr>
           <w:rStyle w:val="StringTok"/>
         </w:rPr>
-        <w:t xml:space="preserve">"admin"</w:t>
+        <w:t>"admin"</w:t>
       </w:r>
       <w:r>
         <w:rPr>
@@ -5404,7 +5478,7 @@
         <w:rPr>
           <w:rStyle w:val="StringTok"/>
         </w:rPr>
-        <w:t xml:space="preserve">"editor"</w:t>
+        <w:t>"editor"</w:t>
       </w:r>
       <w:r>
         <w:rPr>
@@ -5416,28 +5490,28 @@
         <w:rPr>
           <w:rStyle w:val="StringTok"/>
         </w:rPr>
-        <w:t xml:space="preserve">"viewer"</w:t>
-      </w:r>
-      <w:r>
-        <w:rPr>
-          <w:rStyle w:val="NormalTok"/>
-        </w:rPr>
-        <w:t xml:space="preserve">]</w:t>
-      </w:r>
-      <w:r>
-        <w:br/>
-      </w:r>
-      <w:r>
-        <w:br/>
-      </w:r>
-      <w:r>
-        <w:br/>
-      </w:r>
-      <w:r>
-        <w:rPr>
-          <w:rStyle w:val="KeywordTok"/>
-        </w:rPr>
-        <w:t xml:space="preserve">def</w:t>
+        <w:t>"viewer"</w:t>
+      </w:r>
+      <w:r>
+        <w:rPr>
+          <w:rStyle w:val="NormalTok"/>
+        </w:rPr>
+        <w:t>]</w:t>
+      </w:r>
+      <w:r>
+        <w:br/>
+      </w:r>
+      <w:r>
+        <w:br/>
+      </w:r>
+      <w:r>
+        <w:br/>
+      </w:r>
+      <w:r>
+        <w:rPr>
+          <w:rStyle w:val="KeywordTok"/>
+        </w:rPr>
+        <w:t>def</w:t>
       </w:r>
       <w:r>
         <w:rPr>
@@ -5449,7 +5523,7 @@
         <w:rPr>
           <w:rStyle w:val="BuiltInTok"/>
         </w:rPr>
-        <w:t xml:space="preserve">str</w:t>
+        <w:t>str</w:t>
       </w:r>
       <w:r>
         <w:rPr>
@@ -5461,7 +5535,7 @@
         <w:rPr>
           <w:rStyle w:val="OperatorTok"/>
         </w:rPr>
-        <w:t xml:space="preserve">-&gt;</w:t>
+        <w:t>-&gt;</w:t>
       </w:r>
       <w:r>
         <w:rPr>
@@ -5473,13 +5547,13 @@
         <w:rPr>
           <w:rStyle w:val="VariableTok"/>
         </w:rPr>
-        <w:t xml:space="preserve">None</w:t>
-      </w:r>
-      <w:r>
-        <w:rPr>
-          <w:rStyle w:val="NormalTok"/>
-        </w:rPr>
-        <w:t xml:space="preserve">:</w:t>
+        <w:t>None</w:t>
+      </w:r>
+      <w:r>
+        <w:rPr>
+          <w:rStyle w:val="NormalTok"/>
+        </w:rPr>
+        <w:t>:</w:t>
       </w:r>
       <w:r>
         <w:br/>
@@ -5494,37 +5568,37 @@
         <w:rPr>
           <w:rStyle w:val="BuiltInTok"/>
         </w:rPr>
-        <w:t xml:space="preserve">print</w:t>
-      </w:r>
-      <w:r>
-        <w:rPr>
-          <w:rStyle w:val="NormalTok"/>
-        </w:rPr>
-        <w:t xml:space="preserve">(</w:t>
+        <w:t>print</w:t>
+      </w:r>
+      <w:r>
+        <w:rPr>
+          <w:rStyle w:val="NormalTok"/>
+        </w:rPr>
+        <w:t>(</w:t>
       </w:r>
       <w:r>
         <w:rPr>
           <w:rStyle w:val="SpecialStringTok"/>
         </w:rPr>
-        <w:t xml:space="preserve">f"</w:t>
+        <w:t>f"</w:t>
       </w:r>
       <w:r>
         <w:rPr>
           <w:rStyle w:val="SpecialCharTok"/>
         </w:rPr>
-        <w:t xml:space="preserve">{</w:t>
-      </w:r>
-      <w:r>
-        <w:rPr>
-          <w:rStyle w:val="NormalTok"/>
-        </w:rPr>
-        <w:t xml:space="preserve">usuario</w:t>
+        <w:t>{</w:t>
+      </w:r>
+      <w:r>
+        <w:rPr>
+          <w:rStyle w:val="NormalTok"/>
+        </w:rPr>
+        <w:t>usuario</w:t>
       </w:r>
       <w:r>
         <w:rPr>
           <w:rStyle w:val="SpecialCharTok"/>
         </w:rPr>
-        <w:t xml:space="preserve">}</w:t>
+        <w:t>}</w:t>
       </w:r>
       <w:r>
         <w:rPr>
@@ -5536,52 +5610,52 @@
         <w:rPr>
           <w:rStyle w:val="SpecialCharTok"/>
         </w:rPr>
-        <w:t xml:space="preserve">{</w:t>
-      </w:r>
-      <w:r>
-        <w:rPr>
-          <w:rStyle w:val="NormalTok"/>
-        </w:rPr>
-        <w:t xml:space="preserve">rol</w:t>
+        <w:t>{</w:t>
+      </w:r>
+      <w:r>
+        <w:rPr>
+          <w:rStyle w:val="NormalTok"/>
+        </w:rPr>
+        <w:t>rol</w:t>
       </w:r>
       <w:r>
         <w:rPr>
           <w:rStyle w:val="SpecialCharTok"/>
         </w:rPr>
-        <w:t xml:space="preserve">}</w:t>
+        <w:t>}</w:t>
       </w:r>
       <w:r>
         <w:rPr>
           <w:rStyle w:val="SpecialStringTok"/>
         </w:rPr>
-        <w:t xml:space="preserve">"</w:t>
-      </w:r>
-      <w:r>
-        <w:rPr>
-          <w:rStyle w:val="NormalTok"/>
-        </w:rPr>
-        <w:t xml:space="preserve">)</w:t>
-      </w:r>
-      <w:r>
-        <w:br/>
-      </w:r>
-      <w:r>
-        <w:br/>
-      </w:r>
-      <w:r>
-        <w:br/>
-      </w:r>
-      <w:r>
-        <w:rPr>
-          <w:rStyle w:val="NormalTok"/>
-        </w:rPr>
-        <w:t xml:space="preserve">asignar_rol(</w:t>
+        <w:t>"</w:t>
+      </w:r>
+      <w:r>
+        <w:rPr>
+          <w:rStyle w:val="NormalTok"/>
+        </w:rPr>
+        <w:t>)</w:t>
+      </w:r>
+      <w:r>
+        <w:br/>
+      </w:r>
+      <w:r>
+        <w:br/>
+      </w:r>
+      <w:r>
+        <w:br/>
+      </w:r>
+      <w:r>
+        <w:rPr>
+          <w:rStyle w:val="NormalTok"/>
+        </w:rPr>
+        <w:t>asignar_rol(</w:t>
       </w:r>
       <w:r>
         <w:rPr>
           <w:rStyle w:val="StringTok"/>
         </w:rPr>
-        <w:t xml:space="preserve">"Ana"</w:t>
+        <w:t>"Ana"</w:t>
       </w:r>
       <w:r>
         <w:rPr>
@@ -5593,13 +5667,13 @@
         <w:rPr>
           <w:rStyle w:val="StringTok"/>
         </w:rPr>
-        <w:t xml:space="preserve">"admin"</w:t>
-      </w:r>
-      <w:r>
-        <w:rPr>
-          <w:rStyle w:val="NormalTok"/>
-        </w:rPr>
-        <w:t xml:space="preserve">)</w:t>
+        <w:t>"admin"</w:t>
+      </w:r>
+      <w:r>
+        <w:rPr>
+          <w:rStyle w:val="NormalTok"/>
+        </w:rPr>
+        <w:t>)</w:t>
       </w:r>
       <w:r>
         <w:br/>
@@ -5614,16 +5688,16 @@
         <w:rPr>
           <w:rStyle w:val="CommentTok"/>
         </w:rPr>
-        <w:t xml:space="preserve"># TypedDict — diccionarios con estructura fija</w:t>
-      </w:r>
-      <w:r>
-        <w:br/>
-      </w:r>
-      <w:r>
-        <w:rPr>
-          <w:rStyle w:val="KeywordTok"/>
-        </w:rPr>
-        <w:t xml:space="preserve">class</w:t>
+        <w:t># TypedDict — diccionarios con estructura fija</w:t>
+      </w:r>
+      <w:r>
+        <w:br/>
+      </w:r>
+      <w:r>
+        <w:rPr>
+          <w:rStyle w:val="KeywordTok"/>
+        </w:rPr>
+        <w:t>class</w:t>
       </w:r>
       <w:r>
         <w:rPr>
@@ -5644,7 +5718,7 @@
         <w:rPr>
           <w:rStyle w:val="BuiltInTok"/>
         </w:rPr>
-        <w:t xml:space="preserve">str</w:t>
+        <w:t>str</w:t>
       </w:r>
       <w:r>
         <w:br/>
@@ -5659,7 +5733,7 @@
         <w:rPr>
           <w:rStyle w:val="BuiltInTok"/>
         </w:rPr>
-        <w:t xml:space="preserve">float</w:t>
+        <w:t>float</w:t>
       </w:r>
       <w:r>
         <w:br/>
@@ -5674,28 +5748,34 @@
         <w:rPr>
           <w:rStyle w:val="BuiltInTok"/>
         </w:rPr>
-        <w:t xml:space="preserve">bool</w:t>
-      </w:r>
-      <w:r>
-        <w:br/>
-      </w:r>
-      <w:r>
-        <w:br/>
-      </w:r>
-      <w:r>
-        <w:br/>
-      </w:r>
-      <w:r>
-        <w:rPr>
-          <w:rStyle w:val="NormalTok"/>
-        </w:rPr>
-        <w:t xml:space="preserve">item: Producto </w:t>
+        <w:t>bool</w:t>
+      </w:r>
+      <w:r>
+        <w:br/>
+      </w:r>
+      <w:r>
+        <w:br/>
+      </w:r>
+      <w:r>
+        <w:br/>
+      </w:r>
+      <w:r>
+        <w:rPr>
+          <w:rStyle w:val="NormalTok"/>
+        </w:rPr>
+        <w:t>it</w:t>
+      </w:r>
+      <w:r>
+        <w:rPr>
+          <w:rStyle w:val="NormalTok"/>
+        </w:rPr>
+        <w:t xml:space="preserve">em: Producto </w:t>
       </w:r>
       <w:r>
         <w:rPr>
           <w:rStyle w:val="OperatorTok"/>
         </w:rPr>
-        <w:t xml:space="preserve">=</w:t>
+        <w:t>=</w:t>
       </w:r>
       <w:r>
         <w:rPr>
@@ -5716,7 +5796,7 @@
         <w:rPr>
           <w:rStyle w:val="StringTok"/>
         </w:rPr>
-        <w:t xml:space="preserve">"nombre"</w:t>
+        <w:t>"nombre"</w:t>
       </w:r>
       <w:r>
         <w:rPr>
@@ -5728,13 +5808,13 @@
         <w:rPr>
           <w:rStyle w:val="StringTok"/>
         </w:rPr>
-        <w:t xml:space="preserve">"Laptop"</w:t>
-      </w:r>
-      <w:r>
-        <w:rPr>
-          <w:rStyle w:val="NormalTok"/>
-        </w:rPr>
-        <w:t xml:space="preserve">,</w:t>
+        <w:t>"Laptop"</w:t>
+      </w:r>
+      <w:r>
+        <w:rPr>
+          <w:rStyle w:val="NormalTok"/>
+        </w:rPr>
+        <w:t>,</w:t>
       </w:r>
       <w:r>
         <w:br/>
@@ -5749,7 +5829,7 @@
         <w:rPr>
           <w:rStyle w:val="StringTok"/>
         </w:rPr>
-        <w:t xml:space="preserve">"precio"</w:t>
+        <w:t>"precio"</w:t>
       </w:r>
       <w:r>
         <w:rPr>
@@ -5761,13 +5841,13 @@
         <w:rPr>
           <w:rStyle w:val="FloatTok"/>
         </w:rPr>
-        <w:t xml:space="preserve">1500.0</w:t>
-      </w:r>
-      <w:r>
-        <w:rPr>
-          <w:rStyle w:val="NormalTok"/>
-        </w:rPr>
-        <w:t xml:space="preserve">,</w:t>
+        <w:t>1500.0</w:t>
+      </w:r>
+      <w:r>
+        <w:rPr>
+          <w:rStyle w:val="NormalTok"/>
+        </w:rPr>
+        <w:t>,</w:t>
       </w:r>
       <w:r>
         <w:br/>
@@ -5782,7 +5862,7 @@
         <w:rPr>
           <w:rStyle w:val="StringTok"/>
         </w:rPr>
-        <w:t xml:space="preserve">"disponible"</w:t>
+        <w:t>"disponible"</w:t>
       </w:r>
       <w:r>
         <w:rPr>
@@ -5794,37 +5874,37 @@
         <w:rPr>
           <w:rStyle w:val="VariableTok"/>
         </w:rPr>
-        <w:t xml:space="preserve">True</w:t>
-      </w:r>
-      <w:r>
-        <w:rPr>
-          <w:rStyle w:val="NormalTok"/>
-        </w:rPr>
-        <w:t xml:space="preserve">,</w:t>
-      </w:r>
-      <w:r>
-        <w:br/>
-      </w:r>
-      <w:r>
-        <w:rPr>
-          <w:rStyle w:val="NormalTok"/>
-        </w:rPr>
-        <w:t xml:space="preserve">}</w:t>
-      </w:r>
-      <w:r>
-        <w:br/>
-      </w:r>
-      <w:r>
-        <w:br/>
-      </w:r>
-      <w:r>
-        <w:br/>
-      </w:r>
-      <w:r>
-        <w:rPr>
-          <w:rStyle w:val="KeywordTok"/>
-        </w:rPr>
-        <w:t xml:space="preserve">class</w:t>
+        <w:t>True</w:t>
+      </w:r>
+      <w:r>
+        <w:rPr>
+          <w:rStyle w:val="NormalTok"/>
+        </w:rPr>
+        <w:t>,</w:t>
+      </w:r>
+      <w:r>
+        <w:br/>
+      </w:r>
+      <w:r>
+        <w:rPr>
+          <w:rStyle w:val="NormalTok"/>
+        </w:rPr>
+        <w:t>}</w:t>
+      </w:r>
+      <w:r>
+        <w:br/>
+      </w:r>
+      <w:r>
+        <w:br/>
+      </w:r>
+      <w:r>
+        <w:br/>
+      </w:r>
+      <w:r>
+        <w:rPr>
+          <w:rStyle w:val="KeywordTok"/>
+        </w:rPr>
+        <w:t>class</w:t>
       </w:r>
       <w:r>
         <w:rPr>
@@ -5845,7 +5925,7 @@
         <w:rPr>
           <w:rStyle w:val="BuiltInTok"/>
         </w:rPr>
-        <w:t xml:space="preserve">str</w:t>
+        <w:t>str</w:t>
       </w:r>
       <w:r>
         <w:br/>
@@ -5860,7 +5940,7 @@
         <w:rPr>
           <w:rStyle w:val="BuiltInTok"/>
         </w:rPr>
-        <w:t xml:space="preserve">float</w:t>
+        <w:t>float</w:t>
       </w:r>
       <w:r>
         <w:br/>
@@ -5875,13 +5955,13 @@
         <w:rPr>
           <w:rStyle w:val="BuiltInTok"/>
         </w:rPr>
-        <w:t xml:space="preserve">str</w:t>
-      </w:r>
-      <w:r>
-        <w:rPr>
-          <w:rStyle w:val="NormalTok"/>
-        </w:rPr>
-        <w:t xml:space="preserve">]</w:t>
+        <w:t>str</w:t>
+      </w:r>
+      <w:r>
+        <w:rPr>
+          <w:rStyle w:val="NormalTok"/>
+        </w:rPr>
+        <w:t>]</w:t>
       </w:r>
       <w:r>
         <w:br/>
@@ -5896,22 +5976,28 @@
         <w:rPr>
           <w:rStyle w:val="CommentTok"/>
         </w:rPr>
-        <w:t xml:space="preserve"># Protocol — duck typing con tipos</w:t>
-      </w:r>
-      <w:r>
-        <w:br/>
-      </w:r>
-      <w:r>
-        <w:rPr>
-          <w:rStyle w:val="KeywordTok"/>
-        </w:rPr>
-        <w:t xml:space="preserve">class</w:t>
-      </w:r>
-      <w:r>
-        <w:rPr>
-          <w:rStyle w:val="NormalTok"/>
-        </w:rPr>
-        <w:t xml:space="preserve"> Guardable(Protocol):</w:t>
+        <w:t># Protocol — duck typing con tipos</w:t>
+      </w:r>
+      <w:r>
+        <w:br/>
+      </w:r>
+      <w:r>
+        <w:rPr>
+          <w:rStyle w:val="KeywordTok"/>
+        </w:rPr>
+        <w:t>class</w:t>
+      </w:r>
+      <w:r>
+        <w:rPr>
+          <w:rStyle w:val="NormalTok"/>
+        </w:rPr>
+        <w:t xml:space="preserve"> Guardable(Protocol)</w:t>
+      </w:r>
+      <w:r>
+        <w:rPr>
+          <w:rStyle w:val="NormalTok"/>
+        </w:rPr>
+        <w:t>:</w:t>
       </w:r>
       <w:r>
         <w:br/>
@@ -5926,7 +6012,7 @@
         <w:rPr>
           <w:rStyle w:val="KeywordTok"/>
         </w:rPr>
-        <w:t xml:space="preserve">def</w:t>
+        <w:t>def</w:t>
       </w:r>
       <w:r>
         <w:rPr>
@@ -5938,7 +6024,7 @@
         <w:rPr>
           <w:rStyle w:val="VariableTok"/>
         </w:rPr>
-        <w:t xml:space="preserve">self</w:t>
+        <w:t>self</w:t>
       </w:r>
       <w:r>
         <w:rPr>
@@ -5950,7 +6036,7 @@
         <w:rPr>
           <w:rStyle w:val="OperatorTok"/>
         </w:rPr>
-        <w:t xml:space="preserve">-&gt;</w:t>
+        <w:t>-&gt;</w:t>
       </w:r>
       <w:r>
         <w:rPr>
@@ -5962,13 +6048,13 @@
         <w:rPr>
           <w:rStyle w:val="BuiltInTok"/>
         </w:rPr>
-        <w:t xml:space="preserve">bool</w:t>
-      </w:r>
-      <w:r>
-        <w:rPr>
-          <w:rStyle w:val="NormalTok"/>
-        </w:rPr>
-        <w:t xml:space="preserve">: ...</w:t>
+        <w:t>bool</w:t>
+      </w:r>
+      <w:r>
+        <w:rPr>
+          <w:rStyle w:val="NormalTok"/>
+        </w:rPr>
+        <w:t>: ...</w:t>
       </w:r>
       <w:r>
         <w:br/>
@@ -5983,7 +6069,7 @@
         <w:rPr>
           <w:rStyle w:val="KeywordTok"/>
         </w:rPr>
-        <w:t xml:space="preserve">def</w:t>
+        <w:t>def</w:t>
       </w:r>
       <w:r>
         <w:rPr>
@@ -5995,7 +6081,7 @@
         <w:rPr>
           <w:rStyle w:val="VariableTok"/>
         </w:rPr>
-        <w:t xml:space="preserve">self</w:t>
+        <w:t>self</w:t>
       </w:r>
       <w:r>
         <w:rPr>
@@ -6007,7 +6093,7 @@
         <w:rPr>
           <w:rStyle w:val="BuiltInTok"/>
         </w:rPr>
-        <w:t xml:space="preserve">id</w:t>
+        <w:t>id</w:t>
       </w:r>
       <w:r>
         <w:rPr>
@@ -6019,7 +6105,7 @@
         <w:rPr>
           <w:rStyle w:val="BuiltInTok"/>
         </w:rPr>
-        <w:t xml:space="preserve">int</w:t>
+        <w:t>int</w:t>
       </w:r>
       <w:r>
         <w:rPr>
@@ -6031,7 +6117,7 @@
         <w:rPr>
           <w:rStyle w:val="OperatorTok"/>
         </w:rPr>
-        <w:t xml:space="preserve">-&gt;</w:t>
+        <w:t>-&gt;</w:t>
       </w:r>
       <w:r>
         <w:rPr>
@@ -6043,28 +6129,28 @@
         <w:rPr>
           <w:rStyle w:val="VariableTok"/>
         </w:rPr>
-        <w:t xml:space="preserve">None</w:t>
-      </w:r>
-      <w:r>
-        <w:rPr>
-          <w:rStyle w:val="NormalTok"/>
-        </w:rPr>
-        <w:t xml:space="preserve">: ...</w:t>
-      </w:r>
-      <w:r>
-        <w:br/>
-      </w:r>
-      <w:r>
-        <w:br/>
-      </w:r>
-      <w:r>
-        <w:br/>
-      </w:r>
-      <w:r>
-        <w:rPr>
-          <w:rStyle w:val="KeywordTok"/>
-        </w:rPr>
-        <w:t xml:space="preserve">class</w:t>
+        <w:t>None</w:t>
+      </w:r>
+      <w:r>
+        <w:rPr>
+          <w:rStyle w:val="NormalTok"/>
+        </w:rPr>
+        <w:t>: ...</w:t>
+      </w:r>
+      <w:r>
+        <w:br/>
+      </w:r>
+      <w:r>
+        <w:br/>
+      </w:r>
+      <w:r>
+        <w:br/>
+      </w:r>
+      <w:r>
+        <w:rPr>
+          <w:rStyle w:val="KeywordTok"/>
+        </w:rPr>
+        <w:t>class</w:t>
       </w:r>
       <w:r>
         <w:rPr>
@@ -6085,7 +6171,7 @@
         <w:rPr>
           <w:rStyle w:val="KeywordTok"/>
         </w:rPr>
-        <w:t xml:space="preserve">def</w:t>
+        <w:t>def</w:t>
       </w:r>
       <w:r>
         <w:rPr>
@@ -6097,7 +6183,7 @@
         <w:rPr>
           <w:rStyle w:val="VariableTok"/>
         </w:rPr>
-        <w:t xml:space="preserve">self</w:t>
+        <w:t>self</w:t>
       </w:r>
       <w:r>
         <w:rPr>
@@ -6109,7 +6195,7 @@
         <w:rPr>
           <w:rStyle w:val="OperatorTok"/>
         </w:rPr>
-        <w:t xml:space="preserve">-&gt;</w:t>
+        <w:t>-&gt;</w:t>
       </w:r>
       <w:r>
         <w:rPr>
@@ -6121,13 +6207,13 @@
         <w:rPr>
           <w:rStyle w:val="BuiltInTok"/>
         </w:rPr>
-        <w:t xml:space="preserve">bool</w:t>
-      </w:r>
-      <w:r>
-        <w:rPr>
-          <w:rStyle w:val="NormalTok"/>
-        </w:rPr>
-        <w:t xml:space="preserve">:</w:t>
+        <w:t>bool</w:t>
+      </w:r>
+      <w:r>
+        <w:rPr>
+          <w:rStyle w:val="NormalTok"/>
+        </w:rPr>
+        <w:t>:</w:t>
       </w:r>
       <w:r>
         <w:br/>
@@ -6142,7 +6228,7 @@
         <w:rPr>
           <w:rStyle w:val="ControlFlowTok"/>
         </w:rPr>
-        <w:t xml:space="preserve">return</w:t>
+        <w:t>return</w:t>
       </w:r>
       <w:r>
         <w:rPr>
@@ -6154,12 +6240,13 @@
         <w:rPr>
           <w:rStyle w:val="VariableTok"/>
         </w:rPr>
-        <w:t xml:space="preserve">True</w:t>
-      </w:r>
-      <w:r>
-        <w:br/>
-      </w:r>
-      <w:r>
+        <w:t>True</w:t>
+      </w:r>
+      <w:r>
+        <w:br/>
+      </w:r>
+      <w:r>
+        <w:lastRenderedPageBreak/>
         <w:br/>
       </w:r>
       <w:r>
@@ -6172,7 +6259,7 @@
         <w:rPr>
           <w:rStyle w:val="KeywordTok"/>
         </w:rPr>
-        <w:t xml:space="preserve">def</w:t>
+        <w:t>def</w:t>
       </w:r>
       <w:r>
         <w:rPr>
@@ -6184,7 +6271,7 @@
         <w:rPr>
           <w:rStyle w:val="VariableTok"/>
         </w:rPr>
-        <w:t xml:space="preserve">self</w:t>
+        <w:t>self</w:t>
       </w:r>
       <w:r>
         <w:rPr>
@@ -6196,7 +6283,7 @@
         <w:rPr>
           <w:rStyle w:val="BuiltInTok"/>
         </w:rPr>
-        <w:t xml:space="preserve">id</w:t>
+        <w:t>id</w:t>
       </w:r>
       <w:r>
         <w:rPr>
@@ -6208,7 +6295,7 @@
         <w:rPr>
           <w:rStyle w:val="BuiltInTok"/>
         </w:rPr>
-        <w:t xml:space="preserve">int</w:t>
+        <w:t>int</w:t>
       </w:r>
       <w:r>
         <w:rPr>
@@ -6220,7 +6307,7 @@
         <w:rPr>
           <w:rStyle w:val="OperatorTok"/>
         </w:rPr>
-        <w:t xml:space="preserve">-&gt;</w:t>
+        <w:t>-&gt;</w:t>
       </w:r>
       <w:r>
         <w:rPr>
@@ -6232,13 +6319,13 @@
         <w:rPr>
           <w:rStyle w:val="VariableTok"/>
         </w:rPr>
-        <w:t xml:space="preserve">None</w:t>
-      </w:r>
-      <w:r>
-        <w:rPr>
-          <w:rStyle w:val="NormalTok"/>
-        </w:rPr>
-        <w:t xml:space="preserve">:</w:t>
+        <w:t>None</w:t>
+      </w:r>
+      <w:r>
+        <w:rPr>
+          <w:rStyle w:val="NormalTok"/>
+        </w:rPr>
+        <w:t>:</w:t>
       </w:r>
       <w:r>
         <w:br/>
@@ -6253,13 +6340,13 @@
         <w:rPr>
           <w:rStyle w:val="BuiltInTok"/>
         </w:rPr>
-        <w:t xml:space="preserve">print</w:t>
-      </w:r>
-      <w:r>
-        <w:rPr>
-          <w:rStyle w:val="NormalTok"/>
-        </w:rPr>
-        <w:t xml:space="preserve">(</w:t>
+        <w:t>print</w:t>
+      </w:r>
+      <w:r>
+        <w:rPr>
+          <w:rStyle w:val="NormalTok"/>
+        </w:rPr>
+        <w:t>(</w:t>
       </w:r>
       <w:r>
         <w:rPr>
@@ -6271,46 +6358,46 @@
         <w:rPr>
           <w:rStyle w:val="SpecialCharTok"/>
         </w:rPr>
-        <w:t xml:space="preserve">{</w:t>
+        <w:t>{</w:t>
       </w:r>
       <w:r>
         <w:rPr>
           <w:rStyle w:val="BuiltInTok"/>
         </w:rPr>
-        <w:t xml:space="preserve">id</w:t>
+        <w:t>id</w:t>
       </w:r>
       <w:r>
         <w:rPr>
           <w:rStyle w:val="SpecialCharTok"/>
         </w:rPr>
-        <w:t xml:space="preserve">}</w:t>
+        <w:t>}</w:t>
       </w:r>
       <w:r>
         <w:rPr>
           <w:rStyle w:val="SpecialStringTok"/>
         </w:rPr>
-        <w:t xml:space="preserve">"</w:t>
-      </w:r>
-      <w:r>
-        <w:rPr>
-          <w:rStyle w:val="NormalTok"/>
-        </w:rPr>
-        <w:t xml:space="preserve">)</w:t>
-      </w:r>
-      <w:r>
-        <w:br/>
-      </w:r>
-      <w:r>
-        <w:br/>
-      </w:r>
-      <w:r>
-        <w:br/>
-      </w:r>
-      <w:r>
-        <w:rPr>
-          <w:rStyle w:val="KeywordTok"/>
-        </w:rPr>
-        <w:t xml:space="preserve">class</w:t>
+        <w:t>"</w:t>
+      </w:r>
+      <w:r>
+        <w:rPr>
+          <w:rStyle w:val="NormalTok"/>
+        </w:rPr>
+        <w:t>)</w:t>
+      </w:r>
+      <w:r>
+        <w:br/>
+      </w:r>
+      <w:r>
+        <w:br/>
+      </w:r>
+      <w:r>
+        <w:br/>
+      </w:r>
+      <w:r>
+        <w:rPr>
+          <w:rStyle w:val="KeywordTok"/>
+        </w:rPr>
+        <w:t>class</w:t>
       </w:r>
       <w:r>
         <w:rPr>
@@ -6331,7 +6418,7 @@
         <w:rPr>
           <w:rStyle w:val="KeywordTok"/>
         </w:rPr>
-        <w:t xml:space="preserve">def</w:t>
+        <w:t>def</w:t>
       </w:r>
       <w:r>
         <w:rPr>
@@ -6343,7 +6430,7 @@
         <w:rPr>
           <w:rStyle w:val="VariableTok"/>
         </w:rPr>
-        <w:t xml:space="preserve">self</w:t>
+        <w:t>self</w:t>
       </w:r>
       <w:r>
         <w:rPr>
@@ -6355,7 +6442,7 @@
         <w:rPr>
           <w:rStyle w:val="OperatorTok"/>
         </w:rPr>
-        <w:t xml:space="preserve">-&gt;</w:t>
+        <w:t>-&gt;</w:t>
       </w:r>
       <w:r>
         <w:rPr>
@@ -6367,13 +6454,13 @@
         <w:rPr>
           <w:rStyle w:val="BuiltInTok"/>
         </w:rPr>
-        <w:t xml:space="preserve">bool</w:t>
-      </w:r>
-      <w:r>
-        <w:rPr>
-          <w:rStyle w:val="NormalTok"/>
-        </w:rPr>
-        <w:t xml:space="preserve">:</w:t>
+        <w:t>bool</w:t>
+      </w:r>
+      <w:r>
+        <w:rPr>
+          <w:rStyle w:val="NormalTok"/>
+        </w:rPr>
+        <w:t>:</w:t>
       </w:r>
       <w:r>
         <w:br/>
@@ -6388,7 +6475,7 @@
         <w:rPr>
           <w:rStyle w:val="ControlFlowTok"/>
         </w:rPr>
-        <w:t xml:space="preserve">return</w:t>
+        <w:t>return</w:t>
       </w:r>
       <w:r>
         <w:rPr>
@@ -6400,7 +6487,7 @@
         <w:rPr>
           <w:rStyle w:val="VariableTok"/>
         </w:rPr>
-        <w:t xml:space="preserve">True</w:t>
+        <w:t>True</w:t>
       </w:r>
       <w:r>
         <w:br/>
@@ -6418,7 +6505,7 @@
         <w:rPr>
           <w:rStyle w:val="KeywordTok"/>
         </w:rPr>
-        <w:t xml:space="preserve">def</w:t>
+        <w:t>def</w:t>
       </w:r>
       <w:r>
         <w:rPr>
@@ -6430,7 +6517,7 @@
         <w:rPr>
           <w:rStyle w:val="VariableTok"/>
         </w:rPr>
-        <w:t xml:space="preserve">self</w:t>
+        <w:t>self</w:t>
       </w:r>
       <w:r>
         <w:rPr>
@@ -6442,7 +6529,7 @@
         <w:rPr>
           <w:rStyle w:val="BuiltInTok"/>
         </w:rPr>
-        <w:t xml:space="preserve">id</w:t>
+        <w:t>id</w:t>
       </w:r>
       <w:r>
         <w:rPr>
@@ -6454,7 +6541,7 @@
         <w:rPr>
           <w:rStyle w:val="BuiltInTok"/>
         </w:rPr>
-        <w:t xml:space="preserve">int</w:t>
+        <w:t>int</w:t>
       </w:r>
       <w:r>
         <w:rPr>
@@ -6466,7 +6553,7 @@
         <w:rPr>
           <w:rStyle w:val="OperatorTok"/>
         </w:rPr>
-        <w:t xml:space="preserve">-&gt;</w:t>
+        <w:t>-&gt;</w:t>
       </w:r>
       <w:r>
         <w:rPr>
@@ -6478,13 +6565,13 @@
         <w:rPr>
           <w:rStyle w:val="VariableTok"/>
         </w:rPr>
-        <w:t xml:space="preserve">None</w:t>
-      </w:r>
-      <w:r>
-        <w:rPr>
-          <w:rStyle w:val="NormalTok"/>
-        </w:rPr>
-        <w:t xml:space="preserve">:</w:t>
+        <w:t>None</w:t>
+      </w:r>
+      <w:r>
+        <w:rPr>
+          <w:rStyle w:val="NormalTok"/>
+        </w:rPr>
+        <w:t>:</w:t>
       </w:r>
       <w:r>
         <w:br/>
@@ -6499,13 +6586,13 @@
         <w:rPr>
           <w:rStyle w:val="BuiltInTok"/>
         </w:rPr>
-        <w:t xml:space="preserve">print</w:t>
-      </w:r>
-      <w:r>
-        <w:rPr>
-          <w:rStyle w:val="NormalTok"/>
-        </w:rPr>
-        <w:t xml:space="preserve">(</w:t>
+        <w:t>print</w:t>
+      </w:r>
+      <w:r>
+        <w:rPr>
+          <w:rStyle w:val="NormalTok"/>
+        </w:rPr>
+        <w:t>(</w:t>
       </w:r>
       <w:r>
         <w:rPr>
@@ -6517,46 +6604,46 @@
         <w:rPr>
           <w:rStyle w:val="SpecialCharTok"/>
         </w:rPr>
-        <w:t xml:space="preserve">{</w:t>
+        <w:t>{</w:t>
       </w:r>
       <w:r>
         <w:rPr>
           <w:rStyle w:val="BuiltInTok"/>
         </w:rPr>
-        <w:t xml:space="preserve">id</w:t>
+        <w:t>id</w:t>
       </w:r>
       <w:r>
         <w:rPr>
           <w:rStyle w:val="SpecialCharTok"/>
         </w:rPr>
-        <w:t xml:space="preserve">}</w:t>
+        <w:t>}</w:t>
       </w:r>
       <w:r>
         <w:rPr>
           <w:rStyle w:val="SpecialStringTok"/>
         </w:rPr>
-        <w:t xml:space="preserve">"</w:t>
-      </w:r>
-      <w:r>
-        <w:rPr>
-          <w:rStyle w:val="NormalTok"/>
-        </w:rPr>
-        <w:t xml:space="preserve">)</w:t>
-      </w:r>
-      <w:r>
-        <w:br/>
-      </w:r>
-      <w:r>
-        <w:br/>
-      </w:r>
-      <w:r>
-        <w:br/>
-      </w:r>
-      <w:r>
-        <w:rPr>
-          <w:rStyle w:val="KeywordTok"/>
-        </w:rPr>
-        <w:t xml:space="preserve">def</w:t>
+        <w:t>"</w:t>
+      </w:r>
+      <w:r>
+        <w:rPr>
+          <w:rStyle w:val="NormalTok"/>
+        </w:rPr>
+        <w:t>)</w:t>
+      </w:r>
+      <w:r>
+        <w:br/>
+      </w:r>
+      <w:r>
+        <w:br/>
+      </w:r>
+      <w:r>
+        <w:br/>
+      </w:r>
+      <w:r>
+        <w:rPr>
+          <w:rStyle w:val="KeywordTok"/>
+        </w:rPr>
+        <w:t>def</w:t>
       </w:r>
       <w:r>
         <w:rPr>
@@ -6568,7 +6655,7 @@
         <w:rPr>
           <w:rStyle w:val="OperatorTok"/>
         </w:rPr>
-        <w:t xml:space="preserve">-&gt;</w:t>
+        <w:t>-&gt;</w:t>
       </w:r>
       <w:r>
         <w:rPr>
@@ -6580,13 +6667,13 @@
         <w:rPr>
           <w:rStyle w:val="VariableTok"/>
         </w:rPr>
-        <w:t xml:space="preserve">None</w:t>
-      </w:r>
-      <w:r>
-        <w:rPr>
-          <w:rStyle w:val="NormalTok"/>
-        </w:rPr>
-        <w:t xml:space="preserve">:</w:t>
+        <w:t>None</w:t>
+      </w:r>
+      <w:r>
+        <w:rPr>
+          <w:rStyle w:val="NormalTok"/>
+        </w:rPr>
+        <w:t>:</w:t>
       </w:r>
       <w:r>
         <w:br/>
@@ -6610,16 +6697,16 @@
         <w:rPr>
           <w:rStyle w:val="CommentTok"/>
         </w:rPr>
-        <w:t xml:space="preserve"># Tipos avanzados adicionales</w:t>
-      </w:r>
-      <w:r>
-        <w:br/>
-      </w:r>
-      <w:r>
-        <w:rPr>
-          <w:rStyle w:val="KeywordTok"/>
-        </w:rPr>
-        <w:t xml:space="preserve">def</w:t>
+        <w:t># Tipos avanzados adicionales</w:t>
+      </w:r>
+      <w:r>
+        <w:br/>
+      </w:r>
+      <w:r>
+        <w:rPr>
+          <w:rStyle w:val="KeywordTok"/>
+        </w:rPr>
+        <w:t>def</w:t>
       </w:r>
       <w:r>
         <w:rPr>
@@ -6631,7 +6718,7 @@
         <w:rPr>
           <w:rStyle w:val="BuiltInTok"/>
         </w:rPr>
-        <w:t xml:space="preserve">id</w:t>
+        <w:t>id</w:t>
       </w:r>
       <w:r>
         <w:rPr>
@@ -6643,7 +6730,7 @@
         <w:rPr>
           <w:rStyle w:val="BuiltInTok"/>
         </w:rPr>
-        <w:t xml:space="preserve">int</w:t>
+        <w:t>int</w:t>
       </w:r>
       <w:r>
         <w:rPr>
@@ -6655,7 +6742,7 @@
         <w:rPr>
           <w:rStyle w:val="OperatorTok"/>
         </w:rPr>
-        <w:t xml:space="preserve">-&gt;</w:t>
+        <w:t>-&gt;</w:t>
       </w:r>
       <w:r>
         <w:rPr>
@@ -6667,7 +6754,7 @@
         <w:rPr>
           <w:rStyle w:val="BuiltInTok"/>
         </w:rPr>
-        <w:t xml:space="preserve">str</w:t>
+        <w:t>str</w:t>
       </w:r>
       <w:r>
         <w:rPr>
@@ -6679,7 +6766,7 @@
         <w:rPr>
           <w:rStyle w:val="OperatorTok"/>
         </w:rPr>
-        <w:t xml:space="preserve">|</w:t>
+        <w:t>|</w:t>
       </w:r>
       <w:r>
         <w:rPr>
@@ -6691,13 +6778,13 @@
         <w:rPr>
           <w:rStyle w:val="VariableTok"/>
         </w:rPr>
-        <w:t xml:space="preserve">None</w:t>
-      </w:r>
-      <w:r>
-        <w:rPr>
-          <w:rStyle w:val="NormalTok"/>
-        </w:rPr>
-        <w:t xml:space="preserve">:</w:t>
+        <w:t>None</w:t>
+      </w:r>
+      <w:r>
+        <w:rPr>
+          <w:rStyle w:val="NormalTok"/>
+        </w:rPr>
+        <w:t>:</w:t>
       </w:r>
       <w:r>
         <w:br/>
@@ -6712,7 +6799,7 @@
         <w:rPr>
           <w:rStyle w:val="ControlFlowTok"/>
         </w:rPr>
-        <w:t xml:space="preserve">return</w:t>
+        <w:t>return</w:t>
       </w:r>
       <w:r>
         <w:rPr>
@@ -6724,22 +6811,22 @@
         <w:rPr>
           <w:rStyle w:val="VariableTok"/>
         </w:rPr>
-        <w:t xml:space="preserve">None</w:t>
-      </w:r>
-      <w:r>
-        <w:br/>
-      </w:r>
-      <w:r>
-        <w:br/>
-      </w:r>
-      <w:r>
-        <w:br/>
-      </w:r>
-      <w:r>
-        <w:rPr>
-          <w:rStyle w:val="KeywordTok"/>
-        </w:rPr>
-        <w:t xml:space="preserve">def</w:t>
+        <w:t>None</w:t>
+      </w:r>
+      <w:r>
+        <w:br/>
+      </w:r>
+      <w:r>
+        <w:br/>
+      </w:r>
+      <w:r>
+        <w:br/>
+      </w:r>
+      <w:r>
+        <w:rPr>
+          <w:rStyle w:val="KeywordTok"/>
+        </w:rPr>
+        <w:t>def</w:t>
       </w:r>
       <w:r>
         <w:rPr>
@@ -6751,7 +6838,7 @@
         <w:rPr>
           <w:rStyle w:val="BuiltInTok"/>
         </w:rPr>
-        <w:t xml:space="preserve">int</w:t>
+        <w:t>int</w:t>
       </w:r>
       <w:r>
         <w:rPr>
@@ -6763,7 +6850,7 @@
         <w:rPr>
           <w:rStyle w:val="BuiltInTok"/>
         </w:rPr>
-        <w:t xml:space="preserve">str</w:t>
+        <w:t>str</w:t>
       </w:r>
       <w:r>
         <w:rPr>
@@ -6775,7 +6862,7 @@
         <w:rPr>
           <w:rStyle w:val="BuiltInTok"/>
         </w:rPr>
-        <w:t xml:space="preserve">bool</w:t>
+        <w:t>bool</w:t>
       </w:r>
       <w:r>
         <w:rPr>
@@ -6787,7 +6874,7 @@
         <w:rPr>
           <w:rStyle w:val="OperatorTok"/>
         </w:rPr>
-        <w:t xml:space="preserve">-&gt;</w:t>
+        <w:t>-&gt;</w:t>
       </w:r>
       <w:r>
         <w:rPr>
@@ -6799,13 +6886,13 @@
         <w:rPr>
           <w:rStyle w:val="BuiltInTok"/>
         </w:rPr>
-        <w:t xml:space="preserve">bool</w:t>
-      </w:r>
-      <w:r>
-        <w:rPr>
-          <w:rStyle w:val="NormalTok"/>
-        </w:rPr>
-        <w:t xml:space="preserve">:</w:t>
+        <w:t>bool</w:t>
+      </w:r>
+      <w:r>
+        <w:rPr>
+          <w:rStyle w:val="NormalTok"/>
+        </w:rPr>
+        <w:t>:</w:t>
       </w:r>
       <w:r>
         <w:br/>
@@ -6820,7 +6907,7 @@
         <w:rPr>
           <w:rStyle w:val="ControlFlowTok"/>
         </w:rPr>
-        <w:t xml:space="preserve">return</w:t>
+        <w:t>return</w:t>
       </w:r>
       <w:r>
         <w:rPr>
@@ -6832,7 +6919,7 @@
         <w:rPr>
           <w:rStyle w:val="DecValTok"/>
         </w:rPr>
-        <w:t xml:space="preserve">1</w:t>
+        <w:t>1</w:t>
       </w:r>
       <w:r>
         <w:rPr>
@@ -6844,28 +6931,28 @@
         <w:rPr>
           <w:rStyle w:val="StringTok"/>
         </w:rPr>
-        <w:t xml:space="preserve">"test"</w:t>
-      </w:r>
-      <w:r>
-        <w:rPr>
-          <w:rStyle w:val="NormalTok"/>
-        </w:rPr>
-        <w:t xml:space="preserve">)</w:t>
-      </w:r>
-      <w:r>
-        <w:br/>
-      </w:r>
-      <w:r>
-        <w:br/>
-      </w:r>
-      <w:r>
-        <w:br/>
-      </w:r>
-      <w:r>
-        <w:rPr>
-          <w:rStyle w:val="KeywordTok"/>
-        </w:rPr>
-        <w:t xml:space="preserve">def</w:t>
+        <w:t>"test"</w:t>
+      </w:r>
+      <w:r>
+        <w:rPr>
+          <w:rStyle w:val="NormalTok"/>
+        </w:rPr>
+        <w:t>)</w:t>
+      </w:r>
+      <w:r>
+        <w:br/>
+      </w:r>
+      <w:r>
+        <w:br/>
+      </w:r>
+      <w:r>
+        <w:br/>
+      </w:r>
+      <w:r>
+        <w:rPr>
+          <w:rStyle w:val="KeywordTok"/>
+        </w:rPr>
+        <w:t>def</w:t>
       </w:r>
       <w:r>
         <w:rPr>
@@ -6877,7 +6964,7 @@
         <w:rPr>
           <w:rStyle w:val="BuiltInTok"/>
         </w:rPr>
-        <w:t xml:space="preserve">list</w:t>
+        <w:t>list</w:t>
       </w:r>
       <w:r>
         <w:rPr>
@@ -6889,7 +6976,7 @@
         <w:rPr>
           <w:rStyle w:val="OperatorTok"/>
         </w:rPr>
-        <w:t xml:space="preserve">-&gt;</w:t>
+        <w:t>-&gt;</w:t>
       </w:r>
       <w:r>
         <w:rPr>
@@ -6910,7 +6997,7 @@
         <w:rPr>
           <w:rStyle w:val="ControlFlowTok"/>
         </w:rPr>
-        <w:t xml:space="preserve">return</w:t>
+        <w:t>return</w:t>
       </w:r>
       <w:r>
         <w:rPr>
@@ -6922,28 +7009,28 @@
         <w:rPr>
           <w:rStyle w:val="DecValTok"/>
         </w:rPr>
-        <w:t xml:space="preserve">0</w:t>
-      </w:r>
-      <w:r>
-        <w:rPr>
-          <w:rStyle w:val="NormalTok"/>
-        </w:rPr>
-        <w:t xml:space="preserve">]</w:t>
-      </w:r>
-      <w:r>
-        <w:br/>
-      </w:r>
-      <w:r>
-        <w:br/>
-      </w:r>
-      <w:r>
-        <w:br/>
-      </w:r>
-      <w:r>
-        <w:rPr>
-          <w:rStyle w:val="KeywordTok"/>
-        </w:rPr>
-        <w:t xml:space="preserve">class</w:t>
+        <w:t>0</w:t>
+      </w:r>
+      <w:r>
+        <w:rPr>
+          <w:rStyle w:val="NormalTok"/>
+        </w:rPr>
+        <w:t>]</w:t>
+      </w:r>
+      <w:r>
+        <w:br/>
+      </w:r>
+      <w:r>
+        <w:br/>
+      </w:r>
+      <w:r>
+        <w:br/>
+      </w:r>
+      <w:r>
+        <w:rPr>
+          <w:rStyle w:val="KeywordTok"/>
+        </w:rPr>
+        <w:t>class</w:t>
       </w:r>
       <w:r>
         <w:rPr>
@@ -6964,7 +7051,7 @@
         <w:rPr>
           <w:rStyle w:val="KeywordTok"/>
         </w:rPr>
-        <w:t xml:space="preserve">def</w:t>
+        <w:t>def</w:t>
       </w:r>
       <w:r>
         <w:rPr>
@@ -6976,19 +7063,25 @@
         <w:rPr>
           <w:rStyle w:val="FunctionTok"/>
         </w:rPr>
-        <w:t xml:space="preserve">__init__</w:t>
-      </w:r>
-      <w:r>
-        <w:rPr>
-          <w:rStyle w:val="NormalTok"/>
-        </w:rPr>
-        <w:t xml:space="preserve">(</w:t>
+        <w:t>__init__</w:t>
+      </w:r>
+      <w:r>
+        <w:rPr>
+          <w:rStyle w:val="NormalTok"/>
+        </w:rPr>
+        <w:t>(</w:t>
       </w:r>
       <w:r>
         <w:rPr>
           <w:rStyle w:val="VariableTok"/>
         </w:rPr>
-        <w:t xml:space="preserve">self</w:t>
+        <w:t>s</w:t>
+      </w:r>
+      <w:r>
+        <w:rPr>
+          <w:rStyle w:val="VariableTok"/>
+        </w:rPr>
+        <w:t>elf</w:t>
       </w:r>
       <w:r>
         <w:rPr>
@@ -7000,7 +7093,7 @@
         <w:rPr>
           <w:rStyle w:val="OperatorTok"/>
         </w:rPr>
-        <w:t xml:space="preserve">-&gt;</w:t>
+        <w:t>-&gt;</w:t>
       </w:r>
       <w:r>
         <w:rPr>
@@ -7012,13 +7105,13 @@
         <w:rPr>
           <w:rStyle w:val="VariableTok"/>
         </w:rPr>
-        <w:t xml:space="preserve">None</w:t>
-      </w:r>
-      <w:r>
-        <w:rPr>
-          <w:rStyle w:val="NormalTok"/>
-        </w:rPr>
-        <w:t xml:space="preserve">:</w:t>
+        <w:t>None</w:t>
+      </w:r>
+      <w:r>
+        <w:rPr>
+          <w:rStyle w:val="NormalTok"/>
+        </w:rPr>
+        <w:t>:</w:t>
       </w:r>
       <w:r>
         <w:br/>
@@ -7033,7 +7126,7 @@
         <w:rPr>
           <w:rStyle w:val="VariableTok"/>
         </w:rPr>
-        <w:t xml:space="preserve">self</w:t>
+        <w:t>self</w:t>
       </w:r>
       <w:r>
         <w:rPr>
@@ -7045,7 +7138,7 @@
         <w:rPr>
           <w:rStyle w:val="OperatorTok"/>
         </w:rPr>
-        <w:t xml:space="preserve">=</w:t>
+        <w:t>=</w:t>
       </w:r>
       <w:r>
         <w:rPr>
@@ -7069,7 +7162,7 @@
         <w:rPr>
           <w:rStyle w:val="KeywordTok"/>
         </w:rPr>
-        <w:t xml:space="preserve">def</w:t>
+        <w:t>def</w:t>
       </w:r>
       <w:r>
         <w:rPr>
@@ -7081,7 +7174,7 @@
         <w:rPr>
           <w:rStyle w:val="VariableTok"/>
         </w:rPr>
-        <w:t xml:space="preserve">self</w:t>
+        <w:t>self</w:t>
       </w:r>
       <w:r>
         <w:rPr>
@@ -7093,7 +7186,7 @@
         <w:rPr>
           <w:rStyle w:val="OperatorTok"/>
         </w:rPr>
-        <w:t xml:space="preserve">-&gt;</w:t>
+        <w:t>-&gt;</w:t>
       </w:r>
       <w:r>
         <w:rPr>
@@ -7114,7 +7207,7 @@
         <w:rPr>
           <w:rStyle w:val="ControlFlowTok"/>
         </w:rPr>
-        <w:t xml:space="preserve">return</w:t>
+        <w:t>return</w:t>
       </w:r>
       <w:r>
         <w:rPr>
@@ -7126,34 +7219,34 @@
         <w:rPr>
           <w:rStyle w:val="VariableTok"/>
         </w:rPr>
-        <w:t xml:space="preserve">self</w:t>
-      </w:r>
-      <w:r>
-        <w:rPr>
-          <w:rStyle w:val="NormalTok"/>
-        </w:rPr>
-        <w:t xml:space="preserve">.contenido</w:t>
-      </w:r>
-      <w:r>
-        <w:br/>
-      </w:r>
-      <w:r>
-        <w:br/>
-      </w:r>
-      <w:r>
-        <w:br/>
-      </w:r>
-      <w:r>
-        <w:rPr>
-          <w:rStyle w:val="NormalTok"/>
-        </w:rPr>
-        <w:t xml:space="preserve">caja_int: Caja[</w:t>
+        <w:t>self</w:t>
+      </w:r>
+      <w:r>
+        <w:rPr>
+          <w:rStyle w:val="NormalTok"/>
+        </w:rPr>
+        <w:t>.contenido</w:t>
+      </w:r>
+      <w:r>
+        <w:br/>
+      </w:r>
+      <w:r>
+        <w:br/>
+      </w:r>
+      <w:r>
+        <w:br/>
+      </w:r>
+      <w:r>
+        <w:rPr>
+          <w:rStyle w:val="NormalTok"/>
+        </w:rPr>
+        <w:t>caja_int: Caja[</w:t>
       </w:r>
       <w:r>
         <w:rPr>
           <w:rStyle w:val="BuiltInTok"/>
         </w:rPr>
-        <w:t xml:space="preserve">int</w:t>
+        <w:t>int</w:t>
       </w:r>
       <w:r>
         <w:rPr>
@@ -7165,7 +7258,7 @@
         <w:rPr>
           <w:rStyle w:val="OperatorTok"/>
         </w:rPr>
-        <w:t xml:space="preserve">=</w:t>
+        <w:t>=</w:t>
       </w:r>
       <w:r>
         <w:rPr>
@@ -7177,28 +7270,28 @@
         <w:rPr>
           <w:rStyle w:val="DecValTok"/>
         </w:rPr>
-        <w:t xml:space="preserve">42</w:t>
-      </w:r>
-      <w:r>
-        <w:rPr>
-          <w:rStyle w:val="NormalTok"/>
-        </w:rPr>
-        <w:t xml:space="preserve">)</w:t>
-      </w:r>
-      <w:r>
-        <w:br/>
-      </w:r>
-      <w:r>
-        <w:rPr>
-          <w:rStyle w:val="NormalTok"/>
-        </w:rPr>
-        <w:t xml:space="preserve">caja_str: Caja[</w:t>
+        <w:t>42</w:t>
+      </w:r>
+      <w:r>
+        <w:rPr>
+          <w:rStyle w:val="NormalTok"/>
+        </w:rPr>
+        <w:t>)</w:t>
+      </w:r>
+      <w:r>
+        <w:br/>
+      </w:r>
+      <w:r>
+        <w:rPr>
+          <w:rStyle w:val="NormalTok"/>
+        </w:rPr>
+        <w:t>caja_str: Caja[</w:t>
       </w:r>
       <w:r>
         <w:rPr>
           <w:rStyle w:val="BuiltInTok"/>
         </w:rPr>
-        <w:t xml:space="preserve">str</w:t>
+        <w:t>str</w:t>
       </w:r>
       <w:r>
         <w:rPr>
@@ -7210,7 +7303,7 @@
         <w:rPr>
           <w:rStyle w:val="OperatorTok"/>
         </w:rPr>
-        <w:t xml:space="preserve">=</w:t>
+        <w:t>=</w:t>
       </w:r>
       <w:r>
         <w:rPr>
@@ -7222,300 +7315,400 @@
         <w:rPr>
           <w:rStyle w:val="StringTok"/>
         </w:rPr>
-        <w:t xml:space="preserve">"hola"</w:t>
-      </w:r>
-      <w:r>
-        <w:rPr>
-          <w:rStyle w:val="NormalTok"/>
-        </w:rPr>
-        <w:t xml:space="preserve">)</w:t>
+        <w:t>"hola"</w:t>
+      </w:r>
+      <w:r>
+        <w:rPr>
+          <w:rStyle w:val="NormalTok"/>
+        </w:rPr>
+        <w:t>)</w:t>
       </w:r>
     </w:p>
     <w:p>
       <w:r>
-        <w:pict>
-          <v:rect style="width:0;height:1.5pt" o:hralign="center" o:hrstd="t" o:hr="t"/>
+        <w:pict w14:anchorId="207794FD">
+          <v:rect id="_x0000_i1032" style="width:0;height:1.5pt" o:hralign="center" o:hrstd="t" o:hr="t"/>
         </w:pict>
       </w:r>
     </w:p>
-    <w:bookmarkEnd w:id="43"/>
-    <w:bookmarkEnd w:id="44"/>
-    <w:bookmarkStart w:id="45" w:name="resumen-de-herramientas"/>
     <w:p>
       <w:pPr>
-        <w:pStyle w:val="Heading2"/>
+        <w:pStyle w:val="Ttulo2"/>
       </w:pPr>
-      <w:r>
-        <w:t xml:space="preserve">Resumen de Herramientas</w:t>
+      <w:bookmarkStart w:id="25" w:name="resumen-de-herramientas"/>
+      <w:bookmarkEnd w:id="23"/>
+      <w:bookmarkEnd w:id="24"/>
+      <w:r>
+        <w:t>Resumen de Herramientas</w:t>
       </w:r>
     </w:p>
     <w:tbl>
       <w:tblPr>
         <w:tblStyle w:val="Table"/>
-        <w:tblW w:type="auto" w:w="0"/>
-        <w:tblLook w:firstRow="1" w:lastRow="0" w:firstColumn="0" w:lastColumn="0" w:noHBand="0" w:noVBand="0" w:val="0020"/>
+        <w:tblW w:w="0" w:type="auto"/>
+        <w:tblLook w:val="0020" w:firstRow="1" w:lastRow="0" w:firstColumn="0" w:lastColumn="0" w:noHBand="0" w:noVBand="0"/>
       </w:tblPr>
       <w:tblGrid>
-        <w:gridCol w:w="2640"/>
-        <w:gridCol w:w="2640"/>
-        <w:gridCol w:w="2640"/>
+        <w:gridCol w:w="1530"/>
+        <w:gridCol w:w="3639"/>
+        <w:gridCol w:w="2176"/>
       </w:tblGrid>
       <w:tr>
         <w:trPr>
-          <w:tblHeader w:val="true"/>
+          <w:cnfStyle w:val="100000000000" w:firstRow="1" w:lastRow="0" w:firstColumn="0" w:lastColumn="0" w:oddVBand="0" w:evenVBand="0" w:oddHBand="0" w:evenHBand="0" w:firstRowFirstColumn="0" w:firstRowLastColumn="0" w:lastRowFirstColumn="0" w:lastRowLastColumn="0"/>
+          <w:tblHeader/>
         </w:trPr>
         <w:tc>
-          <w:tcPr/>
+          <w:tcPr>
+            <w:tcW w:w="0" w:type="auto"/>
+          </w:tcPr>
           <w:p>
             <w:pPr>
               <w:pStyle w:val="Compact"/>
-              <w:jc w:val="left"/>
             </w:pPr>
             <w:r>
-              <w:t xml:space="preserve">Herramienta</w:t>
+              <w:t>Herramienta</w:t>
             </w:r>
           </w:p>
         </w:tc>
         <w:tc>
-          <w:tcPr/>
+          <w:tcPr>
+            <w:tcW w:w="0" w:type="auto"/>
+          </w:tcPr>
           <w:p>
             <w:pPr>
               <w:pStyle w:val="Compact"/>
-              <w:jc w:val="left"/>
             </w:pPr>
             <w:r>
-              <w:t xml:space="preserve">Propósito</w:t>
+              <w:t>Propósito</w:t>
             </w:r>
           </w:p>
         </w:tc>
         <w:tc>
-          <w:tcPr/>
+          <w:tcPr>
+            <w:tcW w:w="0" w:type="auto"/>
+          </w:tcPr>
           <w:p>
             <w:pPr>
               <w:pStyle w:val="Compact"/>
-              <w:jc w:val="left"/>
             </w:pPr>
             <w:r>
-              <w:t xml:space="preserve">Resultado</w:t>
+              <w:t>Resultado</w:t>
             </w:r>
           </w:p>
         </w:tc>
       </w:tr>
       <w:tr>
         <w:tc>
-          <w:tcPr/>
+          <w:tcPr>
+            <w:tcW w:w="0" w:type="auto"/>
+          </w:tcPr>
           <w:p>
             <w:pPr>
               <w:pStyle w:val="Compact"/>
-              <w:jc w:val="left"/>
             </w:pPr>
             <w:r>
-              <w:t xml:space="preserve">mypy</w:t>
+              <w:t>mypy</w:t>
             </w:r>
           </w:p>
         </w:tc>
         <w:tc>
-          <w:tcPr/>
+          <w:tcPr>
+            <w:tcW w:w="0" w:type="auto"/>
+          </w:tcPr>
           <w:p>
             <w:pPr>
               <w:pStyle w:val="Compact"/>
-              <w:jc w:val="left"/>
             </w:pPr>
             <w:r>
-              <w:t xml:space="preserve">Verificación de tipos estática</w:t>
+              <w:t>Verificación de tipos estática</w:t>
             </w:r>
           </w:p>
         </w:tc>
         <w:tc>
-          <w:tcPr/>
+          <w:tcPr>
+            <w:tcW w:w="0" w:type="auto"/>
+          </w:tcPr>
           <w:p>
             <w:pPr>
               <w:pStyle w:val="Compact"/>
-              <w:jc w:val="left"/>
             </w:pPr>
             <w:r>
-              <w:t xml:space="preserve">✅ Sin errores</w:t>
+              <w:t>✅</w:t>
+            </w:r>
+            <w:r>
+              <w:t xml:space="preserve"> Sin errores</w:t>
             </w:r>
           </w:p>
         </w:tc>
       </w:tr>
       <w:tr>
         <w:tc>
-          <w:tcPr/>
+          <w:tcPr>
+            <w:tcW w:w="0" w:type="auto"/>
+          </w:tcPr>
           <w:p>
             <w:pPr>
               <w:pStyle w:val="Compact"/>
-              <w:jc w:val="left"/>
             </w:pPr>
             <w:r>
-              <w:t xml:space="preserve">ruff</w:t>
+              <w:t>ruff</w:t>
             </w:r>
           </w:p>
         </w:tc>
         <w:tc>
-          <w:tcPr/>
+          <w:tcPr>
+            <w:tcW w:w="0" w:type="auto"/>
+          </w:tcPr>
           <w:p>
             <w:pPr>
               <w:pStyle w:val="Compact"/>
-              <w:jc w:val="left"/>
             </w:pPr>
             <w:r>
-              <w:t xml:space="preserve">Linting y estilo</w:t>
+              <w:t>Linting y estilo</w:t>
             </w:r>
           </w:p>
         </w:tc>
         <w:tc>
-          <w:tcPr/>
+          <w:tcPr>
+            <w:tcW w:w="0" w:type="auto"/>
+          </w:tcPr>
           <w:p>
             <w:pPr>
               <w:pStyle w:val="Compact"/>
-              <w:jc w:val="left"/>
             </w:pPr>
             <w:r>
-              <w:t xml:space="preserve">✅ Sin errores</w:t>
+              <w:t>✅</w:t>
+            </w:r>
+            <w:r>
+              <w:t xml:space="preserve"> Sin errores</w:t>
             </w:r>
           </w:p>
         </w:tc>
       </w:tr>
       <w:tr>
         <w:tc>
-          <w:tcPr/>
+          <w:tcPr>
+            <w:tcW w:w="0" w:type="auto"/>
+          </w:tcPr>
           <w:p>
             <w:pPr>
               <w:pStyle w:val="Compact"/>
-              <w:jc w:val="left"/>
             </w:pPr>
             <w:r>
-              <w:t xml:space="preserve">black</w:t>
+              <w:lastRenderedPageBreak/>
+              <w:t>black</w:t>
             </w:r>
           </w:p>
         </w:tc>
         <w:tc>
-          <w:tcPr/>
+          <w:tcPr>
+            <w:tcW w:w="0" w:type="auto"/>
+          </w:tcPr>
           <w:p>
             <w:pPr>
               <w:pStyle w:val="Compact"/>
-              <w:jc w:val="left"/>
             </w:pPr>
             <w:r>
-              <w:t xml:space="preserve">Formateo automático</w:t>
+              <w:t>Formateo automático</w:t>
             </w:r>
           </w:p>
         </w:tc>
         <w:tc>
-          <w:tcPr/>
+          <w:tcPr>
+            <w:tcW w:w="0" w:type="auto"/>
+          </w:tcPr>
           <w:p>
             <w:pPr>
               <w:pStyle w:val="Compact"/>
-              <w:jc w:val="left"/>
             </w:pPr>
             <w:r>
-              <w:t xml:space="preserve">✅ Passed</w:t>
+              <w:t>✅</w:t>
+            </w:r>
+            <w:r>
+              <w:t xml:space="preserve"> Passed</w:t>
             </w:r>
           </w:p>
         </w:tc>
       </w:tr>
       <w:tr>
         <w:tc>
-          <w:tcPr/>
+          <w:tcPr>
+            <w:tcW w:w="0" w:type="auto"/>
+          </w:tcPr>
           <w:p>
             <w:pPr>
               <w:pStyle w:val="Compact"/>
-              <w:jc w:val="left"/>
             </w:pPr>
             <w:r>
-              <w:t xml:space="preserve">isort</w:t>
+              <w:t>isort</w:t>
             </w:r>
           </w:p>
         </w:tc>
         <w:tc>
-          <w:tcPr/>
+          <w:tcPr>
+            <w:tcW w:w="0" w:type="auto"/>
+          </w:tcPr>
           <w:p>
             <w:pPr>
               <w:pStyle w:val="Compact"/>
-              <w:jc w:val="left"/>
             </w:pPr>
             <w:r>
-              <w:t xml:space="preserve">Orden de imports</w:t>
+              <w:t>Orden de imports</w:t>
             </w:r>
           </w:p>
         </w:tc>
         <w:tc>
-          <w:tcPr/>
+          <w:tcPr>
+            <w:tcW w:w="0" w:type="auto"/>
+          </w:tcPr>
           <w:p>
             <w:pPr>
               <w:pStyle w:val="Compact"/>
-              <w:jc w:val="left"/>
             </w:pPr>
             <w:r>
-              <w:t xml:space="preserve">✅ Passed</w:t>
+              <w:t>✅</w:t>
+            </w:r>
+            <w:r>
+              <w:t xml:space="preserve"> Passed</w:t>
             </w:r>
           </w:p>
         </w:tc>
       </w:tr>
       <w:tr>
         <w:tc>
-          <w:tcPr/>
+          <w:tcPr>
+            <w:tcW w:w="0" w:type="auto"/>
+          </w:tcPr>
           <w:p>
             <w:pPr>
               <w:pStyle w:val="Compact"/>
-              <w:jc w:val="left"/>
             </w:pPr>
             <w:r>
-              <w:t xml:space="preserve">pre-commit</w:t>
+              <w:t>pre-commit</w:t>
             </w:r>
           </w:p>
         </w:tc>
         <w:tc>
-          <w:tcPr/>
+          <w:tcPr>
+            <w:tcW w:w="0" w:type="auto"/>
+          </w:tcPr>
           <w:p>
             <w:pPr>
               <w:pStyle w:val="Compact"/>
-              <w:jc w:val="left"/>
             </w:pPr>
             <w:r>
-              <w:t xml:space="preserve">Automatización antes del commit</w:t>
+              <w:t>Automatización antes del commit</w:t>
             </w:r>
           </w:p>
         </w:tc>
         <w:tc>
-          <w:tcPr/>
+          <w:tcPr>
+            <w:tcW w:w="0" w:type="auto"/>
+          </w:tcPr>
           <w:p>
             <w:pPr>
               <w:pStyle w:val="Compact"/>
-              <w:jc w:val="left"/>
             </w:pPr>
             <w:r>
-              <w:t xml:space="preserve">✅ Todos en verde</w:t>
+              <w:t>✅</w:t>
+            </w:r>
+            <w:r>
+              <w:t xml:space="preserve"> Todos en verde</w:t>
             </w:r>
           </w:p>
         </w:tc>
       </w:tr>
+      <w:bookmarkEnd w:id="0"/>
+      <w:bookmarkEnd w:id="25"/>
     </w:tbl>
-    <w:bookmarkEnd w:id="45"/>
-    <w:bookmarkEnd w:id="46"/>
-    <w:sectPr/>
+    <w:p/>
+    <w:p>
+      <w:r>
+        <w:drawing>
+          <wp:inline distT="0" distB="0" distL="0" distR="0" wp14:anchorId="290E7D0F" wp14:editId="2D8A8312">
+            <wp:extent cx="5612130" cy="1292860"/>
+            <wp:effectExtent l="0" t="0" r="0" b="0"/>
+            <wp:docPr id="1" name="Imagen 1"/>
+            <wp:cNvGraphicFramePr>
+              <a:graphicFrameLocks xmlns:a="http://schemas.openxmlformats.org/drawingml/2006/main" noChangeAspect="1"/>
+            </wp:cNvGraphicFramePr>
+            <a:graphic xmlns:a="http://schemas.openxmlformats.org/drawingml/2006/main">
+              <a:graphicData uri="http://schemas.openxmlformats.org/drawingml/2006/picture">
+                <pic:pic xmlns:pic="http://schemas.openxmlformats.org/drawingml/2006/picture">
+                  <pic:nvPicPr>
+                    <pic:cNvPr id="1" name=""/>
+                    <pic:cNvPicPr/>
+                  </pic:nvPicPr>
+                  <pic:blipFill>
+                    <a:blip r:embed="rId7"/>
+                    <a:stretch>
+                      <a:fillRect/>
+                    </a:stretch>
+                  </pic:blipFill>
+                  <pic:spPr>
+                    <a:xfrm>
+                      <a:off x="0" y="0"/>
+                      <a:ext cx="5612130" cy="1292860"/>
+                    </a:xfrm>
+                    <a:prstGeom prst="rect">
+                      <a:avLst/>
+                    </a:prstGeom>
+                  </pic:spPr>
+                </pic:pic>
+              </a:graphicData>
+            </a:graphic>
+          </wp:inline>
+        </w:drawing>
+      </w:r>
+    </w:p>
+    <w:sectPr>
+      <w:pgSz w:w="12240" w:h="15840"/>
+      <w:pgMar w:top="1417" w:right="1701" w:bottom="1417" w:left="1701" w:header="720" w:footer="720" w:gutter="0"/>
+      <w:cols w:space="720"/>
+    </w:sectPr>
   </w:body>
 </w:document>
 </file>
 
-<file path=word/comments.xml><?xml version="1.0" encoding="utf-8"?>
-<w:comments xmlns:w="http://schemas.openxmlformats.org/wordprocessingml/2006/main" xmlns:m="http://schemas.openxmlformats.org/officeDocument/2006/math" xmlns:r="http://schemas.openxmlformats.org/officeDocument/2006/relationships" xmlns:o="urn:schemas-microsoft-com:office:office" xmlns:v="urn:schemas-microsoft-com:vml" xmlns:w10="urn:schemas-microsoft-com:office:word" xmlns:a="http://schemas.openxmlformats.org/drawingml/2006/main" xmlns:pic="http://schemas.openxmlformats.org/drawingml/2006/picture" xmlns:wp="http://schemas.openxmlformats.org/drawingml/2006/wordprocessingDrawing"/>
+<file path=word/endnotes.xml><?xml version="1.0" encoding="utf-8"?>
+<w:endnotes xmlns:wpc="http://schemas.microsoft.com/office/word/2010/wordprocessingCanvas" xmlns:cx="http://schemas.microsoft.com/office/drawing/2014/chartex" xmlns:cx1="http://schemas.microsoft.com/office/drawing/2015/9/8/chartex" xmlns:cx2="http://schemas.microsoft.com/office/drawing/2015/10/21/chartex" xmlns:cx3="http://schemas.microsoft.com/office/drawing/2016/5/9/chartex" xmlns:cx4="http://schemas.microsoft.com/office/drawing/2016/5/10/chartex" xmlns:cx5="http://schemas.microsoft.com/office/drawing/2016/5/11/chartex" xmlns:cx6="http://schemas.microsoft.com/office/drawing/2016/5/12/chartex" xmlns:cx7="http://schemas.microsoft.com/office/drawing/2016/5/13/chartex" xmlns:cx8="http://schemas.microsoft.com/office/drawing/2016/5/14/chartex" xmlns:mc="http://schemas.openxmlformats.org/markup-compatibility/2006" xmlns:aink="http://schemas.microsoft.com/office/drawing/2016/ink" xmlns:am3d="http://schemas.microsoft.com/office/drawing/2017/model3d" xmlns:o="urn:schemas-microsoft-com:office:office" xmlns:r="http://schemas.openxmlformats.org/officeDocument/2006/relationships" xmlns:m="http://schemas.openxmlformats.org/officeDocument/2006/math" xmlns:v="urn:schemas-microsoft-com:vml" xmlns:wp14="http://schemas.microsoft.com/office/word/2010/wordprocessingDrawing" xmlns:wp="http://schemas.openxmlformats.org/drawingml/2006/wordprocessingDrawing" xmlns:w10="urn:schemas-microsoft-com:office:word" xmlns:w="http://schemas.openxmlformats.org/wordprocessingml/2006/main" xmlns:w14="http://schemas.microsoft.com/office/word/2010/wordml" xmlns:w15="http://schemas.microsoft.com/office/word/2012/wordml" xmlns:w16cex="http://schemas.microsoft.com/office/word/2018/wordml/cex" xmlns:w16cid="http://schemas.microsoft.com/office/word/2016/wordml/cid" xmlns:w16="http://schemas.microsoft.com/office/word/2018/wordml" xmlns:w16sdtdh="http://schemas.microsoft.com/office/word/2020/wordml/sdtdatahash" xmlns:w16se="http://schemas.microsoft.com/office/word/2015/wordml/symex" xmlns:wpg="http://schemas.microsoft.com/office/word/2010/wordprocessingGroup" xmlns:wpi="http://schemas.microsoft.com/office/word/2010/wordprocessingInk" xmlns:wne="http://schemas.microsoft.com/office/word/2006/wordml" xmlns:wps="http://schemas.microsoft.com/office/word/2010/wordprocessingShape" mc:Ignorable="w14 w15 w16se w16cid w16 w16cex w16sdtdh wp14">
+  <w:endnote w:type="separator" w:id="-1">
+    <w:p>
+      <w:pPr>
+        <w:spacing w:after="0"/>
+      </w:pPr>
+      <w:r>
+        <w:separator/>
+      </w:r>
+    </w:p>
+  </w:endnote>
+  <w:endnote w:type="continuationSeparator" w:id="0">
+    <w:p>
+      <w:pPr>
+        <w:spacing w:after="0"/>
+      </w:pPr>
+      <w:r>
+        <w:continuationSeparator/>
+      </w:r>
+    </w:p>
+  </w:endnote>
+</w:endnotes>
 </file>
 
 <file path=word/footnotes.xml><?xml version="1.0" encoding="utf-8"?>
-<w:footnotes xmlns:w="http://schemas.openxmlformats.org/wordprocessingml/2006/main" xmlns:m="http://schemas.openxmlformats.org/officeDocument/2006/math" xmlns:r="http://schemas.openxmlformats.org/officeDocument/2006/relationships" xmlns:o="urn:schemas-microsoft-com:office:office" xmlns:v="urn:schemas-microsoft-com:vml" xmlns:w10="urn:schemas-microsoft-com:office:word" xmlns:a="http://schemas.openxmlformats.org/drawingml/2006/main" xmlns:pic="http://schemas.openxmlformats.org/drawingml/2006/picture" xmlns:wp="http://schemas.openxmlformats.org/drawingml/2006/wordprocessingDrawing">
+<w:footnotes xmlns:wpc="http://schemas.microsoft.com/office/word/2010/wordprocessingCanvas" xmlns:cx="http://schemas.microsoft.com/office/drawing/2014/chartex" xmlns:cx1="http://schemas.microsoft.com/office/drawing/2015/9/8/chartex" xmlns:cx2="http://schemas.microsoft.com/office/drawing/2015/10/21/chartex" xmlns:cx3="http://schemas.microsoft.com/office/drawing/2016/5/9/chartex" xmlns:cx4="http://schemas.microsoft.com/office/drawing/2016/5/10/chartex" xmlns:cx5="http://schemas.microsoft.com/office/drawing/2016/5/11/chartex" xmlns:cx6="http://schemas.microsoft.com/office/drawing/2016/5/12/chartex" xmlns:cx7="http://schemas.microsoft.com/office/drawing/2016/5/13/chartex" xmlns:cx8="http://schemas.microsoft.com/office/drawing/2016/5/14/chartex" xmlns:mc="http://schemas.openxmlformats.org/markup-compatibility/2006" xmlns:aink="http://schemas.microsoft.com/office/drawing/2016/ink" xmlns:am3d="http://schemas.microsoft.com/office/drawing/2017/model3d" xmlns:o="urn:schemas-microsoft-com:office:office" xmlns:r="http://schemas.openxmlformats.org/officeDocument/2006/relationships" xmlns:m="http://schemas.openxmlformats.org/officeDocument/2006/math" xmlns:v="urn:schemas-microsoft-com:vml" xmlns:wp14="http://schemas.microsoft.com/office/word/2010/wordprocessingDrawing" xmlns:wp="http://schemas.openxmlformats.org/drawingml/2006/wordprocessingDrawing" xmlns:w10="urn:schemas-microsoft-com:office:word" xmlns:w="http://schemas.openxmlformats.org/wordprocessingml/2006/main" xmlns:w14="http://schemas.microsoft.com/office/word/2010/wordml" xmlns:w15="http://schemas.microsoft.com/office/word/2012/wordml" xmlns:w16cex="http://schemas.microsoft.com/office/word/2018/wordml/cex" xmlns:w16cid="http://schemas.microsoft.com/office/word/2016/wordml/cid" xmlns:w16="http://schemas.microsoft.com/office/word/2018/wordml" xmlns:w16sdtdh="http://schemas.microsoft.com/office/word/2020/wordml/sdtdatahash" xmlns:w16se="http://schemas.microsoft.com/office/word/2015/wordml/symex" xmlns:wpg="http://schemas.microsoft.com/office/word/2010/wordprocessingGroup" xmlns:wpi="http://schemas.microsoft.com/office/word/2010/wordprocessingInk" xmlns:wne="http://schemas.microsoft.com/office/word/2006/wordml" xmlns:wps="http://schemas.microsoft.com/office/word/2010/wordprocessingShape" mc:Ignorable="w14 w15 w16se w16cid w16 w16cex w16sdtdh wp14">
+  <w:footnote w:type="separator" w:id="-1">
+    <w:p>
+      <w:r>
+        <w:separator/>
+      </w:r>
+    </w:p>
+  </w:footnote>
   <w:footnote w:type="continuationSeparator" w:id="0">
     <w:p>
       <w:r>
         <w:continuationSeparator/>
-      </w:r>
-    </w:p>
-  </w:footnote>
-  <w:footnote w:type="separator" w:id="-1">
-    <w:p>
-      <w:r>
-        <w:separator/>
       </w:r>
     </w:p>
   </w:footnote>
@@ -7523,10 +7716,11 @@
 </file>
 
 <file path=word/numbering.xml><?xml version="1.0" encoding="utf-8"?>
-<w:numbering xmlns:w="http://schemas.openxmlformats.org/wordprocessingml/2006/main">
-  <w:abstractNum w:abstractNumId="990">
-    <w:nsid w:val="A990"/>
+<w:numbering xmlns:wpc="http://schemas.microsoft.com/office/word/2010/wordprocessingCanvas" xmlns:cx="http://schemas.microsoft.com/office/drawing/2014/chartex" xmlns:cx1="http://schemas.microsoft.com/office/drawing/2015/9/8/chartex" xmlns:cx2="http://schemas.microsoft.com/office/drawing/2015/10/21/chartex" xmlns:cx3="http://schemas.microsoft.com/office/drawing/2016/5/9/chartex" xmlns:cx4="http://schemas.microsoft.com/office/drawing/2016/5/10/chartex" xmlns:cx5="http://schemas.microsoft.com/office/drawing/2016/5/11/chartex" xmlns:cx6="http://schemas.microsoft.com/office/drawing/2016/5/12/chartex" xmlns:cx7="http://schemas.microsoft.com/office/drawing/2016/5/13/chartex" xmlns:cx8="http://schemas.microsoft.com/office/drawing/2016/5/14/chartex" xmlns:mc="http://schemas.openxmlformats.org/markup-compatibility/2006" xmlns:aink="http://schemas.microsoft.com/office/drawing/2016/ink" xmlns:am3d="http://schemas.microsoft.com/office/drawing/2017/model3d" xmlns:o="urn:schemas-microsoft-com:office:office" xmlns:r="http://schemas.openxmlformats.org/officeDocument/2006/relationships" xmlns:m="http://schemas.openxmlformats.org/officeDocument/2006/math" xmlns:v="urn:schemas-microsoft-com:vml" xmlns:wp14="http://schemas.microsoft.com/office/word/2010/wordprocessingDrawing" xmlns:wp="http://schemas.openxmlformats.org/drawingml/2006/wordprocessingDrawing" xmlns:w10="urn:schemas-microsoft-com:office:word" xmlns:w="http://schemas.openxmlformats.org/wordprocessingml/2006/main" xmlns:w14="http://schemas.microsoft.com/office/word/2010/wordml" xmlns:w15="http://schemas.microsoft.com/office/word/2012/wordml" xmlns:w16cex="http://schemas.microsoft.com/office/word/2018/wordml/cex" xmlns:w16cid="http://schemas.microsoft.com/office/word/2016/wordml/cid" xmlns:w16="http://schemas.microsoft.com/office/word/2018/wordml" xmlns:w16sdtdh="http://schemas.microsoft.com/office/word/2020/wordml/sdtdatahash" xmlns:w16se="http://schemas.microsoft.com/office/word/2015/wordml/symex" xmlns:wpg="http://schemas.microsoft.com/office/word/2010/wordprocessingGroup" xmlns:wpi="http://schemas.microsoft.com/office/word/2010/wordprocessingInk" xmlns:wne="http://schemas.microsoft.com/office/word/2006/wordml" xmlns:wps="http://schemas.microsoft.com/office/word/2010/wordprocessingShape" mc:Ignorable="w14 w15 w16se w16cid w16 w16cex w16sdtdh wp14">
+  <w:abstractNum w:abstractNumId="0" w15:restartNumberingAfterBreak="0">
+    <w:nsid w:val="0000A990"/>
     <w:multiLevelType w:val="multilevel"/>
+    <w:tmpl w:val="609CA160"/>
     <w:lvl w:ilvl="0">
       <w:numFmt w:val="bullet"/>
       <w:lvlText w:val=" "/>
@@ -7600,9 +7794,10 @@
       </w:pPr>
     </w:lvl>
   </w:abstractNum>
-  <w:abstractNum w:abstractNumId="991">
-    <w:nsid w:val="A991"/>
+  <w:abstractNum w:abstractNumId="1" w15:restartNumberingAfterBreak="0">
+    <w:nsid w:val="0000A991"/>
     <w:multiLevelType w:val="multilevel"/>
+    <w:tmpl w:val="8B4EBB6E"/>
     <w:lvl w:ilvl="0">
       <w:numFmt w:val="bullet"/>
       <w:lvlText w:val="•"/>
@@ -7676,27 +7871,27 @@
       </w:pPr>
     </w:lvl>
   </w:abstractNum>
-  <w:num w:numId="1000">
-    <w:abstractNumId w:val="990"/>
+  <w:num w:numId="1">
+    <w:abstractNumId w:val="0"/>
   </w:num>
-  <w:num w:numId="1001">
-    <w:abstractNumId w:val="991"/>
+  <w:num w:numId="2">
+    <w:abstractNumId w:val="1"/>
   </w:num>
-  <w:num w:numId="1002">
-    <w:abstractNumId w:val="991"/>
+  <w:num w:numId="3">
+    <w:abstractNumId w:val="1"/>
   </w:num>
 </w:numbering>
 </file>
 
 <file path=word/styles.xml><?xml version="1.0" encoding="utf-8"?>
-<w:styles xmlns:r="http://schemas.openxmlformats.org/officeDocument/2006/relationships" xmlns:w="http://schemas.openxmlformats.org/wordprocessingml/2006/main">
+<w:styles xmlns:mc="http://schemas.openxmlformats.org/markup-compatibility/2006" xmlns:r="http://schemas.openxmlformats.org/officeDocument/2006/relationships" xmlns:w="http://schemas.openxmlformats.org/wordprocessingml/2006/main" xmlns:w14="http://schemas.microsoft.com/office/word/2010/wordml" xmlns:w15="http://schemas.microsoft.com/office/word/2012/wordml" xmlns:w16cex="http://schemas.microsoft.com/office/word/2018/wordml/cex" xmlns:w16cid="http://schemas.microsoft.com/office/word/2016/wordml/cid" xmlns:w16="http://schemas.microsoft.com/office/word/2018/wordml" xmlns:w16sdtdh="http://schemas.microsoft.com/office/word/2020/wordml/sdtdatahash" xmlns:w16se="http://schemas.microsoft.com/office/word/2015/wordml/symex" mc:Ignorable="w14 w15 w16se w16cid w16 w16cex w16sdtdh">
   <w:docDefaults>
     <w:rPrDefault>
       <w:rPr>
-        <w:rFonts w:asciiTheme="minorHAnsi" w:cstheme="minorBidi" w:eastAsiaTheme="minorHAnsi" w:hAnsiTheme="minorHAnsi"/>
+        <w:rFonts w:asciiTheme="minorHAnsi" w:eastAsiaTheme="minorHAnsi" w:hAnsiTheme="minorHAnsi" w:cstheme="minorBidi"/>
         <w:sz w:val="24"/>
         <w:szCs w:val="24"/>
-        <w:lang w:bidi="ar-SA" w:eastAsia="en-US" w:val="en-US"/>
+        <w:lang w:val="en-US" w:eastAsia="en-US" w:bidi="ar-SA"/>
       </w:rPr>
     </w:rPrDefault>
     <w:pPrDefault>
@@ -7705,73 +7900,600 @@
       </w:pPr>
     </w:pPrDefault>
   </w:docDefaults>
-  <w:latentStyles w:count="276" w:defLockedState="0" w:defQFormat="0" w:defSemiHidden="0" w:defUIPriority="0" w:defUnhideWhenUsed="0"/>
-  <w:style w:default="1" w:styleId="Normal" w:type="paragraph">
+  <w:latentStyles w:defLockedState="0" w:defUIPriority="0" w:defSemiHidden="0" w:defUnhideWhenUsed="0" w:defQFormat="0" w:count="376">
+    <w:lsdException w:name="heading 5" w:semiHidden="1" w:unhideWhenUsed="1"/>
+    <w:lsdException w:name="index 2" w:semiHidden="1" w:unhideWhenUsed="1"/>
+    <w:lsdException w:name="index 3" w:semiHidden="1" w:unhideWhenUsed="1"/>
+    <w:lsdException w:name="index 4" w:semiHidden="1" w:unhideWhenUsed="1"/>
+    <w:lsdException w:name="index 5" w:semiHidden="1" w:unhideWhenUsed="1"/>
+    <w:lsdException w:name="index 6" w:semiHidden="1" w:unhideWhenUsed="1"/>
+    <w:lsdException w:name="index 7" w:semiHidden="1" w:unhideWhenUsed="1"/>
+    <w:lsdException w:name="index 8" w:semiHidden="1" w:unhideWhenUsed="1"/>
+    <w:lsdException w:name="index 9" w:semiHidden="1" w:unhideWhenUsed="1"/>
+    <w:lsdException w:name="toc 1" w:semiHidden="1" w:unhideWhenUsed="1"/>
+    <w:lsdException w:name="toc 2" w:semiHidden="1" w:unhideWhenUsed="1"/>
+    <w:lsdException w:name="toc 3" w:semiHidden="1" w:unhideWhenUsed="1"/>
+    <w:lsdException w:name="toc 4" w:semiHidden="1" w:unhideWhenUsed="1"/>
+    <w:lsdException w:name="toc 5" w:semiHidden="1" w:unhideWhenUsed="1"/>
+    <w:lsdException w:name="toc 6" w:semiHidden="1" w:unhideWhenUsed="1"/>
+    <w:lsdException w:name="toc 7" w:semiHidden="1" w:unhideWhenUsed="1"/>
+    <w:lsdException w:name="toc 8" w:semiHidden="1" w:unhideWhenUsed="1"/>
+    <w:lsdException w:name="toc 9" w:semiHidden="1" w:unhideWhenUsed="1"/>
+    <w:lsdException w:name="Normal Indent" w:semiHidden="1" w:unhideWhenUsed="1"/>
+    <w:lsdException w:name="footnote text" w:semiHidden="1" w:unhideWhenUsed="1"/>
+    <w:lsdException w:name="annotation text" w:semiHidden="1" w:unhideWhenUsed="1"/>
+    <w:lsdException w:name="header" w:semiHidden="1" w:unhideWhenUsed="1"/>
+    <w:lsdException w:name="footer" w:semiHidden="1" w:unhideWhenUsed="1"/>
+    <w:lsdException w:name="index heading" w:semiHidden="1" w:unhideWhenUsed="1"/>
+    <w:lsdException w:name="caption" w:semiHidden="1" w:unhideWhenUsed="1"/>
+    <w:lsdException w:name="table of figures" w:semiHidden="1" w:unhideWhenUsed="1"/>
+    <w:lsdException w:name="envelope address" w:semiHidden="1" w:unhideWhenUsed="1"/>
+    <w:lsdException w:name="envelope return" w:semiHidden="1" w:unhideWhenUsed="1"/>
+    <w:lsdException w:name="footnote reference" w:semiHidden="1" w:unhideWhenUsed="1"/>
+    <w:lsdException w:name="annotation reference" w:semiHidden="1" w:unhideWhenUsed="1"/>
+    <w:lsdException w:name="line number" w:semiHidden="1" w:unhideWhenUsed="1"/>
+    <w:lsdException w:name="page number" w:semiHidden="1" w:unhideWhenUsed="1"/>
+    <w:lsdException w:name="endnote reference" w:semiHidden="1" w:unhideWhenUsed="1"/>
+    <w:lsdException w:name="endnote text" w:semiHidden="1" w:unhideWhenUsed="1"/>
+    <w:lsdException w:name="table of authorities" w:semiHidden="1" w:unhideWhenUsed="1"/>
+    <w:lsdException w:name="macro" w:semiHidden="1" w:unhideWhenUsed="1"/>
+    <w:lsdException w:name="toa heading" w:semiHidden="1" w:unhideWhenUsed="1"/>
+    <w:lsdException w:name="List" w:semiHidden="1" w:unhideWhenUsed="1"/>
+    <w:lsdException w:name="List Bullet" w:semiHidden="1" w:unhideWhenUsed="1"/>
+    <w:lsdException w:name="List Number" w:semiHidden="1" w:unhideWhenUsed="1"/>
+    <w:lsdException w:name="List 2" w:semiHidden="1" w:unhideWhenUsed="1"/>
+    <w:lsdException w:name="List 3" w:semiHidden="1" w:unhideWhenUsed="1"/>
+    <w:lsdException w:name="List 4" w:semiHidden="1" w:unhideWhenUsed="1"/>
+    <w:lsdException w:name="List Bullet 2" w:semiHidden="1" w:unhideWhenUsed="1"/>
+    <w:lsdException w:name="List Bullet 3" w:semiHidden="1" w:unhideWhenUsed="1"/>
+    <w:lsdException w:name="List Number 2" w:semiHidden="1" w:unhideWhenUsed="1"/>
+    <w:lsdException w:name="List Number 3" w:semiHidden="1" w:unhideWhenUsed="1"/>
+    <w:lsdException w:name="List Number 4" w:semiHidden="1" w:unhideWhenUsed="1"/>
+    <w:lsdException w:name="List Number 5" w:semiHidden="1" w:unhideWhenUsed="1"/>
+    <w:lsdException w:name="Closing" w:semiHidden="1" w:unhideWhenUsed="1"/>
+    <w:lsdException w:name="Signature" w:semiHidden="1" w:unhideWhenUsed="1"/>
+    <w:lsdException w:name="Default Paragraph Font" w:semiHidden="1" w:unhideWhenUsed="1"/>
+    <w:lsdException w:name="Body Text" w:semiHidden="1" w:unhideWhenUsed="1"/>
+    <w:lsdException w:name="Body Text Indent" w:semiHidden="1" w:unhideWhenUsed="1"/>
+    <w:lsdException w:name="List Continue" w:semiHidden="1" w:unhideWhenUsed="1"/>
+    <w:lsdException w:name="List Continue 2" w:semiHidden="1" w:unhideWhenUsed="1"/>
+    <w:lsdException w:name="List Continue 3" w:semiHidden="1" w:unhideWhenUsed="1"/>
+    <w:lsdException w:name="List Continue 4" w:semiHidden="1" w:unhideWhenUsed="1"/>
+    <w:lsdException w:name="List Continue 5" w:semiHidden="1" w:unhideWhenUsed="1"/>
+    <w:lsdException w:name="Message Header" w:semiHidden="1" w:unhideWhenUsed="1"/>
+    <w:lsdException w:name="Salutation" w:semiHidden="1" w:unhideWhenUsed="1"/>
+    <w:lsdException w:name="Date" w:semiHidden="1" w:unhideWhenUsed="1"/>
+    <w:lsdException w:name="Body Text First Indent" w:semiHidden="1" w:unhideWhenUsed="1"/>
+    <w:lsdException w:name="Body Text Indent 2" w:semiHidden="1" w:unhideWhenUsed="1"/>
+    <w:lsdException w:name="Body Text Indent 3" w:semiHidden="1" w:unhideWhenUsed="1"/>
+    <w:lsdException w:name="Block Text" w:semiHidden="1" w:unhideWhenUsed="1"/>
+    <w:lsdException w:name="Hyperlink" w:semiHidden="1" w:unhideWhenUsed="1"/>
+    <w:lsdException w:name="FollowedHyperlink" w:semiHidden="1" w:unhideWhenUsed="1"/>
+    <w:lsdException w:name="Document Map" w:semiHidden="1" w:unhideWhenUsed="1"/>
+    <w:lsdException w:name="Plain Text" w:semiHidden="1" w:unhideWhenUsed="1"/>
+    <w:lsdException w:name="E-mail Signature" w:semiHidden="1" w:unhideWhenUsed="1"/>
+    <w:lsdException w:name="HTML Top of Form" w:semiHidden="1" w:unhideWhenUsed="1"/>
+    <w:lsdException w:name="HTML Bottom of Form" w:semiHidden="1" w:unhideWhenUsed="1"/>
+    <w:lsdException w:name="Normal (Web)" w:semiHidden="1" w:unhideWhenUsed="1"/>
+    <w:lsdException w:name="HTML Acronym" w:semiHidden="1" w:unhideWhenUsed="1"/>
+    <w:lsdException w:name="HTML Address" w:semiHidden="1" w:unhideWhenUsed="1"/>
+    <w:lsdException w:name="HTML Cite" w:semiHidden="1" w:unhideWhenUsed="1"/>
+    <w:lsdException w:name="HTML Code" w:semiHidden="1" w:unhideWhenUsed="1"/>
+    <w:lsdException w:name="HTML Definition" w:semiHidden="1" w:unhideWhenUsed="1"/>
+    <w:lsdException w:name="HTML Keyboard" w:semiHidden="1" w:unhideWhenUsed="1"/>
+    <w:lsdException w:name="HTML Preformatted" w:semiHidden="1" w:unhideWhenUsed="1"/>
+    <w:lsdException w:name="HTML Sample" w:semiHidden="1" w:unhideWhenUsed="1"/>
+    <w:lsdException w:name="HTML Typewriter" w:semiHidden="1" w:unhideWhenUsed="1"/>
+    <w:lsdException w:name="HTML Variable" w:semiHidden="1" w:unhideWhenUsed="1"/>
+    <w:lsdException w:name="Normal Table" w:semiHidden="1" w:unhideWhenUsed="1"/>
+    <w:lsdException w:name="annotation subject" w:semiHidden="1" w:unhideWhenUsed="1"/>
+    <w:lsdException w:name="No List" w:semiHidden="1" w:unhideWhenUsed="1"/>
+    <w:lsdException w:name="Outline List 1" w:semiHidden="1" w:unhideWhenUsed="1"/>
+    <w:lsdException w:name="Outline List 2" w:semiHidden="1" w:unhideWhenUsed="1"/>
+    <w:lsdException w:name="Outline List 3" w:semiHidden="1" w:unhideWhenUsed="1"/>
+    <w:lsdException w:name="Table Simple 1" w:semiHidden="1" w:unhideWhenUsed="1"/>
+    <w:lsdException w:name="Table Simple 2" w:semiHidden="1" w:unhideWhenUsed="1"/>
+    <w:lsdException w:name="Table Simple 3" w:semiHidden="1" w:unhideWhenUsed="1"/>
+    <w:lsdException w:name="Table Classic 1" w:semiHidden="1" w:unhideWhenUsed="1"/>
+    <w:lsdException w:name="Table Classic 2" w:semiHidden="1" w:unhideWhenUsed="1"/>
+    <w:lsdException w:name="Table Classic 3" w:semiHidden="1" w:unhideWhenUsed="1"/>
+    <w:lsdException w:name="Table Classic 4" w:semiHidden="1" w:unhideWhenUsed="1"/>
+    <w:lsdException w:name="Table Colorful 1" w:semiHidden="1" w:unhideWhenUsed="1"/>
+    <w:lsdException w:name="Table Colorful 2" w:semiHidden="1" w:unhideWhenUsed="1"/>
+    <w:lsdException w:name="Table Colorful 3" w:semiHidden="1" w:unhideWhenUsed="1"/>
+    <w:lsdException w:name="Table Columns 1" w:semiHidden="1" w:unhideWhenUsed="1"/>
+    <w:lsdException w:name="Table Columns 2" w:semiHidden="1" w:unhideWhenUsed="1"/>
+    <w:lsdException w:name="Table Columns 3" w:semiHidden="1" w:unhideWhenUsed="1"/>
+    <w:lsdException w:name="Table Columns 4" w:semiHidden="1" w:unhideWhenUsed="1"/>
+    <w:lsdException w:name="Table Columns 5" w:semiHidden="1" w:unhideWhenUsed="1"/>
+    <w:lsdException w:name="Table Grid 1" w:semiHidden="1" w:unhideWhenUsed="1"/>
+    <w:lsdException w:name="Table Grid 2" w:semiHidden="1" w:unhideWhenUsed="1"/>
+    <w:lsdException w:name="Table Grid 3" w:semiHidden="1" w:unhideWhenUsed="1"/>
+    <w:lsdException w:name="Table Grid 4" w:semiHidden="1" w:unhideWhenUsed="1"/>
+    <w:lsdException w:name="Table Grid 5" w:semiHidden="1" w:unhideWhenUsed="1"/>
+    <w:lsdException w:name="Table Grid 6" w:semiHidden="1" w:unhideWhenUsed="1"/>
+    <w:lsdException w:name="Table Grid 7" w:semiHidden="1" w:unhideWhenUsed="1"/>
+    <w:lsdException w:name="Table Grid 8" w:semiHidden="1" w:unhideWhenUsed="1"/>
+    <w:lsdException w:name="Table List 1" w:semiHidden="1" w:unhideWhenUsed="1"/>
+    <w:lsdException w:name="Table List 2" w:semiHidden="1" w:unhideWhenUsed="1"/>
+    <w:lsdException w:name="Table List 3" w:semiHidden="1" w:unhideWhenUsed="1"/>
+    <w:lsdException w:name="Table List 4" w:semiHidden="1" w:unhideWhenUsed="1"/>
+    <w:lsdException w:name="Table List 5" w:semiHidden="1" w:unhideWhenUsed="1"/>
+    <w:lsdException w:name="Table List 6" w:semiHidden="1" w:unhideWhenUsed="1"/>
+    <w:lsdException w:name="Table List 7" w:semiHidden="1" w:unhideWhenUsed="1"/>
+    <w:lsdException w:name="Table List 8" w:semiHidden="1" w:unhideWhenUsed="1"/>
+    <w:lsdException w:name="Table 3D effects 1" w:semiHidden="1" w:unhideWhenUsed="1"/>
+    <w:lsdException w:name="Table 3D effects 2" w:semiHidden="1" w:unhideWhenUsed="1"/>
+    <w:lsdException w:name="Table 3D effects 3" w:semiHidden="1" w:unhideWhenUsed="1"/>
+    <w:lsdException w:name="Table Contemporary" w:semiHidden="1" w:unhideWhenUsed="1"/>
+    <w:lsdException w:name="Table Elegant" w:semiHidden="1" w:unhideWhenUsed="1"/>
+    <w:lsdException w:name="Table Professional" w:semiHidden="1" w:unhideWhenUsed="1"/>
+    <w:lsdException w:name="Table Subtle 1" w:semiHidden="1" w:unhideWhenUsed="1"/>
+    <w:lsdException w:name="Table Subtle 2" w:semiHidden="1" w:unhideWhenUsed="1"/>
+    <w:lsdException w:name="Table Web 1" w:semiHidden="1" w:unhideWhenUsed="1"/>
+    <w:lsdException w:name="Table Web 2" w:semiHidden="1" w:unhideWhenUsed="1"/>
+    <w:lsdException w:name="Table Web 3" w:semiHidden="1" w:unhideWhenUsed="1"/>
+    <w:lsdException w:name="Balloon Text" w:semiHidden="1" w:unhideWhenUsed="1"/>
+    <w:lsdException w:name="Table Theme" w:semiHidden="1" w:unhideWhenUsed="1"/>
+    <w:lsdException w:name="Placeholder Text" w:semiHidden="1"/>
+    <w:lsdException w:name="Light Shading"/>
+    <w:lsdException w:name="Light List"/>
+    <w:lsdException w:name="Medium Grid 3"/>
+    <w:lsdException w:name="Dark List"/>
+    <w:lsdException w:name="Colorful Shading"/>
+    <w:lsdException w:name="Colorful List"/>
+    <w:lsdException w:name="Colorful Grid"/>
+    <w:lsdException w:name="Light Shading Accent 1"/>
+    <w:lsdException w:name="Light List Accent 1"/>
+    <w:lsdException w:name="Light Grid Accent 1"/>
+    <w:lsdException w:name="Medium Shading 1 Accent 1"/>
+    <w:lsdException w:name="Medium Shading 2 Accent 1"/>
+    <w:lsdException w:name="Medium List 1 Accent 1"/>
+    <w:lsdException w:name="Revision" w:semiHidden="1"/>
+    <w:lsdException w:name="Medium List 2 Accent 1"/>
+    <w:lsdException w:name="Medium Grid 1 Accent 1"/>
+    <w:lsdException w:name="Medium Grid 2 Accent 1"/>
+    <w:lsdException w:name="Medium Grid 3 Accent 1"/>
+    <w:lsdException w:name="Dark List Accent 1"/>
+    <w:lsdException w:name="Colorful Shading Accent 1"/>
+    <w:lsdException w:name="Colorful List Accent 1"/>
+    <w:lsdException w:name="Colorful Grid Accent 1"/>
+    <w:lsdException w:name="Light Shading Accent 2"/>
+    <w:lsdException w:name="Light List Accent 2"/>
+    <w:lsdException w:name="Light Grid Accent 2"/>
+    <w:lsdException w:name="Medium Shading 1 Accent 2"/>
+    <w:lsdException w:name="Medium Shading 2 Accent 2"/>
+    <w:lsdException w:name="Medium List 1 Accent 2"/>
+    <w:lsdException w:name="Medium List 2 Accent 2"/>
+    <w:lsdException w:name="Medium Grid 1 Accent 2"/>
+    <w:lsdException w:name="Medium Grid 2 Accent 2"/>
+    <w:lsdException w:name="Medium Grid 3 Accent 2"/>
+    <w:lsdException w:name="Dark List Accent 2"/>
+    <w:lsdException w:name="Colorful Shading Accent 2"/>
+    <w:lsdException w:name="Colorful List Accent 2"/>
+    <w:lsdException w:name="Colorful Grid Accent 2"/>
+    <w:lsdException w:name="Light Shading Accent 3"/>
+    <w:lsdException w:name="Light List Accent 3"/>
+    <w:lsdException w:name="Light Grid Accent 3"/>
+    <w:lsdException w:name="Medium Shading 1 Accent 3"/>
+    <w:lsdException w:name="Medium Shading 2 Accent 3"/>
+    <w:lsdException w:name="Medium List 1 Accent 3"/>
+    <w:lsdException w:name="Medium List 2 Accent 3"/>
+    <w:lsdException w:name="Medium Grid 1 Accent 3"/>
+    <w:lsdException w:name="Medium Grid 2 Accent 3"/>
+    <w:lsdException w:name="Medium Grid 3 Accent 3"/>
+    <w:lsdException w:name="Dark List Accent 3"/>
+    <w:lsdException w:name="Colorful Shading Accent 3"/>
+    <w:lsdException w:name="Colorful List Accent 3"/>
+    <w:lsdException w:name="Colorful Grid Accent 3"/>
+    <w:lsdException w:name="Light Shading Accent 4"/>
+    <w:lsdException w:name="Light List Accent 4"/>
+    <w:lsdException w:name="Light Grid Accent 4"/>
+    <w:lsdException w:name="Medium Shading 1 Accent 4"/>
+    <w:lsdException w:name="Medium Shading 2 Accent 4"/>
+    <w:lsdException w:name="Medium List 1 Accent 4"/>
+    <w:lsdException w:name="Medium List 2 Accent 4"/>
+    <w:lsdException w:name="Medium Grid 1 Accent 4"/>
+    <w:lsdException w:name="Medium Grid 2 Accent 4"/>
+    <w:lsdException w:name="Medium Grid 3 Accent 4"/>
+    <w:lsdException w:name="Dark List Accent 4"/>
+    <w:lsdException w:name="Colorful Shading Accent 4"/>
+    <w:lsdException w:name="Colorful List Accent 4"/>
+    <w:lsdException w:name="Colorful Grid Accent 4"/>
+    <w:lsdException w:name="Light Shading Accent 5"/>
+    <w:lsdException w:name="Light List Accent 5"/>
+    <w:lsdException w:name="Light Grid Accent 5"/>
+    <w:lsdException w:name="Medium Shading 1 Accent 5"/>
+    <w:lsdException w:name="Medium Shading 2 Accent 5"/>
+    <w:lsdException w:name="Medium List 1 Accent 5"/>
+    <w:lsdException w:name="Medium List 2 Accent 5"/>
+    <w:lsdException w:name="Medium Grid 1 Accent 5"/>
+    <w:lsdException w:name="Medium Grid 2 Accent 5"/>
+    <w:lsdException w:name="Medium Grid 3 Accent 5"/>
+    <w:lsdException w:name="Dark List Accent 5"/>
+    <w:lsdException w:name="Colorful Shading Accent 5"/>
+    <w:lsdException w:name="Colorful List Accent 5"/>
+    <w:lsdException w:name="Colorful Grid Accent 5"/>
+    <w:lsdException w:name="Light Shading Accent 6"/>
+    <w:lsdException w:name="Light List Accent 6"/>
+    <w:lsdException w:name="Light Grid Accent 6"/>
+    <w:lsdException w:name="Medium Shading 1 Accent 6"/>
+    <w:lsdException w:name="Medium Shading 2 Accent 6"/>
+    <w:lsdException w:name="Medium List 1 Accent 6"/>
+    <w:lsdException w:name="Medium List 2 Accent 6"/>
+    <w:lsdException w:name="Medium Grid 1 Accent 6"/>
+    <w:lsdException w:name="Medium Grid 2 Accent 6"/>
+    <w:lsdException w:name="Medium Grid 3 Accent 6"/>
+    <w:lsdException w:name="Dark List Accent 6"/>
+    <w:lsdException w:name="Colorful Shading Accent 6"/>
+    <w:lsdException w:name="Colorful List Accent 6"/>
+    <w:lsdException w:name="Colorful Grid Accent 6"/>
+    <w:lsdException w:name="Bibliography" w:semiHidden="1" w:unhideWhenUsed="1"/>
+    <w:lsdException w:name="TOC Heading" w:semiHidden="1" w:unhideWhenUsed="1"/>
+    <w:lsdException w:name="Grid Table 4" w:uiPriority="49"/>
+    <w:lsdException w:name="Grid Table 5 Dark" w:uiPriority="50"/>
+    <w:lsdException w:name="Grid Table 6 Colorful" w:uiPriority="51"/>
+    <w:lsdException w:name="Grid Table 7 Colorful" w:uiPriority="52"/>
+    <w:lsdException w:name="Grid Table 1 Light Accent 1" w:uiPriority="46"/>
+    <w:lsdException w:name="Grid Table 2 Accent 1" w:uiPriority="47"/>
+    <w:lsdException w:name="Grid Table 3 Accent 1" w:uiPriority="48"/>
+    <w:lsdException w:name="Grid Table 4 Accent 1" w:uiPriority="49"/>
+    <w:lsdException w:name="Grid Table 5 Dark Accent 1" w:uiPriority="50"/>
+    <w:lsdException w:name="Grid Table 6 Colorful Accent 1" w:uiPriority="51"/>
+    <w:lsdException w:name="Grid Table 7 Colorful Accent 1" w:uiPriority="52"/>
+    <w:lsdException w:name="Grid Table 1 Light Accent 2" w:uiPriority="46"/>
+    <w:lsdException w:name="Grid Table 2 Accent 2" w:uiPriority="47"/>
+    <w:lsdException w:name="Grid Table 3 Accent 2" w:uiPriority="48"/>
+    <w:lsdException w:name="Grid Table 4 Accent 2" w:uiPriority="49"/>
+    <w:lsdException w:name="Grid Table 5 Dark Accent 2" w:uiPriority="50"/>
+    <w:lsdException w:name="Grid Table 6 Colorful Accent 2" w:uiPriority="51"/>
+    <w:lsdException w:name="Grid Table 7 Colorful Accent 2" w:uiPriority="52"/>
+    <w:lsdException w:name="Grid Table 1 Light Accent 3" w:uiPriority="46"/>
+    <w:lsdException w:name="Grid Table 2 Accent 3" w:uiPriority="47"/>
+    <w:lsdException w:name="Grid Table 3 Accent 3" w:uiPriority="48"/>
+    <w:lsdException w:name="Grid Table 4 Accent 3" w:uiPriority="49"/>
+    <w:lsdException w:name="Grid Table 5 Dark Accent 3" w:uiPriority="50"/>
+    <w:lsdException w:name="Grid Table 6 Colorful Accent 3" w:uiPriority="51"/>
+    <w:lsdException w:name="Grid Table 7 Colorful Accent 3" w:uiPriority="52"/>
+    <w:lsdException w:name="Grid Table 1 Light Accent 4" w:uiPriority="46"/>
+    <w:lsdException w:name="Grid Table 2 Accent 4" w:uiPriority="47"/>
+    <w:lsdException w:name="Grid Table 3 Accent 4" w:uiPriority="48"/>
+    <w:lsdException w:name="Grid Table 4 Accent 4" w:uiPriority="49"/>
+    <w:lsdException w:name="Grid Table 5 Dark Accent 4" w:uiPriority="50"/>
+    <w:lsdException w:name="Grid Table 6 Colorful Accent 4" w:uiPriority="51"/>
+    <w:lsdException w:name="Grid Table 7 Colorful Accent 4" w:uiPriority="52"/>
+    <w:lsdException w:name="Grid Table 1 Light Accent 5" w:uiPriority="46"/>
+    <w:lsdException w:name="Grid Table 2 Accent 5" w:uiPriority="47"/>
+    <w:lsdException w:name="Grid Table 3 Accent 5" w:uiPriority="48"/>
+    <w:lsdException w:name="Grid Table 4 Accent 5" w:uiPriority="49"/>
+    <w:lsdException w:name="Grid Table 5 Dark Accent 5" w:uiPriority="50"/>
+    <w:lsdException w:name="Grid Table 6 Colorful Accent 5" w:uiPriority="51"/>
+    <w:lsdException w:name="Grid Table 7 Colorful Accent 5" w:uiPriority="52"/>
+    <w:lsdException w:name="Grid Table 1 Light Accent 6" w:uiPriority="46"/>
+    <w:lsdException w:name="Grid Table 2 Accent 6" w:uiPriority="47"/>
+    <w:lsdException w:name="Grid Table 3 Accent 6" w:uiPriority="48"/>
+    <w:lsdException w:name="Grid Table 4 Accent 6" w:uiPriority="49"/>
+    <w:lsdException w:name="Grid Table 5 Dark Accent 6" w:uiPriority="50"/>
+    <w:lsdException w:name="Grid Table 6 Colorful Accent 6" w:uiPriority="51"/>
+    <w:lsdException w:name="Grid Table 7 Colorful Accent 6" w:uiPriority="52"/>
+    <w:lsdException w:name="List Table 1 Light" w:uiPriority="46"/>
+    <w:lsdException w:name="List Table 2" w:uiPriority="47"/>
+    <w:lsdException w:name="List Table 3" w:uiPriority="48"/>
+    <w:lsdException w:name="List Table 4" w:uiPriority="49"/>
+    <w:lsdException w:name="List Table 5 Dark" w:uiPriority="50"/>
+    <w:lsdException w:name="List Table 6 Colorful" w:uiPriority="51"/>
+    <w:lsdException w:name="List Table 7 Colorful" w:uiPriority="52"/>
+    <w:lsdException w:name="List Table 1 Light Accent 1" w:uiPriority="46"/>
+    <w:lsdException w:name="List Table 2 Accent 1" w:uiPriority="47"/>
+    <w:lsdException w:name="List Table 3 Accent 1" w:uiPriority="48"/>
+    <w:lsdException w:name="List Table 4 Accent 1" w:uiPriority="49"/>
+    <w:lsdException w:name="List Table 5 Dark Accent 1" w:uiPriority="50"/>
+    <w:lsdException w:name="List Table 6 Colorful Accent 1" w:uiPriority="51"/>
+    <w:lsdException w:name="List Table 7 Colorful Accent 1" w:uiPriority="52"/>
+    <w:lsdException w:name="List Table 1 Light Accent 2" w:uiPriority="46"/>
+    <w:lsdException w:name="List Table 2 Accent 2" w:uiPriority="47"/>
+    <w:lsdException w:name="List Table 3 Accent 2" w:uiPriority="48"/>
+    <w:lsdException w:name="List Table 4 Accent 2" w:uiPriority="49"/>
+    <w:lsdException w:name="List Table 5 Dark Accent 2" w:uiPriority="50"/>
+    <w:lsdException w:name="List Table 6 Colorful Accent 2" w:uiPriority="51"/>
+    <w:lsdException w:name="List Table 7 Colorful Accent 2" w:uiPriority="52"/>
+    <w:lsdException w:name="List Table 1 Light Accent 3" w:uiPriority="46"/>
+    <w:lsdException w:name="List Table 2 Accent 3" w:uiPriority="47"/>
+    <w:lsdException w:name="List Table 3 Accent 3" w:uiPriority="48"/>
+    <w:lsdException w:name="List Table 4 Accent 3" w:uiPriority="49"/>
+    <w:lsdException w:name="List Table 5 Dark Accent 3" w:uiPriority="50"/>
+    <w:lsdException w:name="List Table 6 Colorful Accent 3" w:uiPriority="51"/>
+    <w:lsdException w:name="List Table 7 Colorful Accent 3" w:uiPriority="52"/>
+    <w:lsdException w:name="List Table 1 Light Accent 4" w:uiPriority="46"/>
+    <w:lsdException w:name="List Table 2 Accent 4" w:uiPriority="47"/>
+    <w:lsdException w:name="List Table 3 Accent 4" w:uiPriority="48"/>
+    <w:lsdException w:name="List Table 4 Accent 4" w:uiPriority="49"/>
+    <w:lsdException w:name="List Table 5 Dark Accent 4" w:uiPriority="50"/>
+    <w:lsdException w:name="List Table 6 Colorful Accent 4" w:uiPriority="51"/>
+    <w:lsdException w:name="List Table 7 Colorful Accent 4" w:uiPriority="52"/>
+    <w:lsdException w:name="List Table 1 Light Accent 5" w:uiPriority="46"/>
+    <w:lsdException w:name="List Table 2 Accent 5" w:uiPriority="47"/>
+    <w:lsdException w:name="List Table 3 Accent 5" w:uiPriority="48"/>
+    <w:lsdException w:name="List Table 4 Accent 5" w:uiPriority="49"/>
+    <w:lsdException w:name="List Table 5 Dark Accent 5" w:uiPriority="50"/>
+    <w:lsdException w:name="List Table 6 Colorful Accent 5" w:uiPriority="51"/>
+    <w:lsdException w:name="List Table 7 Colorful Accent 5" w:uiPriority="52"/>
+    <w:lsdException w:name="List Table 1 Light Accent 6" w:uiPriority="46"/>
+    <w:lsdException w:name="List Table 2 Accent 6" w:uiPriority="47"/>
+    <w:lsdException w:name="List Table 3 Accent 6" w:uiPriority="48"/>
+    <w:lsdException w:name="List Table 4 Accent 6" w:uiPriority="49"/>
+    <w:lsdException w:name="List Table 5 Dark Accent 6" w:uiPriority="50"/>
+    <w:lsdException w:name="List Table 6 Colorful Accent 6" w:uiPriority="51"/>
+    <w:lsdException w:name="List Table 7 Colorful Accent 6" w:uiPriority="52"/>
+    <w:lsdException w:name="Mention" w:semiHidden="1" w:uiPriority="99" w:unhideWhenUsed="1"/>
+    <w:lsdException w:name="Smart Hyperlink" w:semiHidden="1" w:uiPriority="99" w:unhideWhenUsed="1"/>
+    <w:lsdException w:name="Hashtag" w:semiHidden="1" w:uiPriority="99" w:unhideWhenUsed="1"/>
+    <w:lsdException w:name="Unresolved Mention" w:semiHidden="1" w:uiPriority="99" w:unhideWhenUsed="1"/>
+    <w:lsdException w:name="Smart Link" w:semiHidden="1" w:uiPriority="99" w:unhideWhenUsed="1"/>
+  </w:latentStyles>
+  <w:style w:type="paragraph" w:default="1" w:styleId="Normal">
     <w:name w:val="Normal"/>
     <w:qFormat/>
   </w:style>
-  <w:style w:styleId="BodyText" w:type="paragraph">
-    <w:name w:val="Body Text"/>
+  <w:style w:type="paragraph" w:styleId="Ttulo1">
+    <w:name w:val="heading 1"/>
     <w:basedOn w:val="Normal"/>
-    <w:link w:val="BodyTextChar"/>
-    <w:pPr>
-      <w:spacing w:after="180" w:before="180"/>
-    </w:pPr>
-    <w:qFormat/>
-  </w:style>
-  <w:style w:customStyle="1" w:styleId="FirstParagraph" w:type="paragraph">
-    <w:name w:val="First Paragraph"/>
-    <w:basedOn w:val="BodyText"/>
-    <w:next w:val="BodyText"/>
-    <w:qFormat/>
-  </w:style>
-  <w:style w:customStyle="1" w:styleId="Compact" w:type="paragraph">
-    <w:name w:val="Compact"/>
-    <w:basedOn w:val="BodyText"/>
-    <w:qFormat/>
-    <w:pPr>
-      <w:spacing w:after="36" w:before="36"/>
-    </w:pPr>
-  </w:style>
-  <w:style w:styleId="Title" w:type="paragraph">
-    <w:name w:val="Title"/>
-    <w:basedOn w:val="Normal"/>
-    <w:next w:val="BodyText"/>
+    <w:next w:val="Textoindependiente"/>
+    <w:uiPriority w:val="9"/>
     <w:qFormat/>
     <w:pPr>
       <w:keepNext/>
       <w:keepLines/>
-      <w:spacing w:after="240" w:before="480"/>
+      <w:spacing w:before="480" w:after="0"/>
+      <w:outlineLvl w:val="0"/>
+    </w:pPr>
+    <w:rPr>
+      <w:rFonts w:asciiTheme="majorHAnsi" w:eastAsiaTheme="majorEastAsia" w:hAnsiTheme="majorHAnsi" w:cstheme="majorBidi"/>
+      <w:b/>
+      <w:bCs/>
+      <w:color w:val="4F81BD" w:themeColor="accent1"/>
+      <w:sz w:val="32"/>
+      <w:szCs w:val="32"/>
+    </w:rPr>
+  </w:style>
+  <w:style w:type="paragraph" w:styleId="Ttulo2">
+    <w:name w:val="heading 2"/>
+    <w:basedOn w:val="Normal"/>
+    <w:next w:val="Textoindependiente"/>
+    <w:uiPriority w:val="9"/>
+    <w:unhideWhenUsed/>
+    <w:qFormat/>
+    <w:pPr>
+      <w:keepNext/>
+      <w:keepLines/>
+      <w:spacing w:before="200" w:after="0"/>
+      <w:outlineLvl w:val="1"/>
+    </w:pPr>
+    <w:rPr>
+      <w:rFonts w:asciiTheme="majorHAnsi" w:eastAsiaTheme="majorEastAsia" w:hAnsiTheme="majorHAnsi" w:cstheme="majorBidi"/>
+      <w:b/>
+      <w:bCs/>
+      <w:color w:val="4F81BD" w:themeColor="accent1"/>
+      <w:sz w:val="28"/>
+      <w:szCs w:val="28"/>
+    </w:rPr>
+  </w:style>
+  <w:style w:type="paragraph" w:styleId="Ttulo3">
+    <w:name w:val="heading 3"/>
+    <w:basedOn w:val="Normal"/>
+    <w:next w:val="Textoindependiente"/>
+    <w:uiPriority w:val="9"/>
+    <w:unhideWhenUsed/>
+    <w:qFormat/>
+    <w:pPr>
+      <w:keepNext/>
+      <w:keepLines/>
+      <w:spacing w:before="200" w:after="0"/>
+      <w:outlineLvl w:val="2"/>
+    </w:pPr>
+    <w:rPr>
+      <w:rFonts w:asciiTheme="majorHAnsi" w:eastAsiaTheme="majorEastAsia" w:hAnsiTheme="majorHAnsi" w:cstheme="majorBidi"/>
+      <w:b/>
+      <w:bCs/>
+      <w:color w:val="4F81BD" w:themeColor="accent1"/>
+    </w:rPr>
+  </w:style>
+  <w:style w:type="paragraph" w:styleId="Ttulo4">
+    <w:name w:val="heading 4"/>
+    <w:basedOn w:val="Normal"/>
+    <w:next w:val="Textoindependiente"/>
+    <w:uiPriority w:val="9"/>
+    <w:unhideWhenUsed/>
+    <w:qFormat/>
+    <w:pPr>
+      <w:keepNext/>
+      <w:keepLines/>
+      <w:spacing w:before="200" w:after="0"/>
+      <w:outlineLvl w:val="3"/>
+    </w:pPr>
+    <w:rPr>
+      <w:rFonts w:asciiTheme="majorHAnsi" w:eastAsiaTheme="majorEastAsia" w:hAnsiTheme="majorHAnsi" w:cstheme="majorBidi"/>
+      <w:bCs/>
+      <w:i/>
+      <w:color w:val="4F81BD" w:themeColor="accent1"/>
+    </w:rPr>
+  </w:style>
+  <w:style w:type="paragraph" w:styleId="Ttulo5">
+    <w:name w:val="heading 5"/>
+    <w:basedOn w:val="Normal"/>
+    <w:next w:val="Textoindependiente"/>
+    <w:uiPriority w:val="9"/>
+    <w:unhideWhenUsed/>
+    <w:qFormat/>
+    <w:pPr>
+      <w:keepNext/>
+      <w:keepLines/>
+      <w:spacing w:before="200" w:after="0"/>
+      <w:outlineLvl w:val="4"/>
+    </w:pPr>
+    <w:rPr>
+      <w:rFonts w:asciiTheme="majorHAnsi" w:eastAsiaTheme="majorEastAsia" w:hAnsiTheme="majorHAnsi" w:cstheme="majorBidi"/>
+      <w:iCs/>
+      <w:color w:val="4F81BD" w:themeColor="accent1"/>
+    </w:rPr>
+  </w:style>
+  <w:style w:type="paragraph" w:styleId="Ttulo6">
+    <w:name w:val="heading 6"/>
+    <w:basedOn w:val="Normal"/>
+    <w:next w:val="Textoindependiente"/>
+    <w:uiPriority w:val="9"/>
+    <w:unhideWhenUsed/>
+    <w:qFormat/>
+    <w:pPr>
+      <w:keepNext/>
+      <w:keepLines/>
+      <w:spacing w:before="200" w:after="0"/>
+      <w:outlineLvl w:val="5"/>
+    </w:pPr>
+    <w:rPr>
+      <w:rFonts w:asciiTheme="majorHAnsi" w:eastAsiaTheme="majorEastAsia" w:hAnsiTheme="majorHAnsi" w:cstheme="majorBidi"/>
+      <w:color w:val="4F81BD" w:themeColor="accent1"/>
+    </w:rPr>
+  </w:style>
+  <w:style w:type="paragraph" w:styleId="Ttulo7">
+    <w:name w:val="heading 7"/>
+    <w:basedOn w:val="Normal"/>
+    <w:next w:val="Textoindependiente"/>
+    <w:uiPriority w:val="9"/>
+    <w:unhideWhenUsed/>
+    <w:qFormat/>
+    <w:pPr>
+      <w:keepNext/>
+      <w:keepLines/>
+      <w:spacing w:before="200" w:after="0"/>
+      <w:outlineLvl w:val="6"/>
+    </w:pPr>
+    <w:rPr>
+      <w:rFonts w:asciiTheme="majorHAnsi" w:eastAsiaTheme="majorEastAsia" w:hAnsiTheme="majorHAnsi" w:cstheme="majorBidi"/>
+      <w:color w:val="4F81BD" w:themeColor="accent1"/>
+    </w:rPr>
+  </w:style>
+  <w:style w:type="paragraph" w:styleId="Ttulo8">
+    <w:name w:val="heading 8"/>
+    <w:basedOn w:val="Normal"/>
+    <w:next w:val="Textoindependiente"/>
+    <w:uiPriority w:val="9"/>
+    <w:unhideWhenUsed/>
+    <w:qFormat/>
+    <w:pPr>
+      <w:keepNext/>
+      <w:keepLines/>
+      <w:spacing w:before="200" w:after="0"/>
+      <w:outlineLvl w:val="7"/>
+    </w:pPr>
+    <w:rPr>
+      <w:rFonts w:asciiTheme="majorHAnsi" w:eastAsiaTheme="majorEastAsia" w:hAnsiTheme="majorHAnsi" w:cstheme="majorBidi"/>
+      <w:color w:val="4F81BD" w:themeColor="accent1"/>
+    </w:rPr>
+  </w:style>
+  <w:style w:type="paragraph" w:styleId="Ttulo9">
+    <w:name w:val="heading 9"/>
+    <w:basedOn w:val="Normal"/>
+    <w:next w:val="Textoindependiente"/>
+    <w:uiPriority w:val="9"/>
+    <w:unhideWhenUsed/>
+    <w:qFormat/>
+    <w:pPr>
+      <w:keepNext/>
+      <w:keepLines/>
+      <w:spacing w:before="200" w:after="0"/>
+      <w:outlineLvl w:val="8"/>
+    </w:pPr>
+    <w:rPr>
+      <w:rFonts w:asciiTheme="majorHAnsi" w:eastAsiaTheme="majorEastAsia" w:hAnsiTheme="majorHAnsi" w:cstheme="majorBidi"/>
+      <w:color w:val="4F81BD" w:themeColor="accent1"/>
+    </w:rPr>
+  </w:style>
+  <w:style w:type="character" w:default="1" w:styleId="Fuentedeprrafopredeter">
+    <w:name w:val="Default Paragraph Font"/>
+    <w:uiPriority w:val="1"/>
+    <w:semiHidden/>
+    <w:unhideWhenUsed/>
+  </w:style>
+  <w:style w:type="table" w:default="1" w:styleId="Tablanormal">
+    <w:name w:val="Normal Table"/>
+    <w:uiPriority w:val="99"/>
+    <w:semiHidden/>
+    <w:unhideWhenUsed/>
+    <w:tblPr>
+      <w:tblInd w:w="0" w:type="dxa"/>
+      <w:tblCellMar>
+        <w:top w:w="0" w:type="dxa"/>
+        <w:left w:w="108" w:type="dxa"/>
+        <w:bottom w:w="0" w:type="dxa"/>
+        <w:right w:w="108" w:type="dxa"/>
+      </w:tblCellMar>
+    </w:tblPr>
+  </w:style>
+  <w:style w:type="numbering" w:default="1" w:styleId="Sinlista">
+    <w:name w:val="No List"/>
+    <w:uiPriority w:val="99"/>
+    <w:semiHidden/>
+    <w:unhideWhenUsed/>
+  </w:style>
+  <w:style w:type="paragraph" w:styleId="Textoindependiente">
+    <w:name w:val="Body Text"/>
+    <w:basedOn w:val="Normal"/>
+    <w:qFormat/>
+    <w:pPr>
+      <w:spacing w:before="180" w:after="180"/>
+    </w:pPr>
+  </w:style>
+  <w:style w:type="paragraph" w:customStyle="1" w:styleId="FirstParagraph">
+    <w:name w:val="First Paragraph"/>
+    <w:basedOn w:val="Textoindependiente"/>
+    <w:next w:val="Textoindependiente"/>
+    <w:qFormat/>
+  </w:style>
+  <w:style w:type="paragraph" w:customStyle="1" w:styleId="Compact">
+    <w:name w:val="Compact"/>
+    <w:basedOn w:val="Textoindependiente"/>
+    <w:qFormat/>
+    <w:pPr>
+      <w:spacing w:before="36" w:after="36"/>
+    </w:pPr>
+  </w:style>
+  <w:style w:type="paragraph" w:styleId="Ttulo">
+    <w:name w:val="Title"/>
+    <w:basedOn w:val="Normal"/>
+    <w:next w:val="Textoindependiente"/>
+    <w:qFormat/>
+    <w:pPr>
+      <w:keepNext/>
+      <w:keepLines/>
+      <w:spacing w:before="480" w:after="240"/>
       <w:jc w:val="center"/>
     </w:pPr>
     <w:rPr>
-      <w:rFonts w:asciiTheme="majorHAnsi" w:cstheme="majorBidi" w:eastAsiaTheme="majorEastAsia" w:hAnsiTheme="majorHAnsi"/>
+      <w:rFonts w:asciiTheme="majorHAnsi" w:eastAsiaTheme="majorEastAsia" w:hAnsiTheme="majorHAnsi" w:cstheme="majorBidi"/>
       <w:b/>
       <w:bCs/>
-      <w:color w:themeColor="accent1" w:themeShade="B5" w:val="345A8A"/>
+      <w:color w:val="345A8A" w:themeColor="accent1" w:themeShade="B5"/>
       <w:sz w:val="36"/>
       <w:szCs w:val="36"/>
     </w:rPr>
   </w:style>
-  <w:style w:styleId="Subtitle" w:type="paragraph">
+  <w:style w:type="paragraph" w:styleId="Subttulo">
     <w:name w:val="Subtitle"/>
-    <w:basedOn w:val="Title"/>
-    <w:next w:val="BodyText"/>
+    <w:basedOn w:val="Ttulo"/>
+    <w:next w:val="Textoindependiente"/>
     <w:qFormat/>
     <w:pPr>
-      <w:keepNext/>
-      <w:keepLines/>
-      <w:spacing w:after="240" w:before="240"/>
-      <w:jc w:val="center"/>
+      <w:spacing w:before="240"/>
     </w:pPr>
     <w:rPr>
       <w:sz w:val="30"/>
       <w:szCs w:val="30"/>
     </w:rPr>
   </w:style>
-  <w:style w:customStyle="1" w:styleId="Author" w:type="paragraph">
+  <w:style w:type="paragraph" w:customStyle="1" w:styleId="Author">
     <w:name w:val="Author"/>
-    <w:next w:val="BodyText"/>
+    <w:next w:val="Textoindependiente"/>
     <w:qFormat/>
     <w:pPr>
       <w:keepNext/>
@@ -7779,9 +8501,9 @@
       <w:jc w:val="center"/>
     </w:pPr>
   </w:style>
-  <w:style w:styleId="Date" w:type="paragraph">
+  <w:style w:type="paragraph" w:styleId="Fecha">
     <w:name w:val="Date"/>
-    <w:next w:val="BodyText"/>
+    <w:next w:val="Textoindependiente"/>
     <w:qFormat/>
     <w:pPr>
       <w:keepNext/>
@@ -7789,274 +8511,75 @@
       <w:jc w:val="center"/>
     </w:pPr>
   </w:style>
-  <w:style w:customStyle="1" w:styleId="Abstract" w:type="paragraph">
+  <w:style w:type="paragraph" w:customStyle="1" w:styleId="Abstract">
     <w:name w:val="Abstract"/>
     <w:basedOn w:val="Normal"/>
-    <w:next w:val="BodyText"/>
+    <w:next w:val="Textoindependiente"/>
     <w:qFormat/>
     <w:pPr>
       <w:keepNext/>
       <w:keepLines/>
-      <w:spacing w:after="300" w:before="300"/>
+      <w:spacing w:before="300" w:after="300"/>
     </w:pPr>
     <w:rPr>
       <w:sz w:val="20"/>
       <w:szCs w:val="20"/>
     </w:rPr>
   </w:style>
-  <w:style w:styleId="Bibliography" w:type="paragraph">
+  <w:style w:type="paragraph" w:styleId="Bibliografa">
     <w:name w:val="Bibliography"/>
     <w:basedOn w:val="Normal"/>
-    <w:next w:val="Bibliography"/>
     <w:qFormat/>
-    <w:pPr/>
-    <w:rPr/>
   </w:style>
-  <w:style w:styleId="Heading1" w:type="paragraph">
-    <w:name w:val="Heading 1"/>
-    <w:basedOn w:val="Normal"/>
-    <w:next w:val="BodyText"/>
-    <w:uiPriority w:val="9"/>
-    <w:qFormat/>
-    <w:pPr>
-      <w:keepNext/>
-      <w:keepLines/>
-      <w:spacing w:after="0" w:before="480"/>
-      <w:outlineLvl w:val="0"/>
-    </w:pPr>
-    <w:rPr>
-      <w:rFonts w:asciiTheme="majorHAnsi" w:cstheme="majorBidi" w:eastAsiaTheme="majorEastAsia" w:hAnsiTheme="majorHAnsi"/>
-      <w:b/>
-      <w:bCs/>
-      <w:color w:themeColor="accent1" w:val="4F81BD"/>
-      <w:sz w:val="32"/>
-      <w:szCs w:val="32"/>
-    </w:rPr>
-  </w:style>
-  <w:style w:styleId="Heading2" w:type="paragraph">
-    <w:name w:val="Heading 2"/>
-    <w:basedOn w:val="Normal"/>
-    <w:next w:val="BodyText"/>
+  <w:style w:type="paragraph" w:styleId="Textodebloque">
+    <w:name w:val="Block Text"/>
+    <w:basedOn w:val="Textoindependiente"/>
+    <w:next w:val="Textoindependiente"/>
     <w:uiPriority w:val="9"/>
     <w:unhideWhenUsed/>
     <w:qFormat/>
     <w:pPr>
-      <w:keepNext/>
-      <w:keepLines/>
-      <w:spacing w:after="0" w:before="200"/>
-      <w:outlineLvl w:val="1"/>
-    </w:pPr>
-    <w:rPr>
-      <w:rFonts w:asciiTheme="majorHAnsi" w:cstheme="majorBidi" w:eastAsiaTheme="majorEastAsia" w:hAnsiTheme="majorHAnsi"/>
-      <w:b/>
-      <w:bCs/>
-      <w:color w:themeColor="accent1" w:val="4F81BD"/>
-      <w:sz w:val="28"/>
-      <w:szCs w:val="28"/>
-    </w:rPr>
-  </w:style>
-  <w:style w:styleId="Heading3" w:type="paragraph">
-    <w:name w:val="Heading 3"/>
-    <w:basedOn w:val="Normal"/>
-    <w:next w:val="BodyText"/>
-    <w:uiPriority w:val="9"/>
-    <w:unhideWhenUsed/>
-    <w:qFormat/>
-    <w:pPr>
-      <w:keepNext/>
-      <w:keepLines/>
-      <w:spacing w:after="0" w:before="200"/>
-      <w:outlineLvl w:val="2"/>
-    </w:pPr>
-    <w:rPr>
-      <w:rFonts w:asciiTheme="majorHAnsi" w:cstheme="majorBidi" w:eastAsiaTheme="majorEastAsia" w:hAnsiTheme="majorHAnsi"/>
-      <w:b/>
-      <w:bCs/>
-      <w:color w:themeColor="accent1" w:val="4F81BD"/>
-      <w:sz w:val="24"/>
-      <w:szCs w:val="24"/>
-    </w:rPr>
-  </w:style>
-  <w:style w:styleId="Heading4" w:type="paragraph">
-    <w:name w:val="Heading 4"/>
-    <w:basedOn w:val="Normal"/>
-    <w:next w:val="BodyText"/>
-    <w:uiPriority w:val="9"/>
-    <w:unhideWhenUsed/>
-    <w:qFormat/>
-    <w:pPr>
-      <w:keepNext/>
-      <w:keepLines/>
-      <w:spacing w:after="0" w:before="200"/>
-      <w:outlineLvl w:val="3"/>
-    </w:pPr>
-    <w:rPr>
-      <w:rFonts w:asciiTheme="majorHAnsi" w:cstheme="majorBidi" w:eastAsiaTheme="majorEastAsia" w:hAnsiTheme="majorHAnsi"/>
-      <w:i/>
-      <w:bCs/>
-      <w:color w:themeColor="accent1" w:val="4F81BD"/>
-      <w:sz w:val="24"/>
-      <w:szCs w:val="24"/>
-    </w:rPr>
-  </w:style>
-  <w:style w:styleId="Heading5" w:type="paragraph">
-    <w:name w:val="Heading 5"/>
-    <w:basedOn w:val="Normal"/>
-    <w:next w:val="BodyText"/>
-    <w:uiPriority w:val="9"/>
-    <w:unhideWhenUsed/>
-    <w:qFormat/>
-    <w:pPr>
-      <w:keepNext/>
-      <w:keepLines/>
-      <w:spacing w:after="0" w:before="200"/>
-      <w:outlineLvl w:val="4"/>
-    </w:pPr>
-    <w:rPr>
-      <w:rFonts w:asciiTheme="majorHAnsi" w:cstheme="majorBidi" w:eastAsiaTheme="majorEastAsia" w:hAnsiTheme="majorHAnsi"/>
-      <w:iCs/>
-      <w:color w:themeColor="accent1" w:val="4F81BD"/>
-      <w:sz w:val="24"/>
-      <w:szCs w:val="24"/>
-    </w:rPr>
-  </w:style>
-  <w:style w:styleId="Heading6" w:type="paragraph">
-    <w:name w:val="Heading 6"/>
-    <w:basedOn w:val="Normal"/>
-    <w:next w:val="BodyText"/>
-    <w:uiPriority w:val="9"/>
-    <w:unhideWhenUsed/>
-    <w:qFormat/>
-    <w:pPr>
-      <w:keepNext/>
-      <w:keepLines/>
-      <w:spacing w:after="0" w:before="200"/>
-      <w:outlineLvl w:val="5"/>
-    </w:pPr>
-    <w:rPr>
-      <w:rFonts w:asciiTheme="majorHAnsi" w:cstheme="majorBidi" w:eastAsiaTheme="majorEastAsia" w:hAnsiTheme="majorHAnsi"/>
-      <w:color w:themeColor="accent1" w:val="4F81BD"/>
-      <w:sz w:val="24"/>
-      <w:szCs w:val="24"/>
-    </w:rPr>
-  </w:style>
-  <w:style w:styleId="Heading7" w:type="paragraph">
-    <w:name w:val="Heading 7"/>
-    <w:basedOn w:val="Normal"/>
-    <w:next w:val="BodyText"/>
-    <w:uiPriority w:val="9"/>
-    <w:unhideWhenUsed/>
-    <w:qFormat/>
-    <w:pPr>
-      <w:keepNext/>
-      <w:keepLines/>
-      <w:spacing w:after="0" w:before="200"/>
-      <w:outlineLvl w:val="6"/>
-    </w:pPr>
-    <w:rPr>
-      <w:rFonts w:asciiTheme="majorHAnsi" w:cstheme="majorBidi" w:eastAsiaTheme="majorEastAsia" w:hAnsiTheme="majorHAnsi"/>
-      <w:color w:themeColor="accent1" w:val="4F81BD"/>
-      <w:sz w:val="24"/>
-      <w:szCs w:val="24"/>
-    </w:rPr>
-  </w:style>
-  <w:style w:styleId="Heading8" w:type="paragraph">
-    <w:name w:val="Heading 8"/>
-    <w:basedOn w:val="Normal"/>
-    <w:next w:val="BodyText"/>
-    <w:uiPriority w:val="9"/>
-    <w:unhideWhenUsed/>
-    <w:qFormat/>
-    <w:pPr>
-      <w:keepNext/>
-      <w:keepLines/>
-      <w:spacing w:after="0" w:before="200"/>
-      <w:outlineLvl w:val="7"/>
-    </w:pPr>
-    <w:rPr>
-      <w:rFonts w:asciiTheme="majorHAnsi" w:cstheme="majorBidi" w:eastAsiaTheme="majorEastAsia" w:hAnsiTheme="majorHAnsi"/>
-      <w:color w:themeColor="accent1" w:val="4F81BD"/>
-      <w:sz w:val="24"/>
-      <w:szCs w:val="24"/>
-    </w:rPr>
-  </w:style>
-  <w:style w:styleId="Heading9" w:type="paragraph">
-    <w:name w:val="Heading 9"/>
-    <w:basedOn w:val="Normal"/>
-    <w:next w:val="BodyText"/>
-    <w:uiPriority w:val="9"/>
-    <w:unhideWhenUsed/>
-    <w:qFormat/>
-    <w:pPr>
-      <w:keepNext/>
-      <w:keepLines/>
-      <w:spacing w:after="0" w:before="200"/>
-      <w:outlineLvl w:val="8"/>
-    </w:pPr>
-    <w:rPr>
-      <w:rFonts w:asciiTheme="majorHAnsi" w:cstheme="majorBidi" w:eastAsiaTheme="majorEastAsia" w:hAnsiTheme="majorHAnsi"/>
-      <w:color w:themeColor="accent1" w:val="4F81BD"/>
-      <w:sz w:val="24"/>
-      <w:szCs w:val="24"/>
-    </w:rPr>
-  </w:style>
-  <w:style w:styleId="BlockText" w:type="paragraph">
-    <w:name w:val="Block Text"/>
-    <w:basedOn w:val="BodyText"/>
-    <w:next w:val="BodyText"/>
-    <w:uiPriority w:val="9"/>
-    <w:unhideWhenUsed/>
-    <w:qFormat/>
-    <w:pPr>
-      <w:spacing w:after="100" w:before="100"/>
-      <w:ind w:firstLine="0" w:left="480" w:right="480"/>
+      <w:spacing w:before="100" w:after="100"/>
+      <w:ind w:left="480" w:right="480"/>
     </w:pPr>
   </w:style>
-  <w:style w:styleId="FootnoteText" w:type="paragraph">
-    <w:name w:val="Footnote Text"/>
+  <w:style w:type="paragraph" w:styleId="Textonotapie">
+    <w:name w:val="footnote text"/>
     <w:basedOn w:val="Normal"/>
-    <w:next w:val="FootnoteText"/>
     <w:uiPriority w:val="9"/>
     <w:unhideWhenUsed/>
     <w:qFormat/>
   </w:style>
-  <w:style w:default="1" w:styleId="DefaultParagraphFont" w:type="character">
-    <w:name w:val="Default Paragraph Font"/>
-    <w:semiHidden/>
-    <w:unhideWhenUsed/>
-  </w:style>
-  <w:style w:default="1" w:styleId="Table" w:type="table">
+  <w:style w:type="table" w:customStyle="1" w:styleId="Table">
     <w:name w:val="Table"/>
-    <w:basedOn w:val="TableNormal"/>
     <w:semiHidden/>
     <w:unhideWhenUsed/>
     <w:qFormat/>
     <w:tblPr>
-      <w:tblInd w:type="dxa" w:w="0"/>
+      <w:tblInd w:w="0" w:type="dxa"/>
       <w:tblCellMar>
-        <w:top w:type="dxa" w:w="0"/>
-        <w:left w:type="dxa" w:w="108"/>
-        <w:bottom w:type="dxa" w:w="0"/>
-        <w:right w:type="dxa" w:w="108"/>
+        <w:top w:w="0" w:type="dxa"/>
+        <w:left w:w="108" w:type="dxa"/>
+        <w:bottom w:w="0" w:type="dxa"/>
+        <w:right w:w="108" w:type="dxa"/>
       </w:tblCellMar>
     </w:tblPr>
     <w:tblStylePr w:type="firstRow">
       <w:tblPr>
         <w:jc w:val="left"/>
-        <w:tblInd w:type="dxa" w:w="0"/>
       </w:tblPr>
       <w:trPr>
         <w:jc w:val="left"/>
       </w:trPr>
       <w:tcPr>
+        <w:tcBorders>
+          <w:bottom w:val="single" w:sz="0" w:space="0" w:color="auto"/>
+        </w:tcBorders>
         <w:vAlign w:val="bottom"/>
-        <w:tcBorders>
-          <w:bottom w:val="single"/>
-        </w:tcBorders>
       </w:tcPr>
     </w:tblStylePr>
   </w:style>
-  <w:style w:customStyle="1" w:styleId="DefinitionTerm" w:type="paragraph">
+  <w:style w:type="paragraph" w:customStyle="1" w:styleId="DefinitionTerm">
     <w:name w:val="Definition Term"/>
     <w:basedOn w:val="Normal"/>
     <w:next w:val="Definition"/>
@@ -8069,78 +8592,79 @@
       <w:b/>
     </w:rPr>
   </w:style>
-  <w:style w:customStyle="1" w:styleId="Definition" w:type="paragraph">
+  <w:style w:type="paragraph" w:customStyle="1" w:styleId="Definition">
     <w:name w:val="Definition"/>
     <w:basedOn w:val="Normal"/>
   </w:style>
-  <w:style w:styleId="Caption" w:type="paragraph">
-    <w:name w:val="Caption"/>
+  <w:style w:type="paragraph" w:styleId="Descripcin">
+    <w:name w:val="caption"/>
     <w:basedOn w:val="Normal"/>
-    <w:link w:val="BodyTextChar"/>
+    <w:link w:val="DescripcinCar"/>
     <w:pPr>
-      <w:spacing w:after="120" w:before="0"/>
+      <w:spacing w:after="120"/>
     </w:pPr>
     <w:rPr>
       <w:i/>
     </w:rPr>
   </w:style>
-  <w:style w:customStyle="1" w:styleId="TableCaption" w:type="paragraph">
+  <w:style w:type="paragraph" w:customStyle="1" w:styleId="TableCaption">
     <w:name w:val="Table Caption"/>
-    <w:basedOn w:val="Caption"/>
+    <w:basedOn w:val="Descripcin"/>
     <w:pPr>
       <w:keepNext/>
     </w:pPr>
   </w:style>
-  <w:style w:customStyle="1" w:styleId="ImageCaption" w:type="paragraph">
+  <w:style w:type="paragraph" w:customStyle="1" w:styleId="ImageCaption">
     <w:name w:val="Image Caption"/>
-    <w:basedOn w:val="Caption"/>
+    <w:basedOn w:val="Descripcin"/>
   </w:style>
-  <w:style w:customStyle="1" w:styleId="Figure" w:type="paragraph">
+  <w:style w:type="paragraph" w:customStyle="1" w:styleId="Figure">
     <w:name w:val="Figure"/>
     <w:basedOn w:val="Normal"/>
   </w:style>
-  <w:style w:customStyle="1" w:styleId="CaptionedFigure" w:type="paragraph">
+  <w:style w:type="paragraph" w:customStyle="1" w:styleId="CaptionedFigure">
     <w:name w:val="Captioned Figure"/>
     <w:basedOn w:val="Figure"/>
     <w:pPr>
       <w:keepNext/>
     </w:pPr>
   </w:style>
-  <w:style w:customStyle="1" w:styleId="BodyTextChar" w:type="character">
-    <w:name w:val="Body Text Char"/>
-    <w:basedOn w:val="DefaultParagraphFont"/>
-    <w:link w:val="BodyText"/>
+  <w:style w:type="character" w:customStyle="1" w:styleId="DescripcinCar">
+    <w:name w:val="Descripción Car"/>
+    <w:basedOn w:val="Fuentedeprrafopredeter"/>
+    <w:link w:val="Descripcin"/>
   </w:style>
-  <w:style w:customStyle="1" w:styleId="VerbatimChar" w:type="character">
+  <w:style w:type="character" w:customStyle="1" w:styleId="VerbatimChar">
     <w:name w:val="Verbatim Char"/>
-    <w:basedOn w:val="BodyTextChar"/>
+    <w:basedOn w:val="DescripcinCar"/>
+    <w:link w:val="SourceCode"/>
     <w:rPr>
       <w:rFonts w:ascii="Consolas" w:hAnsi="Consolas"/>
       <w:sz w:val="22"/>
     </w:rPr>
   </w:style>
-  <w:style w:customStyle="1" w:styleId="SectionNumber" w:type="character">
+  <w:style w:type="character" w:customStyle="1" w:styleId="SectionNumber">
     <w:name w:val="Section Number"/>
-    <w:basedOn w:val="BodyTextChar"/>
+    <w:basedOn w:val="DescripcinCar"/>
   </w:style>
-  <w:style w:styleId="FootnoteReference" w:type="character">
-    <w:name w:val="Footnote Reference"/>
-    <w:basedOn w:val="BodyTextChar"/>
+  <w:style w:type="character" w:styleId="Refdenotaalpie">
+    <w:name w:val="footnote reference"/>
+    <w:basedOn w:val="DescripcinCar"/>
     <w:rPr>
       <w:vertAlign w:val="superscript"/>
     </w:rPr>
   </w:style>
-  <w:style w:styleId="Hyperlink" w:type="character">
+  <w:style w:type="character" w:styleId="Hipervnculo">
     <w:name w:val="Hyperlink"/>
-    <w:basedOn w:val="BodyTextChar"/>
+    <w:basedOn w:val="DescripcinCar"/>
     <w:rPr>
-      <w:color w:themeColor="accent1" w:val="4F81BD"/>
+      <w:color w:val="4F81BD" w:themeColor="accent1"/>
     </w:rPr>
   </w:style>
-  <w:style w:styleId="TOCHeading" w:type="paragraph">
+  <w:style w:type="paragraph" w:styleId="TtuloTDC">
     <w:name w:val="TOC Heading"/>
-    <w:basedOn w:val="Heading1"/>
-    <w:next w:val="BodyText"/>
+    <w:basedOn w:val="Ttulo1"/>
+    <w:next w:val="Textoindependiente"/>
     <w:uiPriority w:val="39"/>
     <w:unhideWhenUsed/>
     <w:qFormat/>
@@ -8149,10 +8673,9 @@
       <w:outlineLvl w:val="9"/>
     </w:pPr>
     <w:rPr>
-      <w:rFonts w:asciiTheme="majorHAnsi" w:cstheme="majorBidi" w:eastAsiaTheme="majorEastAsia" w:hAnsiTheme="majorHAnsi"/>
       <w:b w:val="0"/>
       <w:bCs w:val="0"/>
-      <w:color w:themeColor="accent1" w:themeShade="BF" w:val="365F91"/>
+      <w:color w:val="365F91" w:themeColor="accent1" w:themeShade="BF"/>
     </w:rPr>
   </w:style>
   <w:style w:type="paragraph" w:customStyle="1" w:styleId="SourceCode">
@@ -8160,234 +8683,299 @@
     <w:basedOn w:val="Normal"/>
     <w:link w:val="VerbatimChar"/>
     <w:pPr>
-      <w:wordWrap w:val="off"/>
+      <w:wordWrap w:val="0"/>
     </w:pPr>
   </w:style>
   <w:style w:type="character" w:customStyle="1" w:styleId="KeywordTok">
     <w:name w:val="KeywordTok"/>
     <w:basedOn w:val="VerbatimChar"/>
     <w:rPr>
+      <w:rFonts w:ascii="Consolas" w:hAnsi="Consolas"/>
+      <w:b/>
       <w:color w:val="007020"/>
-      <w:b/>
+      <w:sz w:val="22"/>
     </w:rPr>
   </w:style>
   <w:style w:type="character" w:customStyle="1" w:styleId="DataTypeTok">
     <w:name w:val="DataTypeTok"/>
     <w:basedOn w:val="VerbatimChar"/>
     <w:rPr>
+      <w:rFonts w:ascii="Consolas" w:hAnsi="Consolas"/>
       <w:color w:val="902000"/>
+      <w:sz w:val="22"/>
     </w:rPr>
   </w:style>
   <w:style w:type="character" w:customStyle="1" w:styleId="DecValTok">
     <w:name w:val="DecValTok"/>
     <w:basedOn w:val="VerbatimChar"/>
     <w:rPr>
-      <w:color w:val="40a070"/>
+      <w:rFonts w:ascii="Consolas" w:hAnsi="Consolas"/>
+      <w:color w:val="40A070"/>
+      <w:sz w:val="22"/>
     </w:rPr>
   </w:style>
   <w:style w:type="character" w:customStyle="1" w:styleId="BaseNTok">
     <w:name w:val="BaseNTok"/>
     <w:basedOn w:val="VerbatimChar"/>
     <w:rPr>
-      <w:color w:val="40a070"/>
+      <w:rFonts w:ascii="Consolas" w:hAnsi="Consolas"/>
+      <w:color w:val="40A070"/>
+      <w:sz w:val="22"/>
     </w:rPr>
   </w:style>
   <w:style w:type="character" w:customStyle="1" w:styleId="FloatTok">
     <w:name w:val="FloatTok"/>
     <w:basedOn w:val="VerbatimChar"/>
     <w:rPr>
-      <w:color w:val="40a070"/>
+      <w:rFonts w:ascii="Consolas" w:hAnsi="Consolas"/>
+      <w:color w:val="40A070"/>
+      <w:sz w:val="22"/>
     </w:rPr>
   </w:style>
   <w:style w:type="character" w:customStyle="1" w:styleId="ConstantTok">
     <w:name w:val="ConstantTok"/>
     <w:basedOn w:val="VerbatimChar"/>
     <w:rPr>
+      <w:rFonts w:ascii="Consolas" w:hAnsi="Consolas"/>
       <w:color w:val="880000"/>
+      <w:sz w:val="22"/>
     </w:rPr>
   </w:style>
   <w:style w:type="character" w:customStyle="1" w:styleId="CharTok">
     <w:name w:val="CharTok"/>
     <w:basedOn w:val="VerbatimChar"/>
     <w:rPr>
-      <w:color w:val="4070a0"/>
+      <w:rFonts w:ascii="Consolas" w:hAnsi="Consolas"/>
+      <w:color w:val="4070A0"/>
+      <w:sz w:val="22"/>
     </w:rPr>
   </w:style>
   <w:style w:type="character" w:customStyle="1" w:styleId="SpecialCharTok">
     <w:name w:val="SpecialCharTok"/>
     <w:basedOn w:val="VerbatimChar"/>
     <w:rPr>
-      <w:color w:val="4070a0"/>
+      <w:rFonts w:ascii="Consolas" w:hAnsi="Consolas"/>
+      <w:color w:val="4070A0"/>
+      <w:sz w:val="22"/>
     </w:rPr>
   </w:style>
   <w:style w:type="character" w:customStyle="1" w:styleId="StringTok">
     <w:name w:val="StringTok"/>
     <w:basedOn w:val="VerbatimChar"/>
     <w:rPr>
-      <w:color w:val="4070a0"/>
+      <w:rFonts w:ascii="Consolas" w:hAnsi="Consolas"/>
+      <w:color w:val="4070A0"/>
+      <w:sz w:val="22"/>
     </w:rPr>
   </w:style>
   <w:style w:type="character" w:customStyle="1" w:styleId="VerbatimStringTok">
     <w:name w:val="VerbatimStringTok"/>
     <w:basedOn w:val="VerbatimChar"/>
     <w:rPr>
-      <w:color w:val="4070a0"/>
+      <w:rFonts w:ascii="Consolas" w:hAnsi="Consolas"/>
+      <w:color w:val="4070A0"/>
+      <w:sz w:val="22"/>
     </w:rPr>
   </w:style>
   <w:style w:type="character" w:customStyle="1" w:styleId="SpecialStringTok">
     <w:name w:val="SpecialStringTok"/>
     <w:basedOn w:val="VerbatimChar"/>
     <w:rPr>
-      <w:color w:val="bb6688"/>
+      <w:rFonts w:ascii="Consolas" w:hAnsi="Consolas"/>
+      <w:color w:val="BB6688"/>
+      <w:sz w:val="22"/>
     </w:rPr>
   </w:style>
   <w:style w:type="character" w:customStyle="1" w:styleId="ImportTok">
     <w:name w:val="ImportTok"/>
     <w:basedOn w:val="VerbatimChar"/>
     <w:rPr>
+      <w:rFonts w:ascii="Consolas" w:hAnsi="Consolas"/>
+      <w:b/>
       <w:color w:val="008000"/>
-      <w:b/>
+      <w:sz w:val="22"/>
     </w:rPr>
   </w:style>
   <w:style w:type="character" w:customStyle="1" w:styleId="CommentTok">
     <w:name w:val="CommentTok"/>
     <w:basedOn w:val="VerbatimChar"/>
     <w:rPr>
-      <w:color w:val="60a0b0"/>
+      <w:rFonts w:ascii="Consolas" w:hAnsi="Consolas"/>
       <w:i/>
+      <w:color w:val="60A0B0"/>
+      <w:sz w:val="22"/>
     </w:rPr>
   </w:style>
   <w:style w:type="character" w:customStyle="1" w:styleId="DocumentationTok">
     <w:name w:val="DocumentationTok"/>
     <w:basedOn w:val="VerbatimChar"/>
     <w:rPr>
-      <w:color w:val="ba2121"/>
+      <w:rFonts w:ascii="Consolas" w:hAnsi="Consolas"/>
       <w:i/>
+      <w:color w:val="BA2121"/>
+      <w:sz w:val="22"/>
     </w:rPr>
   </w:style>
   <w:style w:type="character" w:customStyle="1" w:styleId="AnnotationTok">
     <w:name w:val="AnnotationTok"/>
     <w:basedOn w:val="VerbatimChar"/>
     <w:rPr>
-      <w:color w:val="60a0b0"/>
+      <w:rFonts w:ascii="Consolas" w:hAnsi="Consolas"/>
       <w:b/>
       <w:i/>
+      <w:color w:val="60A0B0"/>
+      <w:sz w:val="22"/>
     </w:rPr>
   </w:style>
   <w:style w:type="character" w:customStyle="1" w:styleId="CommentVarTok">
     <w:name w:val="CommentVarTok"/>
     <w:basedOn w:val="VerbatimChar"/>
     <w:rPr>
-      <w:color w:val="60a0b0"/>
+      <w:rFonts w:ascii="Consolas" w:hAnsi="Consolas"/>
       <w:b/>
       <w:i/>
+      <w:color w:val="60A0B0"/>
+      <w:sz w:val="22"/>
     </w:rPr>
   </w:style>
   <w:style w:type="character" w:customStyle="1" w:styleId="OtherTok">
     <w:name w:val="OtherTok"/>
     <w:basedOn w:val="VerbatimChar"/>
     <w:rPr>
+      <w:rFonts w:ascii="Consolas" w:hAnsi="Consolas"/>
       <w:color w:val="007020"/>
+      <w:sz w:val="22"/>
     </w:rPr>
   </w:style>
   <w:style w:type="character" w:customStyle="1" w:styleId="FunctionTok">
     <w:name w:val="FunctionTok"/>
     <w:basedOn w:val="VerbatimChar"/>
     <w:rPr>
-      <w:color w:val="06287e"/>
+      <w:rFonts w:ascii="Consolas" w:hAnsi="Consolas"/>
+      <w:color w:val="06287E"/>
+      <w:sz w:val="22"/>
     </w:rPr>
   </w:style>
   <w:style w:type="character" w:customStyle="1" w:styleId="VariableTok">
     <w:name w:val="VariableTok"/>
     <w:basedOn w:val="VerbatimChar"/>
     <w:rPr>
-      <w:color w:val="19177c"/>
+      <w:rFonts w:ascii="Consolas" w:hAnsi="Consolas"/>
+      <w:color w:val="19177C"/>
+      <w:sz w:val="22"/>
     </w:rPr>
   </w:style>
   <w:style w:type="character" w:customStyle="1" w:styleId="ControlFlowTok">
     <w:name w:val="ControlFlowTok"/>
     <w:basedOn w:val="VerbatimChar"/>
     <w:rPr>
+      <w:rFonts w:ascii="Consolas" w:hAnsi="Consolas"/>
+      <w:b/>
       <w:color w:val="007020"/>
-      <w:b/>
+      <w:sz w:val="22"/>
     </w:rPr>
   </w:style>
   <w:style w:type="character" w:customStyle="1" w:styleId="OperatorTok">
     <w:name w:val="OperatorTok"/>
     <w:basedOn w:val="VerbatimChar"/>
     <w:rPr>
+      <w:rFonts w:ascii="Consolas" w:hAnsi="Consolas"/>
       <w:color w:val="666666"/>
+      <w:sz w:val="22"/>
     </w:rPr>
   </w:style>
   <w:style w:type="character" w:customStyle="1" w:styleId="BuiltInTok">
     <w:name w:val="BuiltInTok"/>
     <w:basedOn w:val="VerbatimChar"/>
     <w:rPr>
+      <w:rFonts w:ascii="Consolas" w:hAnsi="Consolas"/>
       <w:color w:val="008000"/>
+      <w:sz w:val="22"/>
     </w:rPr>
   </w:style>
   <w:style w:type="character" w:customStyle="1" w:styleId="ExtensionTok">
     <w:name w:val="ExtensionTok"/>
     <w:basedOn w:val="VerbatimChar"/>
-    <w:rPr/>
+    <w:rPr>
+      <w:rFonts w:ascii="Consolas" w:hAnsi="Consolas"/>
+      <w:sz w:val="22"/>
+    </w:rPr>
   </w:style>
   <w:style w:type="character" w:customStyle="1" w:styleId="PreprocessorTok">
     <w:name w:val="PreprocessorTok"/>
     <w:basedOn w:val="VerbatimChar"/>
     <w:rPr>
-      <w:color w:val="bc7a00"/>
+      <w:rFonts w:ascii="Consolas" w:hAnsi="Consolas"/>
+      <w:color w:val="BC7A00"/>
+      <w:sz w:val="22"/>
     </w:rPr>
   </w:style>
   <w:style w:type="character" w:customStyle="1" w:styleId="AttributeTok">
     <w:name w:val="AttributeTok"/>
     <w:basedOn w:val="VerbatimChar"/>
     <w:rPr>
-      <w:color w:val="7d9029"/>
+      <w:rFonts w:ascii="Consolas" w:hAnsi="Consolas"/>
+      <w:color w:val="7D9029"/>
+      <w:sz w:val="22"/>
     </w:rPr>
   </w:style>
   <w:style w:type="character" w:customStyle="1" w:styleId="RegionMarkerTok">
     <w:name w:val="RegionMarkerTok"/>
     <w:basedOn w:val="VerbatimChar"/>
-    <w:rPr/>
+    <w:rPr>
+      <w:rFonts w:ascii="Consolas" w:hAnsi="Consolas"/>
+      <w:sz w:val="22"/>
+    </w:rPr>
   </w:style>
   <w:style w:type="character" w:customStyle="1" w:styleId="InformationTok">
     <w:name w:val="InformationTok"/>
     <w:basedOn w:val="VerbatimChar"/>
     <w:rPr>
-      <w:color w:val="60a0b0"/>
+      <w:rFonts w:ascii="Consolas" w:hAnsi="Consolas"/>
       <w:b/>
       <w:i/>
+      <w:color w:val="60A0B0"/>
+      <w:sz w:val="22"/>
     </w:rPr>
   </w:style>
   <w:style w:type="character" w:customStyle="1" w:styleId="WarningTok">
     <w:name w:val="WarningTok"/>
     <w:basedOn w:val="VerbatimChar"/>
     <w:rPr>
-      <w:color w:val="60a0b0"/>
+      <w:rFonts w:ascii="Consolas" w:hAnsi="Consolas"/>
       <w:b/>
       <w:i/>
+      <w:color w:val="60A0B0"/>
+      <w:sz w:val="22"/>
     </w:rPr>
   </w:style>
   <w:style w:type="character" w:customStyle="1" w:styleId="AlertTok">
     <w:name w:val="AlertTok"/>
     <w:basedOn w:val="VerbatimChar"/>
     <w:rPr>
-      <w:color w:val="ff0000"/>
+      <w:rFonts w:ascii="Consolas" w:hAnsi="Consolas"/>
       <w:b/>
+      <w:color w:val="FF0000"/>
+      <w:sz w:val="22"/>
     </w:rPr>
   </w:style>
   <w:style w:type="character" w:customStyle="1" w:styleId="ErrorTok">
     <w:name w:val="ErrorTok"/>
     <w:basedOn w:val="VerbatimChar"/>
     <w:rPr>
-      <w:color w:val="ff0000"/>
+      <w:rFonts w:ascii="Consolas" w:hAnsi="Consolas"/>
       <w:b/>
+      <w:color w:val="FF0000"/>
+      <w:sz w:val="22"/>
     </w:rPr>
   </w:style>
   <w:style w:type="character" w:customStyle="1" w:styleId="NormalTok">
     <w:name w:val="NormalTok"/>
     <w:basedOn w:val="VerbatimChar"/>
-    <w:rPr/>
+    <w:rPr>
+      <w:rFonts w:ascii="Consolas" w:hAnsi="Consolas"/>
+      <w:sz w:val="22"/>
+    </w:rPr>
   </w:style>
 </w:styles>
 </file>
